--- a/New folder/PySpark-Functions - Day_2-DE.docx
+++ b/New folder/PySpark-Functions - Day_2-DE.docx
@@ -12,7 +12,6 @@
           <w:shd w:val="clear" w:color="auto" w:fill="F9F9F9"/>
         </w:rPr>
       </w:pPr>
-      <w:proofErr w:type="gramStart"/>
       <w:r>
         <w:rPr>
           <w:rFonts w:ascii="Courier New" w:eastAsia="Courier New" w:hAnsi="Courier New" w:cs="Courier New"/>
@@ -30,46 +29,16 @@
           <w:szCs w:val="20"/>
           <w:shd w:val="clear" w:color="auto" w:fill="E3E3E4"/>
         </w:rPr>
-        <w:t>(</w:t>
-      </w:r>
-      <w:proofErr w:type="gramEnd"/>
-      <w:r>
-        <w:rPr>
-          <w:rFonts w:ascii="Courier New" w:eastAsia="Courier New" w:hAnsi="Courier New" w:cs="Courier New"/>
-          <w:sz w:val="20"/>
-          <w:szCs w:val="20"/>
-          <w:shd w:val="clear" w:color="auto" w:fill="E3E3E4"/>
-        </w:rPr>
-        <w:t>)</w:t>
-      </w:r>
-      <w:r>
-        <w:rPr>
-          <w:sz w:val="20"/>
-          <w:szCs w:val="20"/>
-          <w:shd w:val="clear" w:color="auto" w:fill="F9F9F9"/>
-        </w:rPr>
-        <w:t xml:space="preserve"> function is used to drop/remove the duplicate rows (all columns) from </w:t>
-      </w:r>
-      <w:proofErr w:type="spellStart"/>
-      <w:r>
-        <w:rPr>
-          <w:sz w:val="20"/>
-          <w:szCs w:val="20"/>
-          <w:shd w:val="clear" w:color="auto" w:fill="F9F9F9"/>
-        </w:rPr>
-        <w:t>DataFrame</w:t>
-      </w:r>
-      <w:proofErr w:type="spellEnd"/>
-      <w:r>
-        <w:rPr>
-          <w:sz w:val="20"/>
-          <w:szCs w:val="20"/>
-          <w:shd w:val="clear" w:color="auto" w:fill="F9F9F9"/>
-        </w:rPr>
-        <w:t xml:space="preserve"> and </w:t>
-      </w:r>
-      <w:proofErr w:type="spellStart"/>
-      <w:proofErr w:type="gramStart"/>
+        <w:t>()</w:t>
+      </w:r>
+      <w:r>
+        <w:rPr>
+          <w:sz w:val="20"/>
+          <w:szCs w:val="20"/>
+          <w:shd w:val="clear" w:color="auto" w:fill="F9F9F9"/>
+        </w:rPr>
+        <w:t xml:space="preserve"> function is used to drop/remove the duplicate rows (all columns) from DataFrame and </w:t>
+      </w:r>
       <w:r>
         <w:rPr>
           <w:rFonts w:ascii="Courier New" w:eastAsia="Courier New" w:hAnsi="Courier New" w:cs="Courier New"/>
@@ -80,7 +49,6 @@
         </w:rPr>
         <w:t>dropDuplicates</w:t>
       </w:r>
-      <w:proofErr w:type="spellEnd"/>
       <w:r>
         <w:rPr>
           <w:rFonts w:ascii="Courier New" w:eastAsia="Courier New" w:hAnsi="Courier New" w:cs="Courier New"/>
@@ -88,17 +56,7 @@
           <w:szCs w:val="20"/>
           <w:shd w:val="clear" w:color="auto" w:fill="E3E3E4"/>
         </w:rPr>
-        <w:t>(</w:t>
-      </w:r>
-      <w:proofErr w:type="gramEnd"/>
-      <w:r>
-        <w:rPr>
-          <w:rFonts w:ascii="Courier New" w:eastAsia="Courier New" w:hAnsi="Courier New" w:cs="Courier New"/>
-          <w:sz w:val="20"/>
-          <w:szCs w:val="20"/>
-          <w:shd w:val="clear" w:color="auto" w:fill="E3E3E4"/>
-        </w:rPr>
-        <w:t>)</w:t>
+        <w:t>()</w:t>
       </w:r>
       <w:r>
         <w:rPr>
@@ -203,83 +161,53 @@
                 <w:szCs w:val="20"/>
                 <w:shd w:val="clear" w:color="auto" w:fill="F9F9F9"/>
               </w:rPr>
-              <w:t xml:space="preserve">import </w:t>
-            </w:r>
-            <w:proofErr w:type="spellStart"/>
-            <w:r>
-              <w:rPr>
-                <w:sz w:val="20"/>
-                <w:szCs w:val="20"/>
-                <w:shd w:val="clear" w:color="auto" w:fill="F9F9F9"/>
-              </w:rPr>
-              <w:t>pyspark</w:t>
-            </w:r>
-            <w:proofErr w:type="spellEnd"/>
-          </w:p>
-          <w:p>
-            <w:pPr>
-              <w:widowControl w:val="0"/>
-              <w:pBdr>
-                <w:top w:val="nil"/>
-                <w:left w:val="nil"/>
-                <w:bottom w:val="nil"/>
-                <w:right w:val="nil"/>
-                <w:between w:val="nil"/>
-              </w:pBdr>
-              <w:spacing w:line="240" w:lineRule="auto"/>
-              <w:jc w:val="both"/>
-              <w:rPr>
-                <w:sz w:val="20"/>
-                <w:szCs w:val="20"/>
-                <w:shd w:val="clear" w:color="auto" w:fill="F9F9F9"/>
-              </w:rPr>
-            </w:pPr>
-          </w:p>
-          <w:p>
-            <w:pPr>
-              <w:widowControl w:val="0"/>
-              <w:pBdr>
-                <w:top w:val="nil"/>
-                <w:left w:val="nil"/>
-                <w:bottom w:val="nil"/>
-                <w:right w:val="nil"/>
-                <w:between w:val="nil"/>
-              </w:pBdr>
-              <w:spacing w:line="240" w:lineRule="auto"/>
-              <w:jc w:val="both"/>
-              <w:rPr>
-                <w:sz w:val="20"/>
-                <w:szCs w:val="20"/>
-                <w:shd w:val="clear" w:color="auto" w:fill="F9F9F9"/>
-              </w:rPr>
-            </w:pPr>
-            <w:r>
-              <w:rPr>
-                <w:sz w:val="20"/>
-                <w:szCs w:val="20"/>
-                <w:shd w:val="clear" w:color="auto" w:fill="F9F9F9"/>
-              </w:rPr>
-              <w:t xml:space="preserve">from </w:t>
-            </w:r>
-            <w:proofErr w:type="spellStart"/>
-            <w:proofErr w:type="gramStart"/>
-            <w:r>
-              <w:rPr>
-                <w:sz w:val="20"/>
-                <w:szCs w:val="20"/>
-                <w:shd w:val="clear" w:color="auto" w:fill="F9F9F9"/>
-              </w:rPr>
-              <w:t>pyspark.sql.functions</w:t>
-            </w:r>
-            <w:proofErr w:type="spellEnd"/>
-            <w:proofErr w:type="gramEnd"/>
-            <w:r>
-              <w:rPr>
-                <w:sz w:val="20"/>
-                <w:szCs w:val="20"/>
-                <w:shd w:val="clear" w:color="auto" w:fill="F9F9F9"/>
-              </w:rPr>
-              <w:t xml:space="preserve"> import expr</w:t>
+              <w:t>import pyspark</w:t>
+            </w:r>
+          </w:p>
+          <w:p>
+            <w:pPr>
+              <w:widowControl w:val="0"/>
+              <w:pBdr>
+                <w:top w:val="nil"/>
+                <w:left w:val="nil"/>
+                <w:bottom w:val="nil"/>
+                <w:right w:val="nil"/>
+                <w:between w:val="nil"/>
+              </w:pBdr>
+              <w:spacing w:line="240" w:lineRule="auto"/>
+              <w:jc w:val="both"/>
+              <w:rPr>
+                <w:sz w:val="20"/>
+                <w:szCs w:val="20"/>
+                <w:shd w:val="clear" w:color="auto" w:fill="F9F9F9"/>
+              </w:rPr>
+            </w:pPr>
+          </w:p>
+          <w:p>
+            <w:pPr>
+              <w:widowControl w:val="0"/>
+              <w:pBdr>
+                <w:top w:val="nil"/>
+                <w:left w:val="nil"/>
+                <w:bottom w:val="nil"/>
+                <w:right w:val="nil"/>
+                <w:between w:val="nil"/>
+              </w:pBdr>
+              <w:spacing w:line="240" w:lineRule="auto"/>
+              <w:jc w:val="both"/>
+              <w:rPr>
+                <w:sz w:val="20"/>
+                <w:szCs w:val="20"/>
+                <w:shd w:val="clear" w:color="auto" w:fill="F9F9F9"/>
+              </w:rPr>
+            </w:pPr>
+            <w:r>
+              <w:rPr>
+                <w:sz w:val="20"/>
+                <w:szCs w:val="20"/>
+                <w:shd w:val="clear" w:color="auto" w:fill="F9F9F9"/>
+              </w:rPr>
+              <w:t>from pyspark.sql.functions import expr</w:t>
             </w:r>
           </w:p>
           <w:p>
@@ -641,160 +569,88 @@
                 <w:szCs w:val="20"/>
                 <w:shd w:val="clear" w:color="auto" w:fill="F9F9F9"/>
               </w:rPr>
-              <w:t>columns= ["</w:t>
-            </w:r>
-            <w:proofErr w:type="spellStart"/>
-            <w:r>
-              <w:rPr>
-                <w:sz w:val="20"/>
-                <w:szCs w:val="20"/>
-                <w:shd w:val="clear" w:color="auto" w:fill="F9F9F9"/>
-              </w:rPr>
-              <w:t>employee_name</w:t>
-            </w:r>
-            <w:proofErr w:type="spellEnd"/>
-            <w:r>
-              <w:rPr>
-                <w:sz w:val="20"/>
-                <w:szCs w:val="20"/>
-                <w:shd w:val="clear" w:color="auto" w:fill="F9F9F9"/>
-              </w:rPr>
-              <w:t>", "department", "salary"]</w:t>
-            </w:r>
-          </w:p>
-          <w:p>
-            <w:pPr>
-              <w:widowControl w:val="0"/>
-              <w:pBdr>
-                <w:top w:val="nil"/>
-                <w:left w:val="nil"/>
-                <w:bottom w:val="nil"/>
-                <w:right w:val="nil"/>
-                <w:between w:val="nil"/>
-              </w:pBdr>
-              <w:spacing w:line="240" w:lineRule="auto"/>
-              <w:jc w:val="both"/>
-              <w:rPr>
-                <w:sz w:val="20"/>
-                <w:szCs w:val="20"/>
-                <w:shd w:val="clear" w:color="auto" w:fill="F9F9F9"/>
-              </w:rPr>
-            </w:pPr>
-            <w:proofErr w:type="spellStart"/>
-            <w:r>
-              <w:rPr>
-                <w:sz w:val="20"/>
-                <w:szCs w:val="20"/>
-                <w:shd w:val="clear" w:color="auto" w:fill="F9F9F9"/>
-              </w:rPr>
-              <w:t>df</w:t>
-            </w:r>
-            <w:proofErr w:type="spellEnd"/>
-            <w:r>
-              <w:rPr>
-                <w:sz w:val="20"/>
-                <w:szCs w:val="20"/>
-                <w:shd w:val="clear" w:color="auto" w:fill="F9F9F9"/>
-              </w:rPr>
-              <w:t xml:space="preserve"> = </w:t>
-            </w:r>
-            <w:proofErr w:type="spellStart"/>
-            <w:proofErr w:type="gramStart"/>
-            <w:r>
-              <w:rPr>
-                <w:sz w:val="20"/>
-                <w:szCs w:val="20"/>
-                <w:shd w:val="clear" w:color="auto" w:fill="F9F9F9"/>
-              </w:rPr>
-              <w:t>spark.createDataFrame</w:t>
-            </w:r>
-            <w:proofErr w:type="spellEnd"/>
-            <w:proofErr w:type="gramEnd"/>
-            <w:r>
-              <w:rPr>
-                <w:sz w:val="20"/>
-                <w:szCs w:val="20"/>
-                <w:shd w:val="clear" w:color="auto" w:fill="F9F9F9"/>
-              </w:rPr>
-              <w:t>(data = data, schema = columns)</w:t>
-            </w:r>
-          </w:p>
-          <w:p>
-            <w:pPr>
-              <w:widowControl w:val="0"/>
-              <w:pBdr>
-                <w:top w:val="nil"/>
-                <w:left w:val="nil"/>
-                <w:bottom w:val="nil"/>
-                <w:right w:val="nil"/>
-                <w:between w:val="nil"/>
-              </w:pBdr>
-              <w:spacing w:line="240" w:lineRule="auto"/>
-              <w:jc w:val="both"/>
-              <w:rPr>
-                <w:sz w:val="20"/>
-                <w:szCs w:val="20"/>
-                <w:shd w:val="clear" w:color="auto" w:fill="F9F9F9"/>
-              </w:rPr>
-            </w:pPr>
-            <w:proofErr w:type="spellStart"/>
-            <w:proofErr w:type="gramStart"/>
-            <w:r>
-              <w:rPr>
-                <w:sz w:val="20"/>
-                <w:szCs w:val="20"/>
-                <w:shd w:val="clear" w:color="auto" w:fill="F9F9F9"/>
-              </w:rPr>
-              <w:t>df.printSchema</w:t>
-            </w:r>
-            <w:proofErr w:type="spellEnd"/>
-            <w:proofErr w:type="gramEnd"/>
-            <w:r>
-              <w:rPr>
-                <w:sz w:val="20"/>
-                <w:szCs w:val="20"/>
-                <w:shd w:val="clear" w:color="auto" w:fill="F9F9F9"/>
-              </w:rPr>
-              <w:t>()</w:t>
-            </w:r>
-          </w:p>
-          <w:p>
-            <w:pPr>
-              <w:widowControl w:val="0"/>
-              <w:pBdr>
-                <w:top w:val="nil"/>
-                <w:left w:val="nil"/>
-                <w:bottom w:val="nil"/>
-                <w:right w:val="nil"/>
-                <w:between w:val="nil"/>
-              </w:pBdr>
-              <w:spacing w:line="240" w:lineRule="auto"/>
-              <w:jc w:val="both"/>
-              <w:rPr>
-                <w:sz w:val="20"/>
-                <w:szCs w:val="20"/>
-                <w:shd w:val="clear" w:color="auto" w:fill="F9F9F9"/>
-              </w:rPr>
-            </w:pPr>
-            <w:proofErr w:type="spellStart"/>
-            <w:proofErr w:type="gramStart"/>
-            <w:r>
-              <w:rPr>
-                <w:sz w:val="20"/>
-                <w:szCs w:val="20"/>
-                <w:shd w:val="clear" w:color="auto" w:fill="F9F9F9"/>
-              </w:rPr>
-              <w:t>df.show</w:t>
-            </w:r>
-            <w:proofErr w:type="spellEnd"/>
-            <w:proofErr w:type="gramEnd"/>
-            <w:r>
-              <w:rPr>
-                <w:sz w:val="20"/>
-                <w:szCs w:val="20"/>
-                <w:shd w:val="clear" w:color="auto" w:fill="F9F9F9"/>
-              </w:rPr>
-              <w:t>(truncate=False)</w:t>
+              <w:t>columns= ["employee_name", "department", "salary"]</w:t>
+            </w:r>
+          </w:p>
+          <w:p>
+            <w:pPr>
+              <w:widowControl w:val="0"/>
+              <w:pBdr>
+                <w:top w:val="nil"/>
+                <w:left w:val="nil"/>
+                <w:bottom w:val="nil"/>
+                <w:right w:val="nil"/>
+                <w:between w:val="nil"/>
+              </w:pBdr>
+              <w:spacing w:line="240" w:lineRule="auto"/>
+              <w:jc w:val="both"/>
+              <w:rPr>
+                <w:sz w:val="20"/>
+                <w:szCs w:val="20"/>
+                <w:shd w:val="clear" w:color="auto" w:fill="F9F9F9"/>
+              </w:rPr>
+            </w:pPr>
+            <w:r>
+              <w:rPr>
+                <w:sz w:val="20"/>
+                <w:szCs w:val="20"/>
+                <w:shd w:val="clear" w:color="auto" w:fill="F9F9F9"/>
+              </w:rPr>
+              <w:t>df = spark.createDataFrame(data = data, schema = columns)</w:t>
+            </w:r>
+          </w:p>
+          <w:p>
+            <w:pPr>
+              <w:widowControl w:val="0"/>
+              <w:pBdr>
+                <w:top w:val="nil"/>
+                <w:left w:val="nil"/>
+                <w:bottom w:val="nil"/>
+                <w:right w:val="nil"/>
+                <w:between w:val="nil"/>
+              </w:pBdr>
+              <w:spacing w:line="240" w:lineRule="auto"/>
+              <w:jc w:val="both"/>
+              <w:rPr>
+                <w:sz w:val="20"/>
+                <w:szCs w:val="20"/>
+                <w:shd w:val="clear" w:color="auto" w:fill="F9F9F9"/>
+              </w:rPr>
+            </w:pPr>
+            <w:r>
+              <w:rPr>
+                <w:sz w:val="20"/>
+                <w:szCs w:val="20"/>
+                <w:shd w:val="clear" w:color="auto" w:fill="F9F9F9"/>
+              </w:rPr>
+              <w:t>df.printSchema()</w:t>
+            </w:r>
+          </w:p>
+          <w:p>
+            <w:pPr>
+              <w:widowControl w:val="0"/>
+              <w:pBdr>
+                <w:top w:val="nil"/>
+                <w:left w:val="nil"/>
+                <w:bottom w:val="nil"/>
+                <w:right w:val="nil"/>
+                <w:between w:val="nil"/>
+              </w:pBdr>
+              <w:spacing w:line="240" w:lineRule="auto"/>
+              <w:jc w:val="both"/>
+              <w:rPr>
+                <w:sz w:val="20"/>
+                <w:szCs w:val="20"/>
+                <w:shd w:val="clear" w:color="auto" w:fill="F9F9F9"/>
+              </w:rPr>
+            </w:pPr>
+            <w:r>
+              <w:rPr>
+                <w:sz w:val="20"/>
+                <w:szCs w:val="20"/>
+                <w:shd w:val="clear" w:color="auto" w:fill="F9F9F9"/>
+              </w:rPr>
+              <w:t>df.show(truncate=False)</w:t>
             </w:r>
           </w:p>
           <w:p>
@@ -882,25 +738,7 @@
           <w:szCs w:val="20"/>
           <w:shd w:val="clear" w:color="auto" w:fill="F9F9F9"/>
         </w:rPr>
-        <w:t xml:space="preserve"> has duplicate rows, </w:t>
-      </w:r>
-      <w:proofErr w:type="gramStart"/>
-      <w:r>
-        <w:rPr>
-          <w:sz w:val="20"/>
-          <w:szCs w:val="20"/>
-          <w:shd w:val="clear" w:color="auto" w:fill="F9F9F9"/>
-        </w:rPr>
-        <w:t>As</w:t>
-      </w:r>
-      <w:proofErr w:type="gramEnd"/>
-      <w:r>
-        <w:rPr>
-          <w:sz w:val="20"/>
-          <w:szCs w:val="20"/>
-          <w:shd w:val="clear" w:color="auto" w:fill="F9F9F9"/>
-        </w:rPr>
-        <w:t xml:space="preserve"> you notice we have 2 rows that have duplicate values on all columns and we have 4 rows that have duplicate values on </w:t>
+        <w:t xml:space="preserve"> has duplicate rows, As you notice we have 2 rows that have duplicate values on all columns and we have 4 rows that have duplicate values on </w:t>
       </w:r>
       <w:r>
         <w:rPr>
@@ -1054,145 +892,67 @@
                 <w:shd w:val="clear" w:color="auto" w:fill="F9F9F9"/>
               </w:rPr>
             </w:pPr>
-            <w:proofErr w:type="spellStart"/>
-            <w:r>
-              <w:rPr>
-                <w:sz w:val="20"/>
-                <w:szCs w:val="20"/>
-                <w:shd w:val="clear" w:color="auto" w:fill="F9F9F9"/>
-              </w:rPr>
-              <w:t>distinctDF</w:t>
-            </w:r>
-            <w:proofErr w:type="spellEnd"/>
-            <w:r>
-              <w:rPr>
-                <w:sz w:val="20"/>
-                <w:szCs w:val="20"/>
-                <w:shd w:val="clear" w:color="auto" w:fill="F9F9F9"/>
-              </w:rPr>
-              <w:t xml:space="preserve"> = </w:t>
-            </w:r>
-            <w:proofErr w:type="spellStart"/>
-            <w:proofErr w:type="gramStart"/>
-            <w:r>
-              <w:rPr>
-                <w:sz w:val="20"/>
-                <w:szCs w:val="20"/>
-                <w:shd w:val="clear" w:color="auto" w:fill="F9F9F9"/>
-              </w:rPr>
-              <w:t>df.distinct</w:t>
-            </w:r>
-            <w:proofErr w:type="spellEnd"/>
-            <w:proofErr w:type="gramEnd"/>
-            <w:r>
-              <w:rPr>
-                <w:sz w:val="20"/>
-                <w:szCs w:val="20"/>
-                <w:shd w:val="clear" w:color="auto" w:fill="F9F9F9"/>
-              </w:rPr>
-              <w:t>()</w:t>
-            </w:r>
-          </w:p>
-          <w:p>
-            <w:pPr>
-              <w:widowControl w:val="0"/>
-              <w:pBdr>
-                <w:top w:val="nil"/>
-                <w:left w:val="nil"/>
-                <w:bottom w:val="nil"/>
-                <w:right w:val="nil"/>
-                <w:between w:val="nil"/>
-              </w:pBdr>
-              <w:spacing w:line="240" w:lineRule="auto"/>
-              <w:jc w:val="both"/>
-              <w:rPr>
-                <w:sz w:val="20"/>
-                <w:szCs w:val="20"/>
-                <w:shd w:val="clear" w:color="auto" w:fill="F9F9F9"/>
-              </w:rPr>
-            </w:pPr>
-            <w:proofErr w:type="gramStart"/>
-            <w:r>
-              <w:rPr>
-                <w:sz w:val="20"/>
-                <w:szCs w:val="20"/>
-                <w:shd w:val="clear" w:color="auto" w:fill="F9F9F9"/>
-              </w:rPr>
-              <w:t>print(</w:t>
-            </w:r>
-            <w:proofErr w:type="gramEnd"/>
-            <w:r>
-              <w:rPr>
-                <w:sz w:val="20"/>
-                <w:szCs w:val="20"/>
-                <w:shd w:val="clear" w:color="auto" w:fill="F9F9F9"/>
-              </w:rPr>
-              <w:t>"Distinct count: "+</w:t>
-            </w:r>
-            <w:proofErr w:type="gramStart"/>
-            <w:r>
-              <w:rPr>
-                <w:sz w:val="20"/>
-                <w:szCs w:val="20"/>
-                <w:shd w:val="clear" w:color="auto" w:fill="F9F9F9"/>
-              </w:rPr>
-              <w:t>str(</w:t>
-            </w:r>
-            <w:proofErr w:type="spellStart"/>
-            <w:proofErr w:type="gramEnd"/>
-            <w:r>
-              <w:rPr>
-                <w:sz w:val="20"/>
-                <w:szCs w:val="20"/>
-                <w:shd w:val="clear" w:color="auto" w:fill="F9F9F9"/>
-              </w:rPr>
-              <w:t>distinctDF.count</w:t>
-            </w:r>
-            <w:proofErr w:type="spellEnd"/>
-            <w:r>
-              <w:rPr>
-                <w:sz w:val="20"/>
-                <w:szCs w:val="20"/>
-                <w:shd w:val="clear" w:color="auto" w:fill="F9F9F9"/>
-              </w:rPr>
-              <w:t>()))</w:t>
-            </w:r>
-          </w:p>
-          <w:p>
-            <w:pPr>
-              <w:widowControl w:val="0"/>
-              <w:pBdr>
-                <w:top w:val="nil"/>
-                <w:left w:val="nil"/>
-                <w:bottom w:val="nil"/>
-                <w:right w:val="nil"/>
-                <w:between w:val="nil"/>
-              </w:pBdr>
-              <w:spacing w:line="240" w:lineRule="auto"/>
-              <w:jc w:val="both"/>
-              <w:rPr>
-                <w:sz w:val="20"/>
-                <w:szCs w:val="20"/>
-                <w:shd w:val="clear" w:color="auto" w:fill="F9F9F9"/>
-              </w:rPr>
-            </w:pPr>
-            <w:proofErr w:type="spellStart"/>
-            <w:r>
-              <w:rPr>
-                <w:sz w:val="20"/>
-                <w:szCs w:val="20"/>
-                <w:shd w:val="clear" w:color="auto" w:fill="F9F9F9"/>
-              </w:rPr>
-              <w:t>distinctDF.show</w:t>
-            </w:r>
-            <w:proofErr w:type="spellEnd"/>
-            <w:r>
-              <w:rPr>
-                <w:sz w:val="20"/>
-                <w:szCs w:val="20"/>
-                <w:shd w:val="clear" w:color="auto" w:fill="F9F9F9"/>
-              </w:rPr>
-              <w:t>(truncate=False)</w:t>
+            <w:r>
+              <w:rPr>
+                <w:sz w:val="20"/>
+                <w:szCs w:val="20"/>
+                <w:shd w:val="clear" w:color="auto" w:fill="F9F9F9"/>
+              </w:rPr>
+              <w:t>distinctDF = df.distinct()</w:t>
+            </w:r>
+          </w:p>
+          <w:p>
+            <w:pPr>
+              <w:widowControl w:val="0"/>
+              <w:pBdr>
+                <w:top w:val="nil"/>
+                <w:left w:val="nil"/>
+                <w:bottom w:val="nil"/>
+                <w:right w:val="nil"/>
+                <w:between w:val="nil"/>
+              </w:pBdr>
+              <w:spacing w:line="240" w:lineRule="auto"/>
+              <w:jc w:val="both"/>
+              <w:rPr>
+                <w:sz w:val="20"/>
+                <w:szCs w:val="20"/>
+                <w:shd w:val="clear" w:color="auto" w:fill="F9F9F9"/>
+              </w:rPr>
+            </w:pPr>
+            <w:r>
+              <w:rPr>
+                <w:sz w:val="20"/>
+                <w:szCs w:val="20"/>
+                <w:shd w:val="clear" w:color="auto" w:fill="F9F9F9"/>
+              </w:rPr>
+              <w:t>print("Distinct count: "+str(distinctDF.count()))</w:t>
+            </w:r>
+          </w:p>
+          <w:p>
+            <w:pPr>
+              <w:widowControl w:val="0"/>
+              <w:pBdr>
+                <w:top w:val="nil"/>
+                <w:left w:val="nil"/>
+                <w:bottom w:val="nil"/>
+                <w:right w:val="nil"/>
+                <w:between w:val="nil"/>
+              </w:pBdr>
+              <w:spacing w:line="240" w:lineRule="auto"/>
+              <w:jc w:val="both"/>
+              <w:rPr>
+                <w:sz w:val="20"/>
+                <w:szCs w:val="20"/>
+                <w:shd w:val="clear" w:color="auto" w:fill="F9F9F9"/>
+              </w:rPr>
+            </w:pPr>
+            <w:r>
+              <w:rPr>
+                <w:sz w:val="20"/>
+                <w:szCs w:val="20"/>
+                <w:shd w:val="clear" w:color="auto" w:fill="F9F9F9"/>
+              </w:rPr>
+              <w:t>distinctDF.show(truncate=False)</w:t>
             </w:r>
           </w:p>
           <w:p>
@@ -1257,8 +1017,6 @@
           <w:shd w:val="clear" w:color="auto" w:fill="F9F9F9"/>
         </w:rPr>
       </w:pPr>
-      <w:proofErr w:type="spellStart"/>
-      <w:proofErr w:type="gramStart"/>
       <w:r>
         <w:rPr>
           <w:rFonts w:ascii="Courier New" w:eastAsia="Courier New" w:hAnsi="Courier New" w:cs="Courier New"/>
@@ -1266,53 +1024,15 @@
           <w:szCs w:val="20"/>
           <w:shd w:val="clear" w:color="auto" w:fill="E3E3E4"/>
         </w:rPr>
-        <w:t>dropDuplicates</w:t>
-      </w:r>
-      <w:proofErr w:type="spellEnd"/>
-      <w:r>
-        <w:rPr>
-          <w:rFonts w:ascii="Courier New" w:eastAsia="Courier New" w:hAnsi="Courier New" w:cs="Courier New"/>
-          <w:sz w:val="20"/>
-          <w:szCs w:val="20"/>
-          <w:shd w:val="clear" w:color="auto" w:fill="E3E3E4"/>
-        </w:rPr>
-        <w:t>(</w:t>
-      </w:r>
-      <w:proofErr w:type="gramEnd"/>
-      <w:r>
-        <w:rPr>
-          <w:rFonts w:ascii="Courier New" w:eastAsia="Courier New" w:hAnsi="Courier New" w:cs="Courier New"/>
-          <w:sz w:val="20"/>
-          <w:szCs w:val="20"/>
-          <w:shd w:val="clear" w:color="auto" w:fill="E3E3E4"/>
-        </w:rPr>
-        <w:t>)</w:t>
-      </w:r>
-      <w:r>
-        <w:rPr>
-          <w:sz w:val="20"/>
-          <w:szCs w:val="20"/>
-          <w:shd w:val="clear" w:color="auto" w:fill="F9F9F9"/>
-        </w:rPr>
-        <w:t xml:space="preserve"> function which returns a new </w:t>
-      </w:r>
-      <w:proofErr w:type="spellStart"/>
-      <w:r>
-        <w:rPr>
-          <w:sz w:val="20"/>
-          <w:szCs w:val="20"/>
-          <w:shd w:val="clear" w:color="auto" w:fill="F9F9F9"/>
-        </w:rPr>
-        <w:t>DataFrame</w:t>
-      </w:r>
-      <w:proofErr w:type="spellEnd"/>
-      <w:r>
-        <w:rPr>
-          <w:sz w:val="20"/>
-          <w:szCs w:val="20"/>
-          <w:shd w:val="clear" w:color="auto" w:fill="F9F9F9"/>
-        </w:rPr>
-        <w:t xml:space="preserve"> after removing duplicate rows.</w:t>
+        <w:t>dropDuplicates()</w:t>
+      </w:r>
+      <w:r>
+        <w:rPr>
+          <w:sz w:val="20"/>
+          <w:szCs w:val="20"/>
+          <w:shd w:val="clear" w:color="auto" w:fill="F9F9F9"/>
+        </w:rPr>
+        <w:t xml:space="preserve"> function which returns a new DataFrame after removing duplicate rows.</w:t>
       </w:r>
     </w:p>
     <w:p>
@@ -1409,82 +1129,34 @@
                 <w:szCs w:val="20"/>
                 <w:shd w:val="clear" w:color="auto" w:fill="F9F9F9"/>
               </w:rPr>
-              <w:t xml:space="preserve">df2 = </w:t>
-            </w:r>
-            <w:proofErr w:type="spellStart"/>
-            <w:proofErr w:type="gramStart"/>
-            <w:r>
-              <w:rPr>
-                <w:sz w:val="20"/>
-                <w:szCs w:val="20"/>
-                <w:shd w:val="clear" w:color="auto" w:fill="F9F9F9"/>
-              </w:rPr>
-              <w:t>df.dropDuplicates</w:t>
-            </w:r>
-            <w:proofErr w:type="spellEnd"/>
-            <w:proofErr w:type="gramEnd"/>
-            <w:r>
-              <w:rPr>
-                <w:sz w:val="20"/>
-                <w:szCs w:val="20"/>
-                <w:shd w:val="clear" w:color="auto" w:fill="F9F9F9"/>
-              </w:rPr>
-              <w:t>()</w:t>
-            </w:r>
-          </w:p>
-          <w:p>
-            <w:pPr>
-              <w:widowControl w:val="0"/>
-              <w:pBdr>
-                <w:top w:val="nil"/>
-                <w:left w:val="nil"/>
-                <w:bottom w:val="nil"/>
-                <w:right w:val="nil"/>
-                <w:between w:val="nil"/>
-              </w:pBdr>
-              <w:spacing w:line="240" w:lineRule="auto"/>
-              <w:jc w:val="both"/>
-              <w:rPr>
-                <w:sz w:val="20"/>
-                <w:szCs w:val="20"/>
-                <w:shd w:val="clear" w:color="auto" w:fill="F9F9F9"/>
-              </w:rPr>
-            </w:pPr>
-            <w:proofErr w:type="gramStart"/>
-            <w:r>
-              <w:rPr>
-                <w:sz w:val="20"/>
-                <w:szCs w:val="20"/>
-                <w:shd w:val="clear" w:color="auto" w:fill="F9F9F9"/>
-              </w:rPr>
-              <w:t>print(</w:t>
-            </w:r>
-            <w:proofErr w:type="gramEnd"/>
-            <w:r>
-              <w:rPr>
-                <w:sz w:val="20"/>
-                <w:szCs w:val="20"/>
-                <w:shd w:val="clear" w:color="auto" w:fill="F9F9F9"/>
-              </w:rPr>
-              <w:t>"Distinct count: "+</w:t>
-            </w:r>
-            <w:proofErr w:type="gramStart"/>
-            <w:r>
-              <w:rPr>
-                <w:sz w:val="20"/>
-                <w:szCs w:val="20"/>
-                <w:shd w:val="clear" w:color="auto" w:fill="F9F9F9"/>
-              </w:rPr>
-              <w:t>str(</w:t>
-            </w:r>
-            <w:proofErr w:type="gramEnd"/>
-            <w:r>
-              <w:rPr>
-                <w:sz w:val="20"/>
-                <w:szCs w:val="20"/>
-                <w:shd w:val="clear" w:color="auto" w:fill="F9F9F9"/>
-              </w:rPr>
-              <w:t>df2.count()))</w:t>
+              <w:t>df2 = df.dropDuplicates()</w:t>
+            </w:r>
+          </w:p>
+          <w:p>
+            <w:pPr>
+              <w:widowControl w:val="0"/>
+              <w:pBdr>
+                <w:top w:val="nil"/>
+                <w:left w:val="nil"/>
+                <w:bottom w:val="nil"/>
+                <w:right w:val="nil"/>
+                <w:between w:val="nil"/>
+              </w:pBdr>
+              <w:spacing w:line="240" w:lineRule="auto"/>
+              <w:jc w:val="both"/>
+              <w:rPr>
+                <w:sz w:val="20"/>
+                <w:szCs w:val="20"/>
+                <w:shd w:val="clear" w:color="auto" w:fill="F9F9F9"/>
+              </w:rPr>
+            </w:pPr>
+            <w:r>
+              <w:rPr>
+                <w:sz w:val="20"/>
+                <w:szCs w:val="20"/>
+                <w:shd w:val="clear" w:color="auto" w:fill="F9F9F9"/>
+              </w:rPr>
+              <w:t>print("Distinct count: "+str(df2.count()))</w:t>
             </w:r>
           </w:p>
           <w:p>
@@ -1586,26 +1258,14 @@
           <w:shd w:val="clear" w:color="auto" w:fill="F9F9F9"/>
         </w:rPr>
       </w:pPr>
-      <w:proofErr w:type="spellStart"/>
-      <w:r>
-        <w:rPr>
-          <w:sz w:val="20"/>
-          <w:szCs w:val="20"/>
-          <w:shd w:val="clear" w:color="auto" w:fill="F9F9F9"/>
-        </w:rPr>
-        <w:t>PySpark</w:t>
-      </w:r>
-      <w:proofErr w:type="spellEnd"/>
-      <w:r>
-        <w:rPr>
-          <w:sz w:val="20"/>
-          <w:szCs w:val="20"/>
-          <w:shd w:val="clear" w:color="auto" w:fill="F9F9F9"/>
-        </w:rPr>
-        <w:t xml:space="preserve"> doesn’t have a distinct method which takes columns that should run distinct on (drop duplicate rows on selected multiple columns) however, it provides another signature of </w:t>
-      </w:r>
-      <w:proofErr w:type="spellStart"/>
-      <w:proofErr w:type="gramStart"/>
+      <w:r>
+        <w:rPr>
+          <w:sz w:val="20"/>
+          <w:szCs w:val="20"/>
+          <w:shd w:val="clear" w:color="auto" w:fill="F9F9F9"/>
+        </w:rPr>
+        <w:t xml:space="preserve">PySpark doesn’t have a distinct method which takes columns that should run distinct on (drop duplicate rows on selected multiple columns) however, it provides another signature of </w:t>
+      </w:r>
       <w:r>
         <w:rPr>
           <w:rFonts w:ascii="Courier New" w:eastAsia="Courier New" w:hAnsi="Courier New" w:cs="Courier New"/>
@@ -1613,27 +1273,7 @@
           <w:szCs w:val="20"/>
           <w:shd w:val="clear" w:color="auto" w:fill="E3E3E4"/>
         </w:rPr>
-        <w:t>dropDuplicates</w:t>
-      </w:r>
-      <w:proofErr w:type="spellEnd"/>
-      <w:r>
-        <w:rPr>
-          <w:rFonts w:ascii="Courier New" w:eastAsia="Courier New" w:hAnsi="Courier New" w:cs="Courier New"/>
-          <w:sz w:val="20"/>
-          <w:szCs w:val="20"/>
-          <w:shd w:val="clear" w:color="auto" w:fill="E3E3E4"/>
-        </w:rPr>
-        <w:t>(</w:t>
-      </w:r>
-      <w:proofErr w:type="gramEnd"/>
-      <w:r>
-        <w:rPr>
-          <w:rFonts w:ascii="Courier New" w:eastAsia="Courier New" w:hAnsi="Courier New" w:cs="Courier New"/>
-          <w:sz w:val="20"/>
-          <w:szCs w:val="20"/>
-          <w:shd w:val="clear" w:color="auto" w:fill="E3E3E4"/>
-        </w:rPr>
-        <w:t>)</w:t>
+        <w:t>dropDuplicates()</w:t>
       </w:r>
       <w:r>
         <w:rPr>
@@ -1721,7 +1361,6 @@
                 <w:shd w:val="clear" w:color="auto" w:fill="F9F9F9"/>
               </w:rPr>
             </w:pPr>
-            <w:proofErr w:type="spellStart"/>
             <w:r>
               <w:rPr>
                 <w:sz w:val="20"/>
@@ -1729,174 +1368,61 @@
                 <w:shd w:val="clear" w:color="auto" w:fill="F9F9F9"/>
               </w:rPr>
               <w:lastRenderedPageBreak/>
-              <w:t>dropDisDF</w:t>
-            </w:r>
-            <w:proofErr w:type="spellEnd"/>
-            <w:r>
-              <w:rPr>
-                <w:sz w:val="20"/>
-                <w:szCs w:val="20"/>
-                <w:shd w:val="clear" w:color="auto" w:fill="F9F9F9"/>
-              </w:rPr>
-              <w:t xml:space="preserve"> = </w:t>
-            </w:r>
-            <w:proofErr w:type="spellStart"/>
-            <w:proofErr w:type="gramStart"/>
-            <w:r>
-              <w:rPr>
-                <w:sz w:val="20"/>
-                <w:szCs w:val="20"/>
-                <w:shd w:val="clear" w:color="auto" w:fill="F9F9F9"/>
-              </w:rPr>
-              <w:t>df.dropDuplicates</w:t>
-            </w:r>
-            <w:proofErr w:type="spellEnd"/>
-            <w:proofErr w:type="gramEnd"/>
-            <w:r>
-              <w:rPr>
-                <w:sz w:val="20"/>
-                <w:szCs w:val="20"/>
-                <w:shd w:val="clear" w:color="auto" w:fill="F9F9F9"/>
-              </w:rPr>
-              <w:t>(["</w:t>
-            </w:r>
-            <w:proofErr w:type="spellStart"/>
-            <w:r>
-              <w:rPr>
-                <w:sz w:val="20"/>
-                <w:szCs w:val="20"/>
-                <w:shd w:val="clear" w:color="auto" w:fill="F9F9F9"/>
-              </w:rPr>
-              <w:t>department","salary</w:t>
-            </w:r>
-            <w:proofErr w:type="spellEnd"/>
-            <w:r>
-              <w:rPr>
-                <w:sz w:val="20"/>
-                <w:szCs w:val="20"/>
-                <w:shd w:val="clear" w:color="auto" w:fill="F9F9F9"/>
-              </w:rPr>
-              <w:t>"])</w:t>
-            </w:r>
-          </w:p>
-          <w:p>
-            <w:pPr>
-              <w:widowControl w:val="0"/>
-              <w:pBdr>
-                <w:top w:val="nil"/>
-                <w:left w:val="nil"/>
-                <w:bottom w:val="nil"/>
-                <w:right w:val="nil"/>
-                <w:between w:val="nil"/>
-              </w:pBdr>
-              <w:spacing w:line="240" w:lineRule="auto"/>
-              <w:jc w:val="both"/>
-              <w:rPr>
-                <w:sz w:val="20"/>
-                <w:szCs w:val="20"/>
-                <w:shd w:val="clear" w:color="auto" w:fill="F9F9F9"/>
-              </w:rPr>
-            </w:pPr>
-            <w:proofErr w:type="gramStart"/>
-            <w:r>
-              <w:rPr>
-                <w:sz w:val="20"/>
-                <w:szCs w:val="20"/>
-                <w:shd w:val="clear" w:color="auto" w:fill="F9F9F9"/>
-              </w:rPr>
-              <w:t>print(</w:t>
-            </w:r>
-            <w:proofErr w:type="gramEnd"/>
-            <w:r>
-              <w:rPr>
-                <w:sz w:val="20"/>
-                <w:szCs w:val="20"/>
-                <w:shd w:val="clear" w:color="auto" w:fill="F9F9F9"/>
-              </w:rPr>
-              <w:t xml:space="preserve">"Distinct count of department &amp; </w:t>
-            </w:r>
-            <w:proofErr w:type="gramStart"/>
-            <w:r>
-              <w:rPr>
-                <w:sz w:val="20"/>
-                <w:szCs w:val="20"/>
-                <w:shd w:val="clear" w:color="auto" w:fill="F9F9F9"/>
-              </w:rPr>
-              <w:t>salary :</w:t>
-            </w:r>
-            <w:proofErr w:type="gramEnd"/>
-            <w:r>
-              <w:rPr>
-                <w:sz w:val="20"/>
-                <w:szCs w:val="20"/>
-                <w:shd w:val="clear" w:color="auto" w:fill="F9F9F9"/>
-              </w:rPr>
-              <w:t xml:space="preserve"> "+</w:t>
-            </w:r>
-            <w:proofErr w:type="gramStart"/>
-            <w:r>
-              <w:rPr>
-                <w:sz w:val="20"/>
-                <w:szCs w:val="20"/>
-                <w:shd w:val="clear" w:color="auto" w:fill="F9F9F9"/>
-              </w:rPr>
-              <w:t>str(</w:t>
-            </w:r>
-            <w:proofErr w:type="spellStart"/>
-            <w:proofErr w:type="gramEnd"/>
-            <w:r>
-              <w:rPr>
-                <w:sz w:val="20"/>
-                <w:szCs w:val="20"/>
-                <w:shd w:val="clear" w:color="auto" w:fill="F9F9F9"/>
-              </w:rPr>
-              <w:t>dropDisDF.count</w:t>
-            </w:r>
-            <w:proofErr w:type="spellEnd"/>
-            <w:r>
-              <w:rPr>
-                <w:sz w:val="20"/>
-                <w:szCs w:val="20"/>
-                <w:shd w:val="clear" w:color="auto" w:fill="F9F9F9"/>
-              </w:rPr>
-              <w:t>()))</w:t>
-            </w:r>
-          </w:p>
-          <w:p>
-            <w:pPr>
-              <w:widowControl w:val="0"/>
-              <w:pBdr>
-                <w:top w:val="nil"/>
-                <w:left w:val="nil"/>
-                <w:bottom w:val="nil"/>
-                <w:right w:val="nil"/>
-                <w:between w:val="nil"/>
-              </w:pBdr>
-              <w:spacing w:line="240" w:lineRule="auto"/>
-              <w:jc w:val="both"/>
-              <w:rPr>
-                <w:sz w:val="20"/>
-                <w:szCs w:val="20"/>
-                <w:shd w:val="clear" w:color="auto" w:fill="F9F9F9"/>
-              </w:rPr>
-            </w:pPr>
-            <w:proofErr w:type="spellStart"/>
-            <w:r>
-              <w:rPr>
-                <w:sz w:val="20"/>
-                <w:szCs w:val="20"/>
-                <w:shd w:val="clear" w:color="auto" w:fill="F9F9F9"/>
-              </w:rPr>
-              <w:t>dropDisDF.show</w:t>
-            </w:r>
-            <w:proofErr w:type="spellEnd"/>
-            <w:r>
-              <w:rPr>
-                <w:sz w:val="20"/>
-                <w:szCs w:val="20"/>
-                <w:shd w:val="clear" w:color="auto" w:fill="F9F9F9"/>
-              </w:rPr>
-              <w:t>(truncate=False)</w:t>
+              <w:t>dropDisDF = df.dropDuplicates(["department","salary"])</w:t>
+            </w:r>
+          </w:p>
+          <w:p>
+            <w:pPr>
+              <w:widowControl w:val="0"/>
+              <w:pBdr>
+                <w:top w:val="nil"/>
+                <w:left w:val="nil"/>
+                <w:bottom w:val="nil"/>
+                <w:right w:val="nil"/>
+                <w:between w:val="nil"/>
+              </w:pBdr>
+              <w:spacing w:line="240" w:lineRule="auto"/>
+              <w:jc w:val="both"/>
+              <w:rPr>
+                <w:sz w:val="20"/>
+                <w:szCs w:val="20"/>
+                <w:shd w:val="clear" w:color="auto" w:fill="F9F9F9"/>
+              </w:rPr>
+            </w:pPr>
+            <w:r>
+              <w:rPr>
+                <w:sz w:val="20"/>
+                <w:szCs w:val="20"/>
+                <w:shd w:val="clear" w:color="auto" w:fill="F9F9F9"/>
+              </w:rPr>
+              <w:t>print("Distinct count of department &amp; salary : "+str(dropDisDF.count()))</w:t>
+            </w:r>
+          </w:p>
+          <w:p>
+            <w:pPr>
+              <w:widowControl w:val="0"/>
+              <w:pBdr>
+                <w:top w:val="nil"/>
+                <w:left w:val="nil"/>
+                <w:bottom w:val="nil"/>
+                <w:right w:val="nil"/>
+                <w:between w:val="nil"/>
+              </w:pBdr>
+              <w:spacing w:line="240" w:lineRule="auto"/>
+              <w:jc w:val="both"/>
+              <w:rPr>
+                <w:sz w:val="20"/>
+                <w:szCs w:val="20"/>
+                <w:shd w:val="clear" w:color="auto" w:fill="F9F9F9"/>
+              </w:rPr>
+            </w:pPr>
+            <w:r>
+              <w:rPr>
+                <w:sz w:val="20"/>
+                <w:szCs w:val="20"/>
+                <w:shd w:val="clear" w:color="auto" w:fill="F9F9F9"/>
+              </w:rPr>
+              <w:t>dropDisDF.show(truncate=False)</w:t>
             </w:r>
           </w:p>
           <w:p>
@@ -1972,8 +1498,6 @@
       </w:pPr>
       <w:bookmarkStart w:id="2" w:name="_pc9l2qyqm1zk" w:colFirst="0" w:colLast="0"/>
       <w:bookmarkEnd w:id="2"/>
-      <w:proofErr w:type="spellStart"/>
-      <w:proofErr w:type="gramStart"/>
       <w:r>
         <w:rPr>
           <w:b/>
@@ -1982,51 +1506,7 @@
           <w:szCs w:val="20"/>
           <w:shd w:val="clear" w:color="auto" w:fill="F9F9F9"/>
         </w:rPr>
-        <w:t>orderBy</w:t>
-      </w:r>
-      <w:proofErr w:type="spellEnd"/>
-      <w:r>
-        <w:rPr>
-          <w:b/>
-          <w:color w:val="1E73BE"/>
-          <w:sz w:val="20"/>
-          <w:szCs w:val="20"/>
-          <w:shd w:val="clear" w:color="auto" w:fill="F9F9F9"/>
-        </w:rPr>
-        <w:t>(</w:t>
-      </w:r>
-      <w:proofErr w:type="gramEnd"/>
-      <w:r>
-        <w:rPr>
-          <w:b/>
-          <w:color w:val="1E73BE"/>
-          <w:sz w:val="20"/>
-          <w:szCs w:val="20"/>
-          <w:shd w:val="clear" w:color="auto" w:fill="F9F9F9"/>
-        </w:rPr>
-        <w:t xml:space="preserve">) and </w:t>
-      </w:r>
-      <w:proofErr w:type="gramStart"/>
-      <w:r>
-        <w:rPr>
-          <w:b/>
-          <w:color w:val="1E73BE"/>
-          <w:sz w:val="20"/>
-          <w:szCs w:val="20"/>
-          <w:shd w:val="clear" w:color="auto" w:fill="F9F9F9"/>
-        </w:rPr>
-        <w:t>sort(</w:t>
-      </w:r>
-      <w:proofErr w:type="gramEnd"/>
-      <w:r>
-        <w:rPr>
-          <w:b/>
-          <w:color w:val="1E73BE"/>
-          <w:sz w:val="20"/>
-          <w:szCs w:val="20"/>
-          <w:shd w:val="clear" w:color="auto" w:fill="F9F9F9"/>
-        </w:rPr>
-        <w:t>)</w:t>
+        <w:t>orderBy() and sort()</w:t>
       </w:r>
     </w:p>
     <w:p>
@@ -2047,7 +1527,6 @@
         </w:rPr>
         <w:t xml:space="preserve">you can use either </w:t>
       </w:r>
-      <w:proofErr w:type="gramStart"/>
       <w:r>
         <w:rPr>
           <w:rFonts w:ascii="Courier New" w:eastAsia="Courier New" w:hAnsi="Courier New" w:cs="Courier New"/>
@@ -2055,9 +1534,16 @@
           <w:szCs w:val="20"/>
           <w:shd w:val="clear" w:color="auto" w:fill="E3E3E4"/>
         </w:rPr>
-        <w:t>sort(</w:t>
-      </w:r>
-      <w:proofErr w:type="gramEnd"/>
+        <w:t>sort()</w:t>
+      </w:r>
+      <w:r>
+        <w:rPr>
+          <w:sz w:val="20"/>
+          <w:szCs w:val="20"/>
+          <w:shd w:val="clear" w:color="auto" w:fill="F9F9F9"/>
+        </w:rPr>
+        <w:t xml:space="preserve"> or </w:t>
+      </w:r>
       <w:r>
         <w:rPr>
           <w:rFonts w:ascii="Courier New" w:eastAsia="Courier New" w:hAnsi="Courier New" w:cs="Courier New"/>
@@ -2065,108 +1551,15 @@
           <w:szCs w:val="20"/>
           <w:shd w:val="clear" w:color="auto" w:fill="E3E3E4"/>
         </w:rPr>
-        <w:t>)</w:t>
-      </w:r>
-      <w:r>
-        <w:rPr>
-          <w:sz w:val="20"/>
-          <w:szCs w:val="20"/>
-          <w:shd w:val="clear" w:color="auto" w:fill="F9F9F9"/>
-        </w:rPr>
-        <w:t xml:space="preserve"> or </w:t>
-      </w:r>
-      <w:proofErr w:type="spellStart"/>
-      <w:proofErr w:type="gramStart"/>
-      <w:r>
-        <w:rPr>
-          <w:rFonts w:ascii="Courier New" w:eastAsia="Courier New" w:hAnsi="Courier New" w:cs="Courier New"/>
-          <w:sz w:val="20"/>
-          <w:szCs w:val="20"/>
-          <w:shd w:val="clear" w:color="auto" w:fill="E3E3E4"/>
-        </w:rPr>
-        <w:t>orderBy</w:t>
-      </w:r>
-      <w:proofErr w:type="spellEnd"/>
-      <w:r>
-        <w:rPr>
-          <w:rFonts w:ascii="Courier New" w:eastAsia="Courier New" w:hAnsi="Courier New" w:cs="Courier New"/>
-          <w:sz w:val="20"/>
-          <w:szCs w:val="20"/>
-          <w:shd w:val="clear" w:color="auto" w:fill="E3E3E4"/>
-        </w:rPr>
-        <w:t>(</w:t>
-      </w:r>
-      <w:proofErr w:type="gramEnd"/>
-      <w:r>
-        <w:rPr>
-          <w:rFonts w:ascii="Courier New" w:eastAsia="Courier New" w:hAnsi="Courier New" w:cs="Courier New"/>
-          <w:sz w:val="20"/>
-          <w:szCs w:val="20"/>
-          <w:shd w:val="clear" w:color="auto" w:fill="E3E3E4"/>
-        </w:rPr>
-        <w:t>)</w:t>
-      </w:r>
-      <w:r>
-        <w:rPr>
-          <w:sz w:val="20"/>
-          <w:szCs w:val="20"/>
-          <w:shd w:val="clear" w:color="auto" w:fill="F9F9F9"/>
-        </w:rPr>
-        <w:t xml:space="preserve"> function of </w:t>
-      </w:r>
-      <w:proofErr w:type="spellStart"/>
-      <w:r>
-        <w:rPr>
-          <w:sz w:val="20"/>
-          <w:szCs w:val="20"/>
-          <w:shd w:val="clear" w:color="auto" w:fill="F9F9F9"/>
-        </w:rPr>
-        <w:t>PySpark</w:t>
-      </w:r>
-      <w:proofErr w:type="spellEnd"/>
-      <w:r>
-        <w:rPr>
-          <w:sz w:val="20"/>
-          <w:szCs w:val="20"/>
-          <w:shd w:val="clear" w:color="auto" w:fill="F9F9F9"/>
-        </w:rPr>
-        <w:t xml:space="preserve"> </w:t>
-      </w:r>
-      <w:proofErr w:type="spellStart"/>
-      <w:r>
-        <w:rPr>
-          <w:sz w:val="20"/>
-          <w:szCs w:val="20"/>
-          <w:shd w:val="clear" w:color="auto" w:fill="F9F9F9"/>
-        </w:rPr>
-        <w:t>DataFrame</w:t>
-      </w:r>
-      <w:proofErr w:type="spellEnd"/>
-      <w:r>
-        <w:rPr>
-          <w:sz w:val="20"/>
-          <w:szCs w:val="20"/>
-          <w:shd w:val="clear" w:color="auto" w:fill="F9F9F9"/>
-        </w:rPr>
-        <w:t xml:space="preserve"> to sort </w:t>
-      </w:r>
-      <w:proofErr w:type="spellStart"/>
-      <w:r>
-        <w:rPr>
-          <w:sz w:val="20"/>
-          <w:szCs w:val="20"/>
-          <w:shd w:val="clear" w:color="auto" w:fill="F9F9F9"/>
-        </w:rPr>
-        <w:t>DataFrame</w:t>
-      </w:r>
-      <w:proofErr w:type="spellEnd"/>
-      <w:r>
-        <w:rPr>
-          <w:sz w:val="20"/>
-          <w:szCs w:val="20"/>
-          <w:shd w:val="clear" w:color="auto" w:fill="F9F9F9"/>
-        </w:rPr>
-        <w:t xml:space="preserve"> by ascending or descending order based on single or multiple columns</w:t>
+        <w:t>orderBy()</w:t>
+      </w:r>
+      <w:r>
+        <w:rPr>
+          <w:sz w:val="20"/>
+          <w:szCs w:val="20"/>
+          <w:shd w:val="clear" w:color="auto" w:fill="F9F9F9"/>
+        </w:rPr>
+        <w:t xml:space="preserve"> function of PySpark DataFrame to sort DataFrame by ascending or descending order based on single or multiple columns</w:t>
       </w:r>
     </w:p>
     <w:p>
@@ -2246,23 +1639,13 @@
                 <w:shd w:val="clear" w:color="auto" w:fill="F9F9F9"/>
               </w:rPr>
             </w:pPr>
-            <w:proofErr w:type="spellStart"/>
-            <w:r>
-              <w:rPr>
-                <w:sz w:val="20"/>
-                <w:szCs w:val="20"/>
-                <w:shd w:val="clear" w:color="auto" w:fill="F9F9F9"/>
-              </w:rPr>
-              <w:t>simpleData</w:t>
-            </w:r>
-            <w:proofErr w:type="spellEnd"/>
-            <w:r>
-              <w:rPr>
-                <w:sz w:val="20"/>
-                <w:szCs w:val="20"/>
-                <w:shd w:val="clear" w:color="auto" w:fill="F9F9F9"/>
-              </w:rPr>
-              <w:t xml:space="preserve"> = [("James","Sales","NY",90000,34,10000), \</w:t>
+            <w:r>
+              <w:rPr>
+                <w:sz w:val="20"/>
+                <w:szCs w:val="20"/>
+                <w:shd w:val="clear" w:color="auto" w:fill="F9F9F9"/>
+              </w:rPr>
+              <w:t>simpleData = [("James","Sales","NY",90000,34,10000), \</w:t>
             </w:r>
           </w:p>
           <w:p>
@@ -2532,178 +1915,88 @@
                 <w:szCs w:val="20"/>
                 <w:shd w:val="clear" w:color="auto" w:fill="F9F9F9"/>
               </w:rPr>
-              <w:t>columns= ["</w:t>
-            </w:r>
-            <w:proofErr w:type="spellStart"/>
-            <w:r>
-              <w:rPr>
-                <w:sz w:val="20"/>
-                <w:szCs w:val="20"/>
-                <w:shd w:val="clear" w:color="auto" w:fill="F9F9F9"/>
-              </w:rPr>
-              <w:t>employee_name","department","state","salary","age","bonus</w:t>
-            </w:r>
-            <w:proofErr w:type="spellEnd"/>
-            <w:r>
-              <w:rPr>
-                <w:sz w:val="20"/>
-                <w:szCs w:val="20"/>
-                <w:shd w:val="clear" w:color="auto" w:fill="F9F9F9"/>
-              </w:rPr>
-              <w:t>"]</w:t>
-            </w:r>
-          </w:p>
-          <w:p>
-            <w:pPr>
-              <w:widowControl w:val="0"/>
-              <w:pBdr>
-                <w:top w:val="nil"/>
-                <w:left w:val="nil"/>
-                <w:bottom w:val="nil"/>
-                <w:right w:val="nil"/>
-                <w:between w:val="nil"/>
-              </w:pBdr>
-              <w:spacing w:line="240" w:lineRule="auto"/>
-              <w:jc w:val="both"/>
-              <w:rPr>
-                <w:sz w:val="20"/>
-                <w:szCs w:val="20"/>
-                <w:shd w:val="clear" w:color="auto" w:fill="F9F9F9"/>
-              </w:rPr>
-            </w:pPr>
-            <w:proofErr w:type="spellStart"/>
-            <w:r>
-              <w:rPr>
-                <w:sz w:val="20"/>
-                <w:szCs w:val="20"/>
-                <w:shd w:val="clear" w:color="auto" w:fill="F9F9F9"/>
-              </w:rPr>
-              <w:t>df</w:t>
-            </w:r>
-            <w:proofErr w:type="spellEnd"/>
-            <w:r>
-              <w:rPr>
-                <w:sz w:val="20"/>
-                <w:szCs w:val="20"/>
-                <w:shd w:val="clear" w:color="auto" w:fill="F9F9F9"/>
-              </w:rPr>
-              <w:t xml:space="preserve"> = </w:t>
-            </w:r>
-            <w:proofErr w:type="spellStart"/>
-            <w:proofErr w:type="gramStart"/>
-            <w:r>
-              <w:rPr>
-                <w:sz w:val="20"/>
-                <w:szCs w:val="20"/>
-                <w:shd w:val="clear" w:color="auto" w:fill="F9F9F9"/>
-              </w:rPr>
-              <w:t>spark.createDataFrame</w:t>
-            </w:r>
-            <w:proofErr w:type="spellEnd"/>
-            <w:proofErr w:type="gramEnd"/>
-            <w:r>
-              <w:rPr>
-                <w:sz w:val="20"/>
-                <w:szCs w:val="20"/>
-                <w:shd w:val="clear" w:color="auto" w:fill="F9F9F9"/>
-              </w:rPr>
-              <w:t xml:space="preserve">(data = </w:t>
-            </w:r>
-            <w:proofErr w:type="spellStart"/>
-            <w:r>
-              <w:rPr>
-                <w:sz w:val="20"/>
-                <w:szCs w:val="20"/>
-                <w:shd w:val="clear" w:color="auto" w:fill="F9F9F9"/>
-              </w:rPr>
-              <w:t>simpleData</w:t>
-            </w:r>
-            <w:proofErr w:type="spellEnd"/>
-            <w:r>
-              <w:rPr>
-                <w:sz w:val="20"/>
-                <w:szCs w:val="20"/>
-                <w:shd w:val="clear" w:color="auto" w:fill="F9F9F9"/>
-              </w:rPr>
-              <w:t>, schema = columns)</w:t>
-            </w:r>
-          </w:p>
-          <w:p>
-            <w:pPr>
-              <w:widowControl w:val="0"/>
-              <w:pBdr>
-                <w:top w:val="nil"/>
-                <w:left w:val="nil"/>
-                <w:bottom w:val="nil"/>
-                <w:right w:val="nil"/>
-                <w:between w:val="nil"/>
-              </w:pBdr>
-              <w:spacing w:line="240" w:lineRule="auto"/>
-              <w:jc w:val="both"/>
-              <w:rPr>
-                <w:sz w:val="20"/>
-                <w:szCs w:val="20"/>
-                <w:shd w:val="clear" w:color="auto" w:fill="F9F9F9"/>
-              </w:rPr>
-            </w:pPr>
-            <w:proofErr w:type="spellStart"/>
-            <w:proofErr w:type="gramStart"/>
-            <w:r>
-              <w:rPr>
-                <w:sz w:val="20"/>
-                <w:szCs w:val="20"/>
-                <w:shd w:val="clear" w:color="auto" w:fill="F9F9F9"/>
-              </w:rPr>
-              <w:t>df.printSchema</w:t>
-            </w:r>
-            <w:proofErr w:type="spellEnd"/>
-            <w:proofErr w:type="gramEnd"/>
-            <w:r>
-              <w:rPr>
-                <w:sz w:val="20"/>
-                <w:szCs w:val="20"/>
-                <w:shd w:val="clear" w:color="auto" w:fill="F9F9F9"/>
-              </w:rPr>
-              <w:t>()</w:t>
-            </w:r>
-          </w:p>
-          <w:p>
-            <w:pPr>
-              <w:widowControl w:val="0"/>
-              <w:pBdr>
-                <w:top w:val="nil"/>
-                <w:left w:val="nil"/>
-                <w:bottom w:val="nil"/>
-                <w:right w:val="nil"/>
-                <w:between w:val="nil"/>
-              </w:pBdr>
-              <w:spacing w:line="240" w:lineRule="auto"/>
-              <w:jc w:val="both"/>
-              <w:rPr>
-                <w:sz w:val="20"/>
-                <w:szCs w:val="20"/>
-                <w:shd w:val="clear" w:color="auto" w:fill="F9F9F9"/>
-              </w:rPr>
-            </w:pPr>
-            <w:proofErr w:type="spellStart"/>
-            <w:proofErr w:type="gramStart"/>
-            <w:r>
-              <w:rPr>
-                <w:sz w:val="20"/>
-                <w:szCs w:val="20"/>
-                <w:shd w:val="clear" w:color="auto" w:fill="F9F9F9"/>
-              </w:rPr>
-              <w:t>df.show</w:t>
-            </w:r>
-            <w:proofErr w:type="spellEnd"/>
-            <w:proofErr w:type="gramEnd"/>
-            <w:r>
-              <w:rPr>
-                <w:sz w:val="20"/>
-                <w:szCs w:val="20"/>
-                <w:shd w:val="clear" w:color="auto" w:fill="F9F9F9"/>
-              </w:rPr>
-              <w:t>(truncate=False)</w:t>
+              <w:t>columns= ["employee_name","department","state","salary","age","bonus"]</w:t>
+            </w:r>
+          </w:p>
+          <w:p>
+            <w:pPr>
+              <w:widowControl w:val="0"/>
+              <w:pBdr>
+                <w:top w:val="nil"/>
+                <w:left w:val="nil"/>
+                <w:bottom w:val="nil"/>
+                <w:right w:val="nil"/>
+                <w:between w:val="nil"/>
+              </w:pBdr>
+              <w:spacing w:line="240" w:lineRule="auto"/>
+              <w:jc w:val="both"/>
+              <w:rPr>
+                <w:sz w:val="20"/>
+                <w:szCs w:val="20"/>
+                <w:shd w:val="clear" w:color="auto" w:fill="F9F9F9"/>
+              </w:rPr>
+            </w:pPr>
+            <w:r>
+              <w:rPr>
+                <w:sz w:val="20"/>
+                <w:szCs w:val="20"/>
+                <w:shd w:val="clear" w:color="auto" w:fill="F9F9F9"/>
+              </w:rPr>
+              <w:t>df = spark.createDataFrame(data = simpleData, schema = columns)</w:t>
+            </w:r>
+          </w:p>
+          <w:p>
+            <w:pPr>
+              <w:widowControl w:val="0"/>
+              <w:pBdr>
+                <w:top w:val="nil"/>
+                <w:left w:val="nil"/>
+                <w:bottom w:val="nil"/>
+                <w:right w:val="nil"/>
+                <w:between w:val="nil"/>
+              </w:pBdr>
+              <w:spacing w:line="240" w:lineRule="auto"/>
+              <w:jc w:val="both"/>
+              <w:rPr>
+                <w:sz w:val="20"/>
+                <w:szCs w:val="20"/>
+                <w:shd w:val="clear" w:color="auto" w:fill="F9F9F9"/>
+              </w:rPr>
+            </w:pPr>
+            <w:r>
+              <w:rPr>
+                <w:sz w:val="20"/>
+                <w:szCs w:val="20"/>
+                <w:shd w:val="clear" w:color="auto" w:fill="F9F9F9"/>
+              </w:rPr>
+              <w:t>df.printSchema()</w:t>
+            </w:r>
+          </w:p>
+          <w:p>
+            <w:pPr>
+              <w:widowControl w:val="0"/>
+              <w:pBdr>
+                <w:top w:val="nil"/>
+                <w:left w:val="nil"/>
+                <w:bottom w:val="nil"/>
+                <w:right w:val="nil"/>
+                <w:between w:val="nil"/>
+              </w:pBdr>
+              <w:spacing w:line="240" w:lineRule="auto"/>
+              <w:jc w:val="both"/>
+              <w:rPr>
+                <w:sz w:val="20"/>
+                <w:szCs w:val="20"/>
+                <w:shd w:val="clear" w:color="auto" w:fill="F9F9F9"/>
+              </w:rPr>
+            </w:pPr>
+            <w:r>
+              <w:rPr>
+                <w:sz w:val="20"/>
+                <w:szCs w:val="20"/>
+                <w:shd w:val="clear" w:color="auto" w:fill="F9F9F9"/>
+              </w:rPr>
+              <w:t>df.show(truncate=False)</w:t>
             </w:r>
           </w:p>
           <w:p>
@@ -2765,7 +2058,6 @@
       </w:pPr>
       <w:bookmarkStart w:id="3" w:name="_s41s4tazr2ke" w:colFirst="0" w:colLast="0"/>
       <w:bookmarkEnd w:id="3"/>
-      <w:proofErr w:type="spellStart"/>
       <w:r>
         <w:rPr>
           <w:b/>
@@ -2774,40 +2066,7 @@
           <w:szCs w:val="20"/>
           <w:shd w:val="clear" w:color="auto" w:fill="F9F9F9"/>
         </w:rPr>
-        <w:t>DataFrame</w:t>
-      </w:r>
-      <w:proofErr w:type="spellEnd"/>
-      <w:r>
-        <w:rPr>
-          <w:b/>
-          <w:color w:val="1E73BE"/>
-          <w:sz w:val="20"/>
-          <w:szCs w:val="20"/>
-          <w:shd w:val="clear" w:color="auto" w:fill="F9F9F9"/>
-        </w:rPr>
-        <w:t xml:space="preserve"> sorting using the </w:t>
-      </w:r>
-      <w:proofErr w:type="gramStart"/>
-      <w:r>
-        <w:rPr>
-          <w:b/>
-          <w:color w:val="1E73BE"/>
-          <w:sz w:val="20"/>
-          <w:szCs w:val="20"/>
-          <w:shd w:val="clear" w:color="auto" w:fill="F9F9F9"/>
-        </w:rPr>
-        <w:t>sort(</w:t>
-      </w:r>
-      <w:proofErr w:type="gramEnd"/>
-      <w:r>
-        <w:rPr>
-          <w:b/>
-          <w:color w:val="1E73BE"/>
-          <w:sz w:val="20"/>
-          <w:szCs w:val="20"/>
-          <w:shd w:val="clear" w:color="auto" w:fill="F9F9F9"/>
-        </w:rPr>
-        <w:t>) function</w:t>
+        <w:t>DataFrame sorting using the sort() function</w:t>
       </w:r>
     </w:p>
     <w:p>
@@ -2821,43 +2080,14 @@
           <w:shd w:val="clear" w:color="auto" w:fill="F9F9F9"/>
         </w:rPr>
       </w:pPr>
-      <w:proofErr w:type="spellStart"/>
-      <w:r>
-        <w:rPr>
-          <w:sz w:val="20"/>
-          <w:szCs w:val="20"/>
-          <w:shd w:val="clear" w:color="auto" w:fill="F9F9F9"/>
-        </w:rPr>
-        <w:t>PySpark</w:t>
-      </w:r>
-      <w:proofErr w:type="spellEnd"/>
-      <w:r>
-        <w:rPr>
-          <w:sz w:val="20"/>
-          <w:szCs w:val="20"/>
-          <w:shd w:val="clear" w:color="auto" w:fill="F9F9F9"/>
-        </w:rPr>
-        <w:t xml:space="preserve"> </w:t>
-      </w:r>
-      <w:proofErr w:type="spellStart"/>
-      <w:r>
-        <w:rPr>
-          <w:sz w:val="20"/>
-          <w:szCs w:val="20"/>
-          <w:shd w:val="clear" w:color="auto" w:fill="F9F9F9"/>
-        </w:rPr>
-        <w:t>DataFrame</w:t>
-      </w:r>
-      <w:proofErr w:type="spellEnd"/>
-      <w:r>
-        <w:rPr>
-          <w:sz w:val="20"/>
-          <w:szCs w:val="20"/>
-          <w:shd w:val="clear" w:color="auto" w:fill="F9F9F9"/>
-        </w:rPr>
-        <w:t xml:space="preserve"> class provides </w:t>
-      </w:r>
-      <w:proofErr w:type="gramStart"/>
+      <w:r>
+        <w:rPr>
+          <w:sz w:val="20"/>
+          <w:szCs w:val="20"/>
+          <w:shd w:val="clear" w:color="auto" w:fill="F9F9F9"/>
+        </w:rPr>
+        <w:t xml:space="preserve">PySpark DataFrame class provides </w:t>
+      </w:r>
       <w:r>
         <w:rPr>
           <w:rFonts w:ascii="Courier New" w:eastAsia="Courier New" w:hAnsi="Courier New" w:cs="Courier New"/>
@@ -2865,17 +2095,7 @@
           <w:szCs w:val="20"/>
           <w:shd w:val="clear" w:color="auto" w:fill="E3E3E4"/>
         </w:rPr>
-        <w:t>sort(</w:t>
-      </w:r>
-      <w:proofErr w:type="gramEnd"/>
-      <w:r>
-        <w:rPr>
-          <w:rFonts w:ascii="Courier New" w:eastAsia="Courier New" w:hAnsi="Courier New" w:cs="Courier New"/>
-          <w:sz w:val="20"/>
-          <w:szCs w:val="20"/>
-          <w:shd w:val="clear" w:color="auto" w:fill="E3E3E4"/>
-        </w:rPr>
-        <w:t>)</w:t>
+        <w:t>sort()</w:t>
       </w:r>
       <w:r>
         <w:rPr>
@@ -2942,147 +2162,41 @@
                 <w:szCs w:val="20"/>
                 <w:shd w:val="clear" w:color="auto" w:fill="F9F9F9"/>
               </w:rPr>
-              <w:t xml:space="preserve">from </w:t>
-            </w:r>
-            <w:proofErr w:type="spellStart"/>
-            <w:proofErr w:type="gramStart"/>
-            <w:r>
-              <w:rPr>
-                <w:sz w:val="20"/>
-                <w:szCs w:val="20"/>
-                <w:shd w:val="clear" w:color="auto" w:fill="F9F9F9"/>
-              </w:rPr>
-              <w:t>pyspark.sql.functions</w:t>
-            </w:r>
-            <w:proofErr w:type="spellEnd"/>
-            <w:proofErr w:type="gramEnd"/>
-            <w:r>
-              <w:rPr>
-                <w:sz w:val="20"/>
-                <w:szCs w:val="20"/>
-                <w:shd w:val="clear" w:color="auto" w:fill="F9F9F9"/>
-              </w:rPr>
-              <w:t xml:space="preserve"> import col</w:t>
-            </w:r>
-          </w:p>
-          <w:p>
-            <w:pPr>
-              <w:spacing w:line="240" w:lineRule="auto"/>
-              <w:jc w:val="both"/>
-              <w:rPr>
-                <w:sz w:val="20"/>
-                <w:szCs w:val="20"/>
-              </w:rPr>
-            </w:pPr>
-            <w:proofErr w:type="spellStart"/>
-            <w:proofErr w:type="gramStart"/>
-            <w:r>
-              <w:rPr>
-                <w:sz w:val="20"/>
-                <w:szCs w:val="20"/>
-              </w:rPr>
-              <w:t>df.sort</w:t>
-            </w:r>
-            <w:proofErr w:type="spellEnd"/>
-            <w:proofErr w:type="gramEnd"/>
-            <w:r>
-              <w:rPr>
-                <w:sz w:val="20"/>
-                <w:szCs w:val="20"/>
-              </w:rPr>
-              <w:t>("</w:t>
-            </w:r>
-            <w:proofErr w:type="spellStart"/>
-            <w:r>
-              <w:rPr>
-                <w:sz w:val="20"/>
-                <w:szCs w:val="20"/>
-              </w:rPr>
-              <w:t>department","state</w:t>
-            </w:r>
-            <w:proofErr w:type="spellEnd"/>
-            <w:r>
-              <w:rPr>
-                <w:sz w:val="20"/>
-                <w:szCs w:val="20"/>
-              </w:rPr>
-              <w:t>"</w:t>
-            </w:r>
-            <w:proofErr w:type="gramStart"/>
-            <w:r>
-              <w:rPr>
-                <w:sz w:val="20"/>
-                <w:szCs w:val="20"/>
-              </w:rPr>
-              <w:t>).show</w:t>
-            </w:r>
-            <w:proofErr w:type="gramEnd"/>
-            <w:r>
-              <w:rPr>
-                <w:sz w:val="20"/>
-                <w:szCs w:val="20"/>
-              </w:rPr>
-              <w:t>(truncate=False)</w:t>
-            </w:r>
-          </w:p>
-          <w:p>
-            <w:pPr>
-              <w:spacing w:line="240" w:lineRule="auto"/>
-              <w:jc w:val="both"/>
-              <w:rPr>
-                <w:sz w:val="20"/>
-                <w:szCs w:val="20"/>
-              </w:rPr>
-            </w:pPr>
-            <w:proofErr w:type="spellStart"/>
-            <w:proofErr w:type="gramStart"/>
-            <w:r>
-              <w:rPr>
-                <w:sz w:val="20"/>
-                <w:szCs w:val="20"/>
-              </w:rPr>
-              <w:t>df.sort</w:t>
-            </w:r>
-            <w:proofErr w:type="spellEnd"/>
-            <w:proofErr w:type="gramEnd"/>
-            <w:r>
-              <w:rPr>
-                <w:sz w:val="20"/>
-                <w:szCs w:val="20"/>
-              </w:rPr>
-              <w:t>(col("department"</w:t>
-            </w:r>
-            <w:proofErr w:type="gramStart"/>
-            <w:r>
-              <w:rPr>
-                <w:sz w:val="20"/>
-                <w:szCs w:val="20"/>
-              </w:rPr>
-              <w:t>),col</w:t>
-            </w:r>
-            <w:proofErr w:type="gramEnd"/>
-            <w:r>
-              <w:rPr>
-                <w:sz w:val="20"/>
-                <w:szCs w:val="20"/>
-              </w:rPr>
-              <w:t>("state")</w:t>
-            </w:r>
-            <w:proofErr w:type="gramStart"/>
-            <w:r>
-              <w:rPr>
-                <w:sz w:val="20"/>
-                <w:szCs w:val="20"/>
-              </w:rPr>
-              <w:t>).show</w:t>
-            </w:r>
-            <w:proofErr w:type="gramEnd"/>
-            <w:r>
-              <w:rPr>
-                <w:sz w:val="20"/>
-                <w:szCs w:val="20"/>
-              </w:rPr>
-              <w:t>(truncate=False)</w:t>
+              <w:t>from pyspark.sql.functions import col</w:t>
+            </w:r>
+          </w:p>
+          <w:p>
+            <w:pPr>
+              <w:spacing w:line="240" w:lineRule="auto"/>
+              <w:jc w:val="both"/>
+              <w:rPr>
+                <w:sz w:val="20"/>
+                <w:szCs w:val="20"/>
+              </w:rPr>
+            </w:pPr>
+            <w:r>
+              <w:rPr>
+                <w:sz w:val="20"/>
+                <w:szCs w:val="20"/>
+              </w:rPr>
+              <w:t>df.sort("department","state").show(truncate=False)</w:t>
+            </w:r>
+          </w:p>
+          <w:p>
+            <w:pPr>
+              <w:spacing w:line="240" w:lineRule="auto"/>
+              <w:jc w:val="both"/>
+              <w:rPr>
+                <w:sz w:val="20"/>
+                <w:szCs w:val="20"/>
+              </w:rPr>
+            </w:pPr>
+            <w:r>
+              <w:rPr>
+                <w:sz w:val="20"/>
+                <w:szCs w:val="20"/>
+              </w:rPr>
+              <w:t>df.sort(col("department"),col("state")).show(truncate=False)</w:t>
             </w:r>
           </w:p>
           <w:p>
@@ -3164,41 +2278,7 @@
           <w:szCs w:val="20"/>
           <w:shd w:val="clear" w:color="auto" w:fill="F9F9F9"/>
         </w:rPr>
-        <w:t xml:space="preserve">sorting using </w:t>
-      </w:r>
-      <w:proofErr w:type="spellStart"/>
-      <w:proofErr w:type="gramStart"/>
-      <w:r>
-        <w:rPr>
-          <w:b/>
-          <w:color w:val="1E73BE"/>
-          <w:sz w:val="20"/>
-          <w:szCs w:val="20"/>
-          <w:shd w:val="clear" w:color="auto" w:fill="F9F9F9"/>
-        </w:rPr>
-        <w:t>orderBy</w:t>
-      </w:r>
-      <w:proofErr w:type="spellEnd"/>
-      <w:r>
-        <w:rPr>
-          <w:b/>
-          <w:color w:val="1E73BE"/>
-          <w:sz w:val="20"/>
-          <w:szCs w:val="20"/>
-          <w:shd w:val="clear" w:color="auto" w:fill="F9F9F9"/>
-        </w:rPr>
-        <w:t>(</w:t>
-      </w:r>
-      <w:proofErr w:type="gramEnd"/>
-      <w:r>
-        <w:rPr>
-          <w:b/>
-          <w:color w:val="1E73BE"/>
-          <w:sz w:val="20"/>
-          <w:szCs w:val="20"/>
-          <w:shd w:val="clear" w:color="auto" w:fill="F9F9F9"/>
-        </w:rPr>
-        <w:t>) function</w:t>
+        <w:t>sorting using orderBy() function</w:t>
       </w:r>
     </w:p>
     <w:p>
@@ -3212,44 +2292,14 @@
           <w:shd w:val="clear" w:color="auto" w:fill="F9F9F9"/>
         </w:rPr>
       </w:pPr>
-      <w:proofErr w:type="spellStart"/>
-      <w:r>
-        <w:rPr>
-          <w:sz w:val="20"/>
-          <w:szCs w:val="20"/>
-          <w:shd w:val="clear" w:color="auto" w:fill="F9F9F9"/>
-        </w:rPr>
-        <w:t>PySpark</w:t>
-      </w:r>
-      <w:proofErr w:type="spellEnd"/>
-      <w:r>
-        <w:rPr>
-          <w:sz w:val="20"/>
-          <w:szCs w:val="20"/>
-          <w:shd w:val="clear" w:color="auto" w:fill="F9F9F9"/>
-        </w:rPr>
-        <w:t xml:space="preserve"> </w:t>
-      </w:r>
-      <w:proofErr w:type="spellStart"/>
-      <w:r>
-        <w:rPr>
-          <w:sz w:val="20"/>
-          <w:szCs w:val="20"/>
-          <w:shd w:val="clear" w:color="auto" w:fill="F9F9F9"/>
-        </w:rPr>
-        <w:t>DataFrame</w:t>
-      </w:r>
-      <w:proofErr w:type="spellEnd"/>
-      <w:r>
-        <w:rPr>
-          <w:sz w:val="20"/>
-          <w:szCs w:val="20"/>
-          <w:shd w:val="clear" w:color="auto" w:fill="F9F9F9"/>
-        </w:rPr>
-        <w:t xml:space="preserve"> also provides </w:t>
-      </w:r>
-      <w:proofErr w:type="spellStart"/>
-      <w:proofErr w:type="gramStart"/>
+      <w:r>
+        <w:rPr>
+          <w:sz w:val="20"/>
+          <w:szCs w:val="20"/>
+          <w:shd w:val="clear" w:color="auto" w:fill="F9F9F9"/>
+        </w:rPr>
+        <w:t xml:space="preserve">PySpark DataFrame also provides </w:t>
+      </w:r>
       <w:r>
         <w:rPr>
           <w:rFonts w:ascii="Courier New" w:eastAsia="Courier New" w:hAnsi="Courier New" w:cs="Courier New"/>
@@ -3257,27 +2307,7 @@
           <w:szCs w:val="20"/>
           <w:shd w:val="clear" w:color="auto" w:fill="E3E3E4"/>
         </w:rPr>
-        <w:t>orderBy</w:t>
-      </w:r>
-      <w:proofErr w:type="spellEnd"/>
-      <w:r>
-        <w:rPr>
-          <w:rFonts w:ascii="Courier New" w:eastAsia="Courier New" w:hAnsi="Courier New" w:cs="Courier New"/>
-          <w:sz w:val="20"/>
-          <w:szCs w:val="20"/>
-          <w:shd w:val="clear" w:color="auto" w:fill="E3E3E4"/>
-        </w:rPr>
-        <w:t>(</w:t>
-      </w:r>
-      <w:proofErr w:type="gramEnd"/>
-      <w:r>
-        <w:rPr>
-          <w:rFonts w:ascii="Courier New" w:eastAsia="Courier New" w:hAnsi="Courier New" w:cs="Courier New"/>
-          <w:sz w:val="20"/>
-          <w:szCs w:val="20"/>
-          <w:shd w:val="clear" w:color="auto" w:fill="E3E3E4"/>
-        </w:rPr>
-        <w:t>)</w:t>
+        <w:t>orderBy()</w:t>
       </w:r>
       <w:r>
         <w:rPr>
@@ -3384,136 +2414,40 @@
                 <w:shd w:val="clear" w:color="auto" w:fill="F9F9F9"/>
               </w:rPr>
             </w:pPr>
-            <w:proofErr w:type="spellStart"/>
-            <w:proofErr w:type="gramStart"/>
-            <w:r>
-              <w:rPr>
-                <w:sz w:val="20"/>
-                <w:szCs w:val="20"/>
-                <w:shd w:val="clear" w:color="auto" w:fill="F9F9F9"/>
-              </w:rPr>
-              <w:t>df.orderBy</w:t>
-            </w:r>
-            <w:proofErr w:type="spellEnd"/>
-            <w:proofErr w:type="gramEnd"/>
-            <w:r>
-              <w:rPr>
-                <w:sz w:val="20"/>
-                <w:szCs w:val="20"/>
-                <w:shd w:val="clear" w:color="auto" w:fill="F9F9F9"/>
-              </w:rPr>
-              <w:t>("</w:t>
-            </w:r>
-            <w:proofErr w:type="spellStart"/>
-            <w:r>
-              <w:rPr>
-                <w:sz w:val="20"/>
-                <w:szCs w:val="20"/>
-                <w:shd w:val="clear" w:color="auto" w:fill="F9F9F9"/>
-              </w:rPr>
-              <w:t>department","state</w:t>
-            </w:r>
-            <w:proofErr w:type="spellEnd"/>
-            <w:r>
-              <w:rPr>
-                <w:sz w:val="20"/>
-                <w:szCs w:val="20"/>
-                <w:shd w:val="clear" w:color="auto" w:fill="F9F9F9"/>
-              </w:rPr>
-              <w:t>"</w:t>
-            </w:r>
-            <w:proofErr w:type="gramStart"/>
-            <w:r>
-              <w:rPr>
-                <w:sz w:val="20"/>
-                <w:szCs w:val="20"/>
-                <w:shd w:val="clear" w:color="auto" w:fill="F9F9F9"/>
-              </w:rPr>
-              <w:t>).show</w:t>
-            </w:r>
-            <w:proofErr w:type="gramEnd"/>
-            <w:r>
-              <w:rPr>
-                <w:sz w:val="20"/>
-                <w:szCs w:val="20"/>
-                <w:shd w:val="clear" w:color="auto" w:fill="F9F9F9"/>
-              </w:rPr>
-              <w:t>(truncate=False)</w:t>
-            </w:r>
-          </w:p>
-          <w:p>
-            <w:pPr>
-              <w:widowControl w:val="0"/>
-              <w:pBdr>
-                <w:top w:val="nil"/>
-                <w:left w:val="nil"/>
-                <w:bottom w:val="nil"/>
-                <w:right w:val="nil"/>
-                <w:between w:val="nil"/>
-              </w:pBdr>
-              <w:spacing w:line="240" w:lineRule="auto"/>
-              <w:jc w:val="both"/>
-              <w:rPr>
-                <w:sz w:val="20"/>
-                <w:szCs w:val="20"/>
-                <w:shd w:val="clear" w:color="auto" w:fill="F9F9F9"/>
-              </w:rPr>
-            </w:pPr>
-            <w:proofErr w:type="spellStart"/>
-            <w:proofErr w:type="gramStart"/>
-            <w:r>
-              <w:rPr>
-                <w:sz w:val="20"/>
-                <w:szCs w:val="20"/>
-                <w:shd w:val="clear" w:color="auto" w:fill="F9F9F9"/>
-              </w:rPr>
-              <w:t>df.orderBy</w:t>
-            </w:r>
-            <w:proofErr w:type="spellEnd"/>
-            <w:proofErr w:type="gramEnd"/>
-            <w:r>
-              <w:rPr>
-                <w:sz w:val="20"/>
-                <w:szCs w:val="20"/>
-                <w:shd w:val="clear" w:color="auto" w:fill="F9F9F9"/>
-              </w:rPr>
-              <w:t>(col("department"</w:t>
-            </w:r>
-            <w:proofErr w:type="gramStart"/>
-            <w:r>
-              <w:rPr>
-                <w:sz w:val="20"/>
-                <w:szCs w:val="20"/>
-                <w:shd w:val="clear" w:color="auto" w:fill="F9F9F9"/>
-              </w:rPr>
-              <w:t>),col</w:t>
-            </w:r>
-            <w:proofErr w:type="gramEnd"/>
-            <w:r>
-              <w:rPr>
-                <w:sz w:val="20"/>
-                <w:szCs w:val="20"/>
-                <w:shd w:val="clear" w:color="auto" w:fill="F9F9F9"/>
-              </w:rPr>
-              <w:t>("state")</w:t>
-            </w:r>
-            <w:proofErr w:type="gramStart"/>
-            <w:r>
-              <w:rPr>
-                <w:sz w:val="20"/>
-                <w:szCs w:val="20"/>
-                <w:shd w:val="clear" w:color="auto" w:fill="F9F9F9"/>
-              </w:rPr>
-              <w:t>).show</w:t>
-            </w:r>
-            <w:proofErr w:type="gramEnd"/>
-            <w:r>
-              <w:rPr>
-                <w:sz w:val="20"/>
-                <w:szCs w:val="20"/>
-                <w:shd w:val="clear" w:color="auto" w:fill="F9F9F9"/>
-              </w:rPr>
-              <w:t>(truncate=False)</w:t>
+            <w:r>
+              <w:rPr>
+                <w:sz w:val="20"/>
+                <w:szCs w:val="20"/>
+                <w:shd w:val="clear" w:color="auto" w:fill="F9F9F9"/>
+              </w:rPr>
+              <w:t>df.orderBy("department","state").show(truncate=False)</w:t>
+            </w:r>
+          </w:p>
+          <w:p>
+            <w:pPr>
+              <w:widowControl w:val="0"/>
+              <w:pBdr>
+                <w:top w:val="nil"/>
+                <w:left w:val="nil"/>
+                <w:bottom w:val="nil"/>
+                <w:right w:val="nil"/>
+                <w:between w:val="nil"/>
+              </w:pBdr>
+              <w:spacing w:line="240" w:lineRule="auto"/>
+              <w:jc w:val="both"/>
+              <w:rPr>
+                <w:sz w:val="20"/>
+                <w:szCs w:val="20"/>
+                <w:shd w:val="clear" w:color="auto" w:fill="F9F9F9"/>
+              </w:rPr>
+            </w:pPr>
+            <w:r>
+              <w:rPr>
+                <w:sz w:val="20"/>
+                <w:szCs w:val="20"/>
+                <w:shd w:val="clear" w:color="auto" w:fill="F9F9F9"/>
+              </w:rPr>
+              <w:t>df.orderBy(col("department"),col("state")).show(truncate=False)</w:t>
             </w:r>
           </w:p>
           <w:p>
@@ -3700,89 +2634,13 @@
           <w:shd w:val="clear" w:color="auto" w:fill="F9F9F9"/>
         </w:rPr>
       </w:pPr>
-      <w:proofErr w:type="spellStart"/>
-      <w:proofErr w:type="gramStart"/>
-      <w:r>
-        <w:rPr>
-          <w:sz w:val="20"/>
-          <w:szCs w:val="20"/>
-          <w:shd w:val="clear" w:color="auto" w:fill="F9F9F9"/>
-        </w:rPr>
-        <w:t>df.sort</w:t>
-      </w:r>
-      <w:proofErr w:type="spellEnd"/>
-      <w:proofErr w:type="gramEnd"/>
-      <w:r>
-        <w:rPr>
-          <w:sz w:val="20"/>
-          <w:szCs w:val="20"/>
-          <w:shd w:val="clear" w:color="auto" w:fill="F9F9F9"/>
-        </w:rPr>
-        <w:t>(</w:t>
-      </w:r>
-      <w:proofErr w:type="spellStart"/>
-      <w:r>
-        <w:rPr>
-          <w:sz w:val="20"/>
-          <w:szCs w:val="20"/>
-          <w:shd w:val="clear" w:color="auto" w:fill="F9F9F9"/>
-        </w:rPr>
-        <w:t>df.department.asc</w:t>
-      </w:r>
-      <w:proofErr w:type="spellEnd"/>
-      <w:r>
-        <w:rPr>
-          <w:sz w:val="20"/>
-          <w:szCs w:val="20"/>
-          <w:shd w:val="clear" w:color="auto" w:fill="F9F9F9"/>
-        </w:rPr>
-        <w:t>(</w:t>
-      </w:r>
-      <w:proofErr w:type="gramStart"/>
-      <w:r>
-        <w:rPr>
-          <w:sz w:val="20"/>
-          <w:szCs w:val="20"/>
-          <w:shd w:val="clear" w:color="auto" w:fill="F9F9F9"/>
-        </w:rPr>
-        <w:t>),</w:t>
-      </w:r>
-      <w:proofErr w:type="spellStart"/>
-      <w:r>
-        <w:rPr>
-          <w:sz w:val="20"/>
-          <w:szCs w:val="20"/>
-          <w:shd w:val="clear" w:color="auto" w:fill="F9F9F9"/>
-        </w:rPr>
-        <w:t>df.state.asc</w:t>
-      </w:r>
-      <w:proofErr w:type="spellEnd"/>
-      <w:proofErr w:type="gramEnd"/>
-      <w:r>
-        <w:rPr>
-          <w:sz w:val="20"/>
-          <w:szCs w:val="20"/>
-          <w:shd w:val="clear" w:color="auto" w:fill="F9F9F9"/>
-        </w:rPr>
-        <w:t>()</w:t>
-      </w:r>
-      <w:proofErr w:type="gramStart"/>
-      <w:r>
-        <w:rPr>
-          <w:sz w:val="20"/>
-          <w:szCs w:val="20"/>
-          <w:shd w:val="clear" w:color="auto" w:fill="F9F9F9"/>
-        </w:rPr>
-        <w:t>).show</w:t>
-      </w:r>
-      <w:proofErr w:type="gramEnd"/>
-      <w:r>
-        <w:rPr>
-          <w:sz w:val="20"/>
-          <w:szCs w:val="20"/>
-          <w:shd w:val="clear" w:color="auto" w:fill="F9F9F9"/>
-        </w:rPr>
-        <w:t>(truncate=False)</w:t>
+      <w:r>
+        <w:rPr>
+          <w:sz w:val="20"/>
+          <w:szCs w:val="20"/>
+          <w:shd w:val="clear" w:color="auto" w:fill="F9F9F9"/>
+        </w:rPr>
+        <w:t>df.sort(df.department.asc(),df.state.asc()).show(truncate=False)</w:t>
       </w:r>
     </w:p>
     <w:p>
@@ -3796,59 +2654,13 @@
           <w:shd w:val="clear" w:color="auto" w:fill="F9F9F9"/>
         </w:rPr>
       </w:pPr>
-      <w:proofErr w:type="gramStart"/>
-      <w:r>
-        <w:rPr>
-          <w:sz w:val="20"/>
-          <w:szCs w:val="20"/>
-          <w:shd w:val="clear" w:color="auto" w:fill="F9F9F9"/>
-        </w:rPr>
-        <w:t>df.sort</w:t>
-      </w:r>
-      <w:proofErr w:type="gramEnd"/>
-      <w:r>
-        <w:rPr>
-          <w:sz w:val="20"/>
-          <w:szCs w:val="20"/>
-          <w:shd w:val="clear" w:color="auto" w:fill="F9F9F9"/>
-        </w:rPr>
-        <w:t>(col("department").asc(</w:t>
-      </w:r>
-      <w:proofErr w:type="gramStart"/>
-      <w:r>
-        <w:rPr>
-          <w:sz w:val="20"/>
-          <w:szCs w:val="20"/>
-          <w:shd w:val="clear" w:color="auto" w:fill="F9F9F9"/>
-        </w:rPr>
-        <w:t>),col</w:t>
-      </w:r>
-      <w:proofErr w:type="gramEnd"/>
-      <w:r>
-        <w:rPr>
-          <w:sz w:val="20"/>
-          <w:szCs w:val="20"/>
-          <w:shd w:val="clear" w:color="auto" w:fill="F9F9F9"/>
-        </w:rPr>
-        <w:t>("state").asc()</w:t>
-      </w:r>
-      <w:proofErr w:type="gramStart"/>
-      <w:r>
-        <w:rPr>
-          <w:sz w:val="20"/>
-          <w:szCs w:val="20"/>
-          <w:shd w:val="clear" w:color="auto" w:fill="F9F9F9"/>
-        </w:rPr>
-        <w:t>).show</w:t>
-      </w:r>
-      <w:proofErr w:type="gramEnd"/>
-      <w:r>
-        <w:rPr>
-          <w:sz w:val="20"/>
-          <w:szCs w:val="20"/>
-          <w:shd w:val="clear" w:color="auto" w:fill="F9F9F9"/>
-        </w:rPr>
-        <w:t>(truncate=False)</w:t>
+      <w:r>
+        <w:rPr>
+          <w:sz w:val="20"/>
+          <w:szCs w:val="20"/>
+          <w:shd w:val="clear" w:color="auto" w:fill="F9F9F9"/>
+        </w:rPr>
+        <w:t>df.sort(col("department").asc(),col("state").asc()).show(truncate=False)</w:t>
       </w:r>
     </w:p>
     <w:p>
@@ -3862,59 +2674,13 @@
           <w:shd w:val="clear" w:color="auto" w:fill="F9F9F9"/>
         </w:rPr>
       </w:pPr>
-      <w:proofErr w:type="gramStart"/>
-      <w:r>
-        <w:rPr>
-          <w:sz w:val="20"/>
-          <w:szCs w:val="20"/>
-          <w:shd w:val="clear" w:color="auto" w:fill="F9F9F9"/>
-        </w:rPr>
-        <w:t>df.orderBy</w:t>
-      </w:r>
-      <w:proofErr w:type="gramEnd"/>
-      <w:r>
-        <w:rPr>
-          <w:sz w:val="20"/>
-          <w:szCs w:val="20"/>
-          <w:shd w:val="clear" w:color="auto" w:fill="F9F9F9"/>
-        </w:rPr>
-        <w:t>(col("department").asc(</w:t>
-      </w:r>
-      <w:proofErr w:type="gramStart"/>
-      <w:r>
-        <w:rPr>
-          <w:sz w:val="20"/>
-          <w:szCs w:val="20"/>
-          <w:shd w:val="clear" w:color="auto" w:fill="F9F9F9"/>
-        </w:rPr>
-        <w:t>),col</w:t>
-      </w:r>
-      <w:proofErr w:type="gramEnd"/>
-      <w:r>
-        <w:rPr>
-          <w:sz w:val="20"/>
-          <w:szCs w:val="20"/>
-          <w:shd w:val="clear" w:color="auto" w:fill="F9F9F9"/>
-        </w:rPr>
-        <w:t>("state").asc()</w:t>
-      </w:r>
-      <w:proofErr w:type="gramStart"/>
-      <w:r>
-        <w:rPr>
-          <w:sz w:val="20"/>
-          <w:szCs w:val="20"/>
-          <w:shd w:val="clear" w:color="auto" w:fill="F9F9F9"/>
-        </w:rPr>
-        <w:t>).show</w:t>
-      </w:r>
-      <w:proofErr w:type="gramEnd"/>
-      <w:r>
-        <w:rPr>
-          <w:sz w:val="20"/>
-          <w:szCs w:val="20"/>
-          <w:shd w:val="clear" w:color="auto" w:fill="F9F9F9"/>
-        </w:rPr>
-        <w:t>(truncate=False)</w:t>
+      <w:r>
+        <w:rPr>
+          <w:sz w:val="20"/>
+          <w:szCs w:val="20"/>
+          <w:shd w:val="clear" w:color="auto" w:fill="F9F9F9"/>
+        </w:rPr>
+        <w:t>df.orderBy(col("department").asc(),col("state").asc()).show(truncate=False)</w:t>
       </w:r>
     </w:p>
     <w:p>
@@ -4034,259 +2800,67 @@
                 <w:shd w:val="clear" w:color="auto" w:fill="F9F9F9"/>
               </w:rPr>
             </w:pPr>
-            <w:proofErr w:type="gramStart"/>
-            <w:r>
-              <w:rPr>
-                <w:sz w:val="20"/>
-                <w:szCs w:val="20"/>
-                <w:shd w:val="clear" w:color="auto" w:fill="F9F9F9"/>
-              </w:rPr>
-              <w:t>df.sort</w:t>
-            </w:r>
-            <w:proofErr w:type="gramEnd"/>
-            <w:r>
-              <w:rPr>
-                <w:sz w:val="20"/>
-                <w:szCs w:val="20"/>
-                <w:shd w:val="clear" w:color="auto" w:fill="F9F9F9"/>
-              </w:rPr>
-              <w:t>(df.department.asc(</w:t>
-            </w:r>
-            <w:proofErr w:type="gramStart"/>
-            <w:r>
-              <w:rPr>
-                <w:sz w:val="20"/>
-                <w:szCs w:val="20"/>
-                <w:shd w:val="clear" w:color="auto" w:fill="F9F9F9"/>
-              </w:rPr>
-              <w:t>),df</w:t>
-            </w:r>
-            <w:proofErr w:type="gramEnd"/>
-            <w:r>
-              <w:rPr>
-                <w:sz w:val="20"/>
-                <w:szCs w:val="20"/>
-                <w:shd w:val="clear" w:color="auto" w:fill="F9F9F9"/>
-              </w:rPr>
-              <w:t>.</w:t>
-            </w:r>
-            <w:proofErr w:type="gramStart"/>
-            <w:r>
-              <w:rPr>
-                <w:sz w:val="20"/>
-                <w:szCs w:val="20"/>
-                <w:shd w:val="clear" w:color="auto" w:fill="F9F9F9"/>
-              </w:rPr>
-              <w:t>state.desc</w:t>
-            </w:r>
-            <w:proofErr w:type="gramEnd"/>
-            <w:r>
-              <w:rPr>
-                <w:sz w:val="20"/>
-                <w:szCs w:val="20"/>
-                <w:shd w:val="clear" w:color="auto" w:fill="F9F9F9"/>
-              </w:rPr>
-              <w:t>()</w:t>
-            </w:r>
-            <w:proofErr w:type="gramStart"/>
-            <w:r>
-              <w:rPr>
-                <w:sz w:val="20"/>
-                <w:szCs w:val="20"/>
-                <w:shd w:val="clear" w:color="auto" w:fill="F9F9F9"/>
-              </w:rPr>
-              <w:t>).show</w:t>
-            </w:r>
-            <w:proofErr w:type="gramEnd"/>
-            <w:r>
-              <w:rPr>
-                <w:sz w:val="20"/>
-                <w:szCs w:val="20"/>
-                <w:shd w:val="clear" w:color="auto" w:fill="F9F9F9"/>
-              </w:rPr>
-              <w:t>(truncate=False)</w:t>
-            </w:r>
-          </w:p>
-          <w:p>
-            <w:pPr>
-              <w:widowControl w:val="0"/>
-              <w:pBdr>
-                <w:top w:val="nil"/>
-                <w:left w:val="nil"/>
-                <w:bottom w:val="nil"/>
-                <w:right w:val="nil"/>
-                <w:between w:val="nil"/>
-              </w:pBdr>
-              <w:spacing w:line="240" w:lineRule="auto"/>
-              <w:jc w:val="both"/>
-              <w:rPr>
-                <w:sz w:val="20"/>
-                <w:szCs w:val="20"/>
-                <w:shd w:val="clear" w:color="auto" w:fill="F9F9F9"/>
-              </w:rPr>
-            </w:pPr>
-            <w:proofErr w:type="gramStart"/>
-            <w:r>
-              <w:rPr>
-                <w:sz w:val="20"/>
-                <w:szCs w:val="20"/>
-                <w:shd w:val="clear" w:color="auto" w:fill="F9F9F9"/>
-              </w:rPr>
-              <w:t>df.sort</w:t>
-            </w:r>
-            <w:proofErr w:type="gramEnd"/>
-            <w:r>
-              <w:rPr>
-                <w:sz w:val="20"/>
-                <w:szCs w:val="20"/>
-                <w:shd w:val="clear" w:color="auto" w:fill="F9F9F9"/>
-              </w:rPr>
-              <w:t>(col("department").asc(</w:t>
-            </w:r>
-            <w:proofErr w:type="gramStart"/>
-            <w:r>
-              <w:rPr>
-                <w:sz w:val="20"/>
-                <w:szCs w:val="20"/>
-                <w:shd w:val="clear" w:color="auto" w:fill="F9F9F9"/>
-              </w:rPr>
-              <w:t>),col</w:t>
-            </w:r>
-            <w:proofErr w:type="gramEnd"/>
-            <w:r>
-              <w:rPr>
-                <w:sz w:val="20"/>
-                <w:szCs w:val="20"/>
-                <w:shd w:val="clear" w:color="auto" w:fill="F9F9F9"/>
-              </w:rPr>
-              <w:t>("state"</w:t>
-            </w:r>
-            <w:proofErr w:type="gramStart"/>
-            <w:r>
-              <w:rPr>
-                <w:sz w:val="20"/>
-                <w:szCs w:val="20"/>
-                <w:shd w:val="clear" w:color="auto" w:fill="F9F9F9"/>
-              </w:rPr>
-              <w:t>).desc</w:t>
-            </w:r>
-            <w:proofErr w:type="gramEnd"/>
-            <w:r>
-              <w:rPr>
-                <w:sz w:val="20"/>
-                <w:szCs w:val="20"/>
-                <w:shd w:val="clear" w:color="auto" w:fill="F9F9F9"/>
-              </w:rPr>
-              <w:t>()</w:t>
-            </w:r>
-            <w:proofErr w:type="gramStart"/>
-            <w:r>
-              <w:rPr>
-                <w:sz w:val="20"/>
-                <w:szCs w:val="20"/>
-                <w:shd w:val="clear" w:color="auto" w:fill="F9F9F9"/>
-              </w:rPr>
-              <w:t>).show</w:t>
-            </w:r>
-            <w:proofErr w:type="gramEnd"/>
-            <w:r>
-              <w:rPr>
-                <w:sz w:val="20"/>
-                <w:szCs w:val="20"/>
-                <w:shd w:val="clear" w:color="auto" w:fill="F9F9F9"/>
-              </w:rPr>
-              <w:t>(truncate=False)</w:t>
-            </w:r>
-          </w:p>
-          <w:p>
-            <w:pPr>
-              <w:widowControl w:val="0"/>
-              <w:pBdr>
-                <w:top w:val="nil"/>
-                <w:left w:val="nil"/>
-                <w:bottom w:val="nil"/>
-                <w:right w:val="nil"/>
-                <w:between w:val="nil"/>
-              </w:pBdr>
-              <w:spacing w:line="240" w:lineRule="auto"/>
-              <w:jc w:val="both"/>
-              <w:rPr>
-                <w:sz w:val="20"/>
-                <w:szCs w:val="20"/>
-                <w:shd w:val="clear" w:color="auto" w:fill="F9F9F9"/>
-              </w:rPr>
-            </w:pPr>
-            <w:proofErr w:type="gramStart"/>
-            <w:r>
-              <w:rPr>
-                <w:sz w:val="20"/>
-                <w:szCs w:val="20"/>
-                <w:shd w:val="clear" w:color="auto" w:fill="F9F9F9"/>
-              </w:rPr>
-              <w:t>df.orderBy</w:t>
-            </w:r>
-            <w:proofErr w:type="gramEnd"/>
-            <w:r>
-              <w:rPr>
-                <w:sz w:val="20"/>
-                <w:szCs w:val="20"/>
-                <w:shd w:val="clear" w:color="auto" w:fill="F9F9F9"/>
-              </w:rPr>
-              <w:t>(col("department").asc(</w:t>
-            </w:r>
-            <w:proofErr w:type="gramStart"/>
-            <w:r>
-              <w:rPr>
-                <w:sz w:val="20"/>
-                <w:szCs w:val="20"/>
-                <w:shd w:val="clear" w:color="auto" w:fill="F9F9F9"/>
-              </w:rPr>
-              <w:t>),col</w:t>
-            </w:r>
-            <w:proofErr w:type="gramEnd"/>
-            <w:r>
-              <w:rPr>
-                <w:sz w:val="20"/>
-                <w:szCs w:val="20"/>
-                <w:shd w:val="clear" w:color="auto" w:fill="F9F9F9"/>
-              </w:rPr>
-              <w:t>("state"</w:t>
-            </w:r>
-            <w:proofErr w:type="gramStart"/>
-            <w:r>
-              <w:rPr>
-                <w:sz w:val="20"/>
-                <w:szCs w:val="20"/>
-                <w:shd w:val="clear" w:color="auto" w:fill="F9F9F9"/>
-              </w:rPr>
-              <w:t>).desc</w:t>
-            </w:r>
-            <w:proofErr w:type="gramEnd"/>
-            <w:r>
-              <w:rPr>
-                <w:sz w:val="20"/>
-                <w:szCs w:val="20"/>
-                <w:shd w:val="clear" w:color="auto" w:fill="F9F9F9"/>
-              </w:rPr>
-              <w:t>()</w:t>
-            </w:r>
-            <w:proofErr w:type="gramStart"/>
-            <w:r>
-              <w:rPr>
-                <w:sz w:val="20"/>
-                <w:szCs w:val="20"/>
-                <w:shd w:val="clear" w:color="auto" w:fill="F9F9F9"/>
-              </w:rPr>
-              <w:t>).show</w:t>
-            </w:r>
-            <w:proofErr w:type="gramEnd"/>
-            <w:r>
-              <w:rPr>
-                <w:sz w:val="20"/>
-                <w:szCs w:val="20"/>
-                <w:shd w:val="clear" w:color="auto" w:fill="F9F9F9"/>
-              </w:rPr>
-              <w:t>(truncate=False)</w:t>
+            <w:r>
+              <w:rPr>
+                <w:sz w:val="20"/>
+                <w:szCs w:val="20"/>
+                <w:shd w:val="clear" w:color="auto" w:fill="F9F9F9"/>
+              </w:rPr>
+              <w:t>df.sort(df.department.asc(),df.state.desc()).show(truncate=False)</w:t>
+            </w:r>
+          </w:p>
+          <w:p>
+            <w:pPr>
+              <w:widowControl w:val="0"/>
+              <w:pBdr>
+                <w:top w:val="nil"/>
+                <w:left w:val="nil"/>
+                <w:bottom w:val="nil"/>
+                <w:right w:val="nil"/>
+                <w:between w:val="nil"/>
+              </w:pBdr>
+              <w:spacing w:line="240" w:lineRule="auto"/>
+              <w:jc w:val="both"/>
+              <w:rPr>
+                <w:sz w:val="20"/>
+                <w:szCs w:val="20"/>
+                <w:shd w:val="clear" w:color="auto" w:fill="F9F9F9"/>
+              </w:rPr>
+            </w:pPr>
+            <w:r>
+              <w:rPr>
+                <w:sz w:val="20"/>
+                <w:szCs w:val="20"/>
+                <w:shd w:val="clear" w:color="auto" w:fill="F9F9F9"/>
+              </w:rPr>
+              <w:t>df.sort(col("department").asc(),col("state").desc()).show(truncate=False)</w:t>
+            </w:r>
+          </w:p>
+          <w:p>
+            <w:pPr>
+              <w:widowControl w:val="0"/>
+              <w:pBdr>
+                <w:top w:val="nil"/>
+                <w:left w:val="nil"/>
+                <w:bottom w:val="nil"/>
+                <w:right w:val="nil"/>
+                <w:between w:val="nil"/>
+              </w:pBdr>
+              <w:spacing w:line="240" w:lineRule="auto"/>
+              <w:jc w:val="both"/>
+              <w:rPr>
+                <w:sz w:val="20"/>
+                <w:szCs w:val="20"/>
+                <w:shd w:val="clear" w:color="auto" w:fill="F9F9F9"/>
+              </w:rPr>
+            </w:pPr>
+            <w:r>
+              <w:rPr>
+                <w:sz w:val="20"/>
+                <w:szCs w:val="20"/>
+                <w:shd w:val="clear" w:color="auto" w:fill="F9F9F9"/>
+              </w:rPr>
+              <w:t>df.orderBy(col("department").asc(),col("state").desc()).show(truncate=False)</w:t>
             </w:r>
           </w:p>
           <w:p>
@@ -4330,6 +2904,4649 @@
         </w:tc>
       </w:tr>
     </w:tbl>
+    <w:p>
+      <w:pPr>
+        <w:pStyle w:val="Heading2"/>
+        <w:keepNext w:val="0"/>
+        <w:keepLines w:val="0"/>
+        <w:shd w:val="clear" w:color="auto" w:fill="F9F9F9"/>
+        <w:spacing w:before="0" w:after="0" w:line="240" w:lineRule="auto"/>
+        <w:jc w:val="both"/>
+        <w:rPr>
+          <w:b/>
+          <w:color w:val="1E73BE"/>
+          <w:sz w:val="20"/>
+          <w:szCs w:val="20"/>
+          <w:shd w:val="clear" w:color="auto" w:fill="F9F9F9"/>
+        </w:rPr>
+      </w:pPr>
+      <w:r>
+        <w:rPr>
+          <w:b/>
+          <w:color w:val="1E73BE"/>
+          <w:sz w:val="20"/>
+          <w:szCs w:val="20"/>
+          <w:shd w:val="clear" w:color="auto" w:fill="F9F9F9"/>
+        </w:rPr>
+        <w:t>Using Raw SQL</w:t>
+      </w:r>
+    </w:p>
+    <w:p>
+      <w:pPr>
+        <w:spacing w:line="240" w:lineRule="auto"/>
+        <w:jc w:val="both"/>
+        <w:rPr>
+          <w:sz w:val="20"/>
+          <w:szCs w:val="20"/>
+          <w:shd w:val="clear" w:color="auto" w:fill="F9F9F9"/>
+        </w:rPr>
+      </w:pPr>
+    </w:p>
+    <w:tbl>
+      <w:tblPr>
+        <w:tblW w:w="9029" w:type="dxa"/>
+        <w:tblBorders>
+          <w:top w:val="single" w:sz="8" w:space="0" w:color="000000"/>
+          <w:left w:val="single" w:sz="8" w:space="0" w:color="000000"/>
+          <w:bottom w:val="single" w:sz="8" w:space="0" w:color="000000"/>
+          <w:right w:val="single" w:sz="8" w:space="0" w:color="000000"/>
+          <w:insideH w:val="single" w:sz="8" w:space="0" w:color="000000"/>
+          <w:insideV w:val="single" w:sz="8" w:space="0" w:color="000000"/>
+        </w:tblBorders>
+        <w:tblLayout w:type="fixed"/>
+        <w:tblLook w:val="0600" w:firstRow="0" w:lastRow="0" w:firstColumn="0" w:lastColumn="0" w:noHBand="1" w:noVBand="1"/>
+      </w:tblPr>
+      <w:tblGrid>
+        <w:gridCol w:w="9029"/>
+      </w:tblGrid>
+      <w:tr>
+        <w:tc>
+          <w:tcPr>
+            <w:tcW w:w="9029" w:type="dxa"/>
+            <w:tcMar>
+              <w:top w:w="100" w:type="dxa"/>
+              <w:left w:w="100" w:type="dxa"/>
+              <w:bottom w:w="100" w:type="dxa"/>
+              <w:right w:w="100" w:type="dxa"/>
+            </w:tcMar>
+          </w:tcPr>
+          <w:p>
+            <w:pPr>
+              <w:widowControl w:val="0"/>
+              <w:pBdr>
+                <w:top w:val="nil"/>
+                <w:left w:val="nil"/>
+                <w:bottom w:val="nil"/>
+                <w:right w:val="nil"/>
+                <w:between w:val="nil"/>
+              </w:pBdr>
+              <w:spacing w:line="240" w:lineRule="auto"/>
+              <w:jc w:val="both"/>
+              <w:rPr>
+                <w:sz w:val="20"/>
+                <w:szCs w:val="20"/>
+                <w:shd w:val="clear" w:color="auto" w:fill="F9F9F9"/>
+              </w:rPr>
+            </w:pPr>
+          </w:p>
+          <w:p>
+            <w:pPr>
+              <w:widowControl w:val="0"/>
+              <w:pBdr>
+                <w:top w:val="nil"/>
+                <w:left w:val="nil"/>
+                <w:bottom w:val="nil"/>
+                <w:right w:val="nil"/>
+                <w:between w:val="nil"/>
+              </w:pBdr>
+              <w:spacing w:line="240" w:lineRule="auto"/>
+              <w:jc w:val="both"/>
+              <w:rPr>
+                <w:sz w:val="20"/>
+                <w:szCs w:val="20"/>
+                <w:shd w:val="clear" w:color="auto" w:fill="F9F9F9"/>
+              </w:rPr>
+            </w:pPr>
+            <w:r>
+              <w:rPr>
+                <w:sz w:val="20"/>
+                <w:szCs w:val="20"/>
+                <w:shd w:val="clear" w:color="auto" w:fill="F9F9F9"/>
+              </w:rPr>
+              <w:t>df.createOrReplaceTempView("EMP")</w:t>
+            </w:r>
+          </w:p>
+          <w:p>
+            <w:pPr>
+              <w:widowControl w:val="0"/>
+              <w:pBdr>
+                <w:top w:val="nil"/>
+                <w:left w:val="nil"/>
+                <w:bottom w:val="nil"/>
+                <w:right w:val="nil"/>
+                <w:between w:val="nil"/>
+              </w:pBdr>
+              <w:spacing w:line="240" w:lineRule="auto"/>
+              <w:jc w:val="both"/>
+              <w:rPr>
+                <w:sz w:val="20"/>
+                <w:szCs w:val="20"/>
+                <w:shd w:val="clear" w:color="auto" w:fill="F9F9F9"/>
+              </w:rPr>
+            </w:pPr>
+          </w:p>
+          <w:p>
+            <w:pPr>
+              <w:widowControl w:val="0"/>
+              <w:pBdr>
+                <w:top w:val="nil"/>
+                <w:left w:val="nil"/>
+                <w:bottom w:val="nil"/>
+                <w:right w:val="nil"/>
+                <w:between w:val="nil"/>
+              </w:pBdr>
+              <w:spacing w:line="240" w:lineRule="auto"/>
+              <w:jc w:val="both"/>
+              <w:rPr>
+                <w:sz w:val="20"/>
+                <w:szCs w:val="20"/>
+                <w:shd w:val="clear" w:color="auto" w:fill="F9F9F9"/>
+              </w:rPr>
+            </w:pPr>
+            <w:r>
+              <w:rPr>
+                <w:sz w:val="20"/>
+                <w:szCs w:val="20"/>
+                <w:shd w:val="clear" w:color="auto" w:fill="F9F9F9"/>
+              </w:rPr>
+              <w:t>spark.sql("select employee_name,department,state,salary,age,bonus from EMP ORDER BY department asc").show(truncate=False)</w:t>
+            </w:r>
+          </w:p>
+          <w:p>
+            <w:pPr>
+              <w:widowControl w:val="0"/>
+              <w:pBdr>
+                <w:top w:val="nil"/>
+                <w:left w:val="nil"/>
+                <w:bottom w:val="nil"/>
+                <w:right w:val="nil"/>
+                <w:between w:val="nil"/>
+              </w:pBdr>
+              <w:spacing w:line="240" w:lineRule="auto"/>
+              <w:jc w:val="both"/>
+              <w:rPr>
+                <w:sz w:val="20"/>
+                <w:szCs w:val="20"/>
+                <w:shd w:val="clear" w:color="auto" w:fill="F9F9F9"/>
+              </w:rPr>
+            </w:pPr>
+          </w:p>
+          <w:p>
+            <w:pPr>
+              <w:widowControl w:val="0"/>
+              <w:pBdr>
+                <w:top w:val="nil"/>
+                <w:left w:val="nil"/>
+                <w:bottom w:val="nil"/>
+                <w:right w:val="nil"/>
+                <w:between w:val="nil"/>
+              </w:pBdr>
+              <w:spacing w:line="240" w:lineRule="auto"/>
+              <w:jc w:val="both"/>
+              <w:rPr>
+                <w:sz w:val="20"/>
+                <w:szCs w:val="20"/>
+                <w:shd w:val="clear" w:color="auto" w:fill="F9F9F9"/>
+              </w:rPr>
+            </w:pPr>
+          </w:p>
+        </w:tc>
+      </w:tr>
+    </w:tbl>
+    <w:p>
+      <w:pPr>
+        <w:spacing w:line="240" w:lineRule="auto"/>
+        <w:jc w:val="both"/>
+        <w:rPr>
+          <w:sz w:val="20"/>
+          <w:szCs w:val="20"/>
+          <w:shd w:val="clear" w:color="auto" w:fill="F9F9F9"/>
+        </w:rPr>
+      </w:pPr>
+    </w:p>
+    <w:p>
+      <w:pPr>
+        <w:spacing w:line="240" w:lineRule="auto"/>
+        <w:jc w:val="both"/>
+        <w:rPr>
+          <w:sz w:val="20"/>
+          <w:szCs w:val="20"/>
+          <w:shd w:val="clear" w:color="auto" w:fill="F9F9F9"/>
+        </w:rPr>
+      </w:pPr>
+      <w:r>
+        <w:rPr>
+          <w:sz w:val="20"/>
+          <w:szCs w:val="20"/>
+          <w:shd w:val="clear" w:color="auto" w:fill="F9F9F9"/>
+        </w:rPr>
+        <w:t xml:space="preserve">Similar to SQL </w:t>
+      </w:r>
+      <w:r>
+        <w:rPr>
+          <w:rFonts w:ascii="Courier New" w:eastAsia="Courier New" w:hAnsi="Courier New" w:cs="Courier New"/>
+          <w:sz w:val="20"/>
+          <w:szCs w:val="20"/>
+          <w:shd w:val="clear" w:color="auto" w:fill="E3E3E4"/>
+        </w:rPr>
+        <w:t>GROUP BY</w:t>
+      </w:r>
+      <w:r>
+        <w:rPr>
+          <w:sz w:val="20"/>
+          <w:szCs w:val="20"/>
+          <w:shd w:val="clear" w:color="auto" w:fill="F9F9F9"/>
+        </w:rPr>
+        <w:t xml:space="preserve"> clause, PySpark </w:t>
+      </w:r>
+      <w:r>
+        <w:rPr>
+          <w:rFonts w:ascii="Courier New" w:eastAsia="Courier New" w:hAnsi="Courier New" w:cs="Courier New"/>
+          <w:sz w:val="20"/>
+          <w:szCs w:val="20"/>
+          <w:shd w:val="clear" w:color="auto" w:fill="E3E3E4"/>
+        </w:rPr>
+        <w:t>groupBy()</w:t>
+      </w:r>
+      <w:r>
+        <w:rPr>
+          <w:sz w:val="20"/>
+          <w:szCs w:val="20"/>
+          <w:shd w:val="clear" w:color="auto" w:fill="F9F9F9"/>
+        </w:rPr>
+        <w:t xml:space="preserve"> function is used to collect the identical data into groups on DataFrame and perform aggregate functions on the grouped data</w:t>
+      </w:r>
+    </w:p>
+    <w:p>
+      <w:pPr>
+        <w:spacing w:line="240" w:lineRule="auto"/>
+        <w:jc w:val="both"/>
+        <w:rPr>
+          <w:sz w:val="20"/>
+          <w:szCs w:val="20"/>
+          <w:shd w:val="clear" w:color="auto" w:fill="F9F9F9"/>
+        </w:rPr>
+      </w:pPr>
+    </w:p>
+    <w:p>
+      <w:pPr>
+        <w:shd w:val="clear" w:color="auto" w:fill="F9F9F9"/>
+        <w:spacing w:line="240" w:lineRule="auto"/>
+        <w:jc w:val="both"/>
+        <w:rPr>
+          <w:sz w:val="20"/>
+          <w:szCs w:val="20"/>
+          <w:shd w:val="clear" w:color="auto" w:fill="F9F9F9"/>
+        </w:rPr>
+      </w:pPr>
+      <w:r>
+        <w:rPr>
+          <w:sz w:val="20"/>
+          <w:szCs w:val="20"/>
+          <w:shd w:val="clear" w:color="auto" w:fill="F9F9F9"/>
+        </w:rPr>
+        <w:t xml:space="preserve">When we perform </w:t>
+      </w:r>
+      <w:r>
+        <w:rPr>
+          <w:rFonts w:ascii="Courier New" w:eastAsia="Courier New" w:hAnsi="Courier New" w:cs="Courier New"/>
+          <w:sz w:val="20"/>
+          <w:szCs w:val="20"/>
+          <w:shd w:val="clear" w:color="auto" w:fill="E3E3E4"/>
+        </w:rPr>
+        <w:t>groupBy()</w:t>
+      </w:r>
+      <w:r>
+        <w:rPr>
+          <w:sz w:val="20"/>
+          <w:szCs w:val="20"/>
+          <w:shd w:val="clear" w:color="auto" w:fill="F9F9F9"/>
+        </w:rPr>
+        <w:t xml:space="preserve"> on PySpark Dataframe, it returns </w:t>
+      </w:r>
+      <w:r>
+        <w:rPr>
+          <w:rFonts w:ascii="Courier New" w:eastAsia="Courier New" w:hAnsi="Courier New" w:cs="Courier New"/>
+          <w:sz w:val="20"/>
+          <w:szCs w:val="20"/>
+          <w:shd w:val="clear" w:color="auto" w:fill="E3E3E4"/>
+        </w:rPr>
+        <w:t>GroupedData</w:t>
+      </w:r>
+      <w:r>
+        <w:rPr>
+          <w:sz w:val="20"/>
+          <w:szCs w:val="20"/>
+          <w:shd w:val="clear" w:color="auto" w:fill="F9F9F9"/>
+        </w:rPr>
+        <w:t xml:space="preserve"> object which contains below aggregate functions.</w:t>
+      </w:r>
+    </w:p>
+    <w:p>
+      <w:pPr>
+        <w:shd w:val="clear" w:color="auto" w:fill="F9F9F9"/>
+        <w:spacing w:line="240" w:lineRule="auto"/>
+        <w:jc w:val="both"/>
+        <w:rPr>
+          <w:sz w:val="20"/>
+          <w:szCs w:val="20"/>
+          <w:shd w:val="clear" w:color="auto" w:fill="F9F9F9"/>
+        </w:rPr>
+      </w:pPr>
+      <w:r>
+        <w:rPr>
+          <w:rFonts w:ascii="Courier New" w:eastAsia="Courier New" w:hAnsi="Courier New" w:cs="Courier New"/>
+          <w:sz w:val="20"/>
+          <w:szCs w:val="20"/>
+          <w:shd w:val="clear" w:color="auto" w:fill="E3E3E4"/>
+        </w:rPr>
+        <w:t>count() -</w:t>
+      </w:r>
+      <w:r>
+        <w:rPr>
+          <w:sz w:val="20"/>
+          <w:szCs w:val="20"/>
+          <w:shd w:val="clear" w:color="auto" w:fill="F9F9F9"/>
+        </w:rPr>
+        <w:t xml:space="preserve"> Returns the count of rows for each group.</w:t>
+      </w:r>
+    </w:p>
+    <w:p>
+      <w:pPr>
+        <w:shd w:val="clear" w:color="auto" w:fill="F9F9F9"/>
+        <w:spacing w:line="240" w:lineRule="auto"/>
+        <w:jc w:val="both"/>
+        <w:rPr>
+          <w:sz w:val="20"/>
+          <w:szCs w:val="20"/>
+          <w:shd w:val="clear" w:color="auto" w:fill="F9F9F9"/>
+        </w:rPr>
+      </w:pPr>
+      <w:r>
+        <w:rPr>
+          <w:rFonts w:ascii="Courier New" w:eastAsia="Courier New" w:hAnsi="Courier New" w:cs="Courier New"/>
+          <w:sz w:val="20"/>
+          <w:szCs w:val="20"/>
+          <w:shd w:val="clear" w:color="auto" w:fill="E3E3E4"/>
+        </w:rPr>
+        <w:t>mean() -</w:t>
+      </w:r>
+      <w:r>
+        <w:rPr>
+          <w:sz w:val="20"/>
+          <w:szCs w:val="20"/>
+          <w:shd w:val="clear" w:color="auto" w:fill="F9F9F9"/>
+        </w:rPr>
+        <w:t xml:space="preserve"> Returns the mean of values for each group.</w:t>
+      </w:r>
+    </w:p>
+    <w:p>
+      <w:pPr>
+        <w:shd w:val="clear" w:color="auto" w:fill="F9F9F9"/>
+        <w:spacing w:line="240" w:lineRule="auto"/>
+        <w:jc w:val="both"/>
+        <w:rPr>
+          <w:sz w:val="20"/>
+          <w:szCs w:val="20"/>
+          <w:shd w:val="clear" w:color="auto" w:fill="F9F9F9"/>
+        </w:rPr>
+      </w:pPr>
+      <w:r>
+        <w:rPr>
+          <w:rFonts w:ascii="Courier New" w:eastAsia="Courier New" w:hAnsi="Courier New" w:cs="Courier New"/>
+          <w:sz w:val="20"/>
+          <w:szCs w:val="20"/>
+          <w:shd w:val="clear" w:color="auto" w:fill="E3E3E4"/>
+        </w:rPr>
+        <w:t>max() -</w:t>
+      </w:r>
+      <w:r>
+        <w:rPr>
+          <w:sz w:val="20"/>
+          <w:szCs w:val="20"/>
+          <w:shd w:val="clear" w:color="auto" w:fill="F9F9F9"/>
+        </w:rPr>
+        <w:t xml:space="preserve"> Returns the maximum of values for each group.</w:t>
+      </w:r>
+    </w:p>
+    <w:p>
+      <w:pPr>
+        <w:shd w:val="clear" w:color="auto" w:fill="F9F9F9"/>
+        <w:spacing w:line="240" w:lineRule="auto"/>
+        <w:jc w:val="both"/>
+        <w:rPr>
+          <w:sz w:val="20"/>
+          <w:szCs w:val="20"/>
+          <w:shd w:val="clear" w:color="auto" w:fill="F9F9F9"/>
+        </w:rPr>
+      </w:pPr>
+      <w:r>
+        <w:rPr>
+          <w:rFonts w:ascii="Courier New" w:eastAsia="Courier New" w:hAnsi="Courier New" w:cs="Courier New"/>
+          <w:sz w:val="20"/>
+          <w:szCs w:val="20"/>
+          <w:shd w:val="clear" w:color="auto" w:fill="E3E3E4"/>
+        </w:rPr>
+        <w:t>min() -</w:t>
+      </w:r>
+      <w:r>
+        <w:rPr>
+          <w:sz w:val="20"/>
+          <w:szCs w:val="20"/>
+          <w:shd w:val="clear" w:color="auto" w:fill="F9F9F9"/>
+        </w:rPr>
+        <w:t xml:space="preserve"> Returns the minimum of values for each group.</w:t>
+      </w:r>
+    </w:p>
+    <w:p>
+      <w:pPr>
+        <w:shd w:val="clear" w:color="auto" w:fill="F9F9F9"/>
+        <w:spacing w:line="240" w:lineRule="auto"/>
+        <w:jc w:val="both"/>
+        <w:rPr>
+          <w:sz w:val="20"/>
+          <w:szCs w:val="20"/>
+          <w:shd w:val="clear" w:color="auto" w:fill="F9F9F9"/>
+        </w:rPr>
+      </w:pPr>
+      <w:r>
+        <w:rPr>
+          <w:rFonts w:ascii="Courier New" w:eastAsia="Courier New" w:hAnsi="Courier New" w:cs="Courier New"/>
+          <w:sz w:val="20"/>
+          <w:szCs w:val="20"/>
+          <w:shd w:val="clear" w:color="auto" w:fill="E3E3E4"/>
+        </w:rPr>
+        <w:t>sum() -</w:t>
+      </w:r>
+      <w:r>
+        <w:rPr>
+          <w:sz w:val="20"/>
+          <w:szCs w:val="20"/>
+          <w:shd w:val="clear" w:color="auto" w:fill="F9F9F9"/>
+        </w:rPr>
+        <w:t xml:space="preserve"> Returns the total for values for each group.</w:t>
+      </w:r>
+    </w:p>
+    <w:p>
+      <w:pPr>
+        <w:shd w:val="clear" w:color="auto" w:fill="F9F9F9"/>
+        <w:spacing w:line="240" w:lineRule="auto"/>
+        <w:jc w:val="both"/>
+        <w:rPr>
+          <w:sz w:val="20"/>
+          <w:szCs w:val="20"/>
+          <w:shd w:val="clear" w:color="auto" w:fill="F9F9F9"/>
+        </w:rPr>
+      </w:pPr>
+      <w:r>
+        <w:rPr>
+          <w:rFonts w:ascii="Courier New" w:eastAsia="Courier New" w:hAnsi="Courier New" w:cs="Courier New"/>
+          <w:sz w:val="20"/>
+          <w:szCs w:val="20"/>
+          <w:shd w:val="clear" w:color="auto" w:fill="E3E3E4"/>
+        </w:rPr>
+        <w:t>avg() -</w:t>
+      </w:r>
+      <w:r>
+        <w:rPr>
+          <w:sz w:val="20"/>
+          <w:szCs w:val="20"/>
+          <w:shd w:val="clear" w:color="auto" w:fill="F9F9F9"/>
+        </w:rPr>
+        <w:t xml:space="preserve"> Returns the average for values for each group.</w:t>
+      </w:r>
+    </w:p>
+    <w:p>
+      <w:pPr>
+        <w:spacing w:line="240" w:lineRule="auto"/>
+        <w:jc w:val="both"/>
+        <w:rPr>
+          <w:sz w:val="20"/>
+          <w:szCs w:val="20"/>
+          <w:shd w:val="clear" w:color="auto" w:fill="F9F9F9"/>
+        </w:rPr>
+      </w:pPr>
+    </w:p>
+    <w:tbl>
+      <w:tblPr>
+        <w:tblW w:w="9029" w:type="dxa"/>
+        <w:tblBorders>
+          <w:top w:val="single" w:sz="8" w:space="0" w:color="000000"/>
+          <w:left w:val="single" w:sz="8" w:space="0" w:color="000000"/>
+          <w:bottom w:val="single" w:sz="8" w:space="0" w:color="000000"/>
+          <w:right w:val="single" w:sz="8" w:space="0" w:color="000000"/>
+          <w:insideH w:val="single" w:sz="8" w:space="0" w:color="000000"/>
+          <w:insideV w:val="single" w:sz="8" w:space="0" w:color="000000"/>
+        </w:tblBorders>
+        <w:tblLayout w:type="fixed"/>
+        <w:tblLook w:val="0600" w:firstRow="0" w:lastRow="0" w:firstColumn="0" w:lastColumn="0" w:noHBand="1" w:noVBand="1"/>
+      </w:tblPr>
+      <w:tblGrid>
+        <w:gridCol w:w="9029"/>
+      </w:tblGrid>
+      <w:tr>
+        <w:tc>
+          <w:tcPr>
+            <w:tcW w:w="9029" w:type="dxa"/>
+            <w:tcMar>
+              <w:top w:w="100" w:type="dxa"/>
+              <w:left w:w="100" w:type="dxa"/>
+              <w:bottom w:w="100" w:type="dxa"/>
+              <w:right w:w="100" w:type="dxa"/>
+            </w:tcMar>
+          </w:tcPr>
+          <w:p>
+            <w:pPr>
+              <w:widowControl w:val="0"/>
+              <w:pBdr>
+                <w:top w:val="nil"/>
+                <w:left w:val="nil"/>
+                <w:bottom w:val="nil"/>
+                <w:right w:val="nil"/>
+                <w:between w:val="nil"/>
+              </w:pBdr>
+              <w:spacing w:line="240" w:lineRule="auto"/>
+              <w:jc w:val="both"/>
+              <w:rPr>
+                <w:sz w:val="20"/>
+                <w:szCs w:val="20"/>
+                <w:shd w:val="clear" w:color="auto" w:fill="F9F9F9"/>
+              </w:rPr>
+            </w:pPr>
+          </w:p>
+          <w:p>
+            <w:pPr>
+              <w:widowControl w:val="0"/>
+              <w:pBdr>
+                <w:top w:val="nil"/>
+                <w:left w:val="nil"/>
+                <w:bottom w:val="nil"/>
+                <w:right w:val="nil"/>
+                <w:between w:val="nil"/>
+              </w:pBdr>
+              <w:spacing w:line="240" w:lineRule="auto"/>
+              <w:jc w:val="both"/>
+              <w:rPr>
+                <w:sz w:val="20"/>
+                <w:szCs w:val="20"/>
+                <w:shd w:val="clear" w:color="auto" w:fill="F9F9F9"/>
+              </w:rPr>
+            </w:pPr>
+            <w:r>
+              <w:rPr>
+                <w:sz w:val="20"/>
+                <w:szCs w:val="20"/>
+                <w:shd w:val="clear" w:color="auto" w:fill="F9F9F9"/>
+              </w:rPr>
+              <w:t>simpleData = [("James","Sales","NY",90000,34,10000),</w:t>
+            </w:r>
+          </w:p>
+          <w:p>
+            <w:pPr>
+              <w:widowControl w:val="0"/>
+              <w:pBdr>
+                <w:top w:val="nil"/>
+                <w:left w:val="nil"/>
+                <w:bottom w:val="nil"/>
+                <w:right w:val="nil"/>
+                <w:between w:val="nil"/>
+              </w:pBdr>
+              <w:spacing w:line="240" w:lineRule="auto"/>
+              <w:jc w:val="both"/>
+              <w:rPr>
+                <w:sz w:val="20"/>
+                <w:szCs w:val="20"/>
+                <w:shd w:val="clear" w:color="auto" w:fill="F9F9F9"/>
+              </w:rPr>
+            </w:pPr>
+            <w:r>
+              <w:rPr>
+                <w:sz w:val="20"/>
+                <w:szCs w:val="20"/>
+                <w:shd w:val="clear" w:color="auto" w:fill="F9F9F9"/>
+              </w:rPr>
+              <w:t xml:space="preserve">    ("Michael","Sales","NY",86000,56,20000),</w:t>
+            </w:r>
+          </w:p>
+          <w:p>
+            <w:pPr>
+              <w:widowControl w:val="0"/>
+              <w:pBdr>
+                <w:top w:val="nil"/>
+                <w:left w:val="nil"/>
+                <w:bottom w:val="nil"/>
+                <w:right w:val="nil"/>
+                <w:between w:val="nil"/>
+              </w:pBdr>
+              <w:spacing w:line="240" w:lineRule="auto"/>
+              <w:jc w:val="both"/>
+              <w:rPr>
+                <w:sz w:val="20"/>
+                <w:szCs w:val="20"/>
+                <w:shd w:val="clear" w:color="auto" w:fill="F9F9F9"/>
+              </w:rPr>
+            </w:pPr>
+            <w:r>
+              <w:rPr>
+                <w:sz w:val="20"/>
+                <w:szCs w:val="20"/>
+                <w:shd w:val="clear" w:color="auto" w:fill="F9F9F9"/>
+              </w:rPr>
+              <w:t xml:space="preserve">    ("Robert","Sales","CA",81000,30,23000),</w:t>
+            </w:r>
+          </w:p>
+          <w:p>
+            <w:pPr>
+              <w:widowControl w:val="0"/>
+              <w:pBdr>
+                <w:top w:val="nil"/>
+                <w:left w:val="nil"/>
+                <w:bottom w:val="nil"/>
+                <w:right w:val="nil"/>
+                <w:between w:val="nil"/>
+              </w:pBdr>
+              <w:spacing w:line="240" w:lineRule="auto"/>
+              <w:jc w:val="both"/>
+              <w:rPr>
+                <w:sz w:val="20"/>
+                <w:szCs w:val="20"/>
+                <w:shd w:val="clear" w:color="auto" w:fill="F9F9F9"/>
+              </w:rPr>
+            </w:pPr>
+            <w:r>
+              <w:rPr>
+                <w:sz w:val="20"/>
+                <w:szCs w:val="20"/>
+                <w:shd w:val="clear" w:color="auto" w:fill="F9F9F9"/>
+              </w:rPr>
+              <w:t xml:space="preserve">    ("Maria","Finance","CA",90000,24,23000),</w:t>
+            </w:r>
+          </w:p>
+          <w:p>
+            <w:pPr>
+              <w:widowControl w:val="0"/>
+              <w:pBdr>
+                <w:top w:val="nil"/>
+                <w:left w:val="nil"/>
+                <w:bottom w:val="nil"/>
+                <w:right w:val="nil"/>
+                <w:between w:val="nil"/>
+              </w:pBdr>
+              <w:spacing w:line="240" w:lineRule="auto"/>
+              <w:jc w:val="both"/>
+              <w:rPr>
+                <w:sz w:val="20"/>
+                <w:szCs w:val="20"/>
+                <w:shd w:val="clear" w:color="auto" w:fill="F9F9F9"/>
+              </w:rPr>
+            </w:pPr>
+            <w:r>
+              <w:rPr>
+                <w:sz w:val="20"/>
+                <w:szCs w:val="20"/>
+                <w:shd w:val="clear" w:color="auto" w:fill="F9F9F9"/>
+              </w:rPr>
+              <w:t xml:space="preserve">    ("Raman","Finance","CA",99000,40,24000),</w:t>
+            </w:r>
+          </w:p>
+          <w:p>
+            <w:pPr>
+              <w:widowControl w:val="0"/>
+              <w:pBdr>
+                <w:top w:val="nil"/>
+                <w:left w:val="nil"/>
+                <w:bottom w:val="nil"/>
+                <w:right w:val="nil"/>
+                <w:between w:val="nil"/>
+              </w:pBdr>
+              <w:spacing w:line="240" w:lineRule="auto"/>
+              <w:jc w:val="both"/>
+              <w:rPr>
+                <w:sz w:val="20"/>
+                <w:szCs w:val="20"/>
+                <w:shd w:val="clear" w:color="auto" w:fill="F9F9F9"/>
+              </w:rPr>
+            </w:pPr>
+            <w:r>
+              <w:rPr>
+                <w:sz w:val="20"/>
+                <w:szCs w:val="20"/>
+                <w:shd w:val="clear" w:color="auto" w:fill="F9F9F9"/>
+              </w:rPr>
+              <w:t xml:space="preserve">    ("Scott","Finance","NY",83000,36,19000),</w:t>
+            </w:r>
+          </w:p>
+          <w:p>
+            <w:pPr>
+              <w:widowControl w:val="0"/>
+              <w:pBdr>
+                <w:top w:val="nil"/>
+                <w:left w:val="nil"/>
+                <w:bottom w:val="nil"/>
+                <w:right w:val="nil"/>
+                <w:between w:val="nil"/>
+              </w:pBdr>
+              <w:spacing w:line="240" w:lineRule="auto"/>
+              <w:jc w:val="both"/>
+              <w:rPr>
+                <w:sz w:val="20"/>
+                <w:szCs w:val="20"/>
+                <w:shd w:val="clear" w:color="auto" w:fill="F9F9F9"/>
+              </w:rPr>
+            </w:pPr>
+            <w:r>
+              <w:rPr>
+                <w:sz w:val="20"/>
+                <w:szCs w:val="20"/>
+                <w:shd w:val="clear" w:color="auto" w:fill="F9F9F9"/>
+              </w:rPr>
+              <w:t xml:space="preserve">    ("Jen","Finance","NY",79000,53,15000),</w:t>
+            </w:r>
+          </w:p>
+          <w:p>
+            <w:pPr>
+              <w:widowControl w:val="0"/>
+              <w:pBdr>
+                <w:top w:val="nil"/>
+                <w:left w:val="nil"/>
+                <w:bottom w:val="nil"/>
+                <w:right w:val="nil"/>
+                <w:between w:val="nil"/>
+              </w:pBdr>
+              <w:spacing w:line="240" w:lineRule="auto"/>
+              <w:jc w:val="both"/>
+              <w:rPr>
+                <w:sz w:val="20"/>
+                <w:szCs w:val="20"/>
+                <w:shd w:val="clear" w:color="auto" w:fill="F9F9F9"/>
+              </w:rPr>
+            </w:pPr>
+            <w:r>
+              <w:rPr>
+                <w:sz w:val="20"/>
+                <w:szCs w:val="20"/>
+                <w:shd w:val="clear" w:color="auto" w:fill="F9F9F9"/>
+              </w:rPr>
+              <w:t xml:space="preserve">    ("Jeff","Marketing","CA",80000,25,18000),</w:t>
+            </w:r>
+          </w:p>
+          <w:p>
+            <w:pPr>
+              <w:widowControl w:val="0"/>
+              <w:pBdr>
+                <w:top w:val="nil"/>
+                <w:left w:val="nil"/>
+                <w:bottom w:val="nil"/>
+                <w:right w:val="nil"/>
+                <w:between w:val="nil"/>
+              </w:pBdr>
+              <w:spacing w:line="240" w:lineRule="auto"/>
+              <w:jc w:val="both"/>
+              <w:rPr>
+                <w:sz w:val="20"/>
+                <w:szCs w:val="20"/>
+                <w:shd w:val="clear" w:color="auto" w:fill="F9F9F9"/>
+              </w:rPr>
+            </w:pPr>
+            <w:r>
+              <w:rPr>
+                <w:sz w:val="20"/>
+                <w:szCs w:val="20"/>
+                <w:shd w:val="clear" w:color="auto" w:fill="F9F9F9"/>
+              </w:rPr>
+              <w:t xml:space="preserve">    ("Kumar","Marketing","NY",91000,50,21000)</w:t>
+            </w:r>
+          </w:p>
+          <w:p>
+            <w:pPr>
+              <w:widowControl w:val="0"/>
+              <w:pBdr>
+                <w:top w:val="nil"/>
+                <w:left w:val="nil"/>
+                <w:bottom w:val="nil"/>
+                <w:right w:val="nil"/>
+                <w:between w:val="nil"/>
+              </w:pBdr>
+              <w:spacing w:line="240" w:lineRule="auto"/>
+              <w:jc w:val="both"/>
+              <w:rPr>
+                <w:sz w:val="20"/>
+                <w:szCs w:val="20"/>
+                <w:shd w:val="clear" w:color="auto" w:fill="F9F9F9"/>
+              </w:rPr>
+            </w:pPr>
+            <w:r>
+              <w:rPr>
+                <w:sz w:val="20"/>
+                <w:szCs w:val="20"/>
+                <w:shd w:val="clear" w:color="auto" w:fill="F9F9F9"/>
+              </w:rPr>
+              <w:t xml:space="preserve">  ]</w:t>
+            </w:r>
+          </w:p>
+          <w:p>
+            <w:pPr>
+              <w:widowControl w:val="0"/>
+              <w:pBdr>
+                <w:top w:val="nil"/>
+                <w:left w:val="nil"/>
+                <w:bottom w:val="nil"/>
+                <w:right w:val="nil"/>
+                <w:between w:val="nil"/>
+              </w:pBdr>
+              <w:spacing w:line="240" w:lineRule="auto"/>
+              <w:jc w:val="both"/>
+              <w:rPr>
+                <w:sz w:val="20"/>
+                <w:szCs w:val="20"/>
+                <w:shd w:val="clear" w:color="auto" w:fill="F9F9F9"/>
+              </w:rPr>
+            </w:pPr>
+          </w:p>
+          <w:p>
+            <w:pPr>
+              <w:widowControl w:val="0"/>
+              <w:pBdr>
+                <w:top w:val="nil"/>
+                <w:left w:val="nil"/>
+                <w:bottom w:val="nil"/>
+                <w:right w:val="nil"/>
+                <w:between w:val="nil"/>
+              </w:pBdr>
+              <w:spacing w:line="240" w:lineRule="auto"/>
+              <w:jc w:val="both"/>
+              <w:rPr>
+                <w:sz w:val="20"/>
+                <w:szCs w:val="20"/>
+                <w:shd w:val="clear" w:color="auto" w:fill="F9F9F9"/>
+              </w:rPr>
+            </w:pPr>
+            <w:r>
+              <w:rPr>
+                <w:sz w:val="20"/>
+                <w:szCs w:val="20"/>
+                <w:shd w:val="clear" w:color="auto" w:fill="F9F9F9"/>
+              </w:rPr>
+              <w:t>schema = ["employee_name","department","state","salary","age","bonus"]</w:t>
+            </w:r>
+          </w:p>
+          <w:p>
+            <w:pPr>
+              <w:widowControl w:val="0"/>
+              <w:pBdr>
+                <w:top w:val="nil"/>
+                <w:left w:val="nil"/>
+                <w:bottom w:val="nil"/>
+                <w:right w:val="nil"/>
+                <w:between w:val="nil"/>
+              </w:pBdr>
+              <w:spacing w:line="240" w:lineRule="auto"/>
+              <w:jc w:val="both"/>
+              <w:rPr>
+                <w:sz w:val="20"/>
+                <w:szCs w:val="20"/>
+                <w:shd w:val="clear" w:color="auto" w:fill="F9F9F9"/>
+              </w:rPr>
+            </w:pPr>
+            <w:r>
+              <w:rPr>
+                <w:sz w:val="20"/>
+                <w:szCs w:val="20"/>
+                <w:shd w:val="clear" w:color="auto" w:fill="F9F9F9"/>
+              </w:rPr>
+              <w:t>df = spark.createDataFrame(data=simpleData, schema = schema)</w:t>
+            </w:r>
+          </w:p>
+          <w:p>
+            <w:pPr>
+              <w:widowControl w:val="0"/>
+              <w:pBdr>
+                <w:top w:val="nil"/>
+                <w:left w:val="nil"/>
+                <w:bottom w:val="nil"/>
+                <w:right w:val="nil"/>
+                <w:between w:val="nil"/>
+              </w:pBdr>
+              <w:spacing w:line="240" w:lineRule="auto"/>
+              <w:jc w:val="both"/>
+              <w:rPr>
+                <w:sz w:val="20"/>
+                <w:szCs w:val="20"/>
+                <w:shd w:val="clear" w:color="auto" w:fill="F9F9F9"/>
+              </w:rPr>
+            </w:pPr>
+            <w:r>
+              <w:rPr>
+                <w:sz w:val="20"/>
+                <w:szCs w:val="20"/>
+                <w:shd w:val="clear" w:color="auto" w:fill="F9F9F9"/>
+              </w:rPr>
+              <w:t>df.printSchema()</w:t>
+            </w:r>
+          </w:p>
+          <w:p>
+            <w:pPr>
+              <w:widowControl w:val="0"/>
+              <w:pBdr>
+                <w:top w:val="nil"/>
+                <w:left w:val="nil"/>
+                <w:bottom w:val="nil"/>
+                <w:right w:val="nil"/>
+                <w:between w:val="nil"/>
+              </w:pBdr>
+              <w:spacing w:line="240" w:lineRule="auto"/>
+              <w:jc w:val="both"/>
+              <w:rPr>
+                <w:sz w:val="20"/>
+                <w:szCs w:val="20"/>
+                <w:shd w:val="clear" w:color="auto" w:fill="F9F9F9"/>
+              </w:rPr>
+            </w:pPr>
+            <w:r>
+              <w:rPr>
+                <w:sz w:val="20"/>
+                <w:szCs w:val="20"/>
+                <w:shd w:val="clear" w:color="auto" w:fill="F9F9F9"/>
+              </w:rPr>
+              <w:t>df.show(truncate=False)</w:t>
+            </w:r>
+          </w:p>
+          <w:p>
+            <w:pPr>
+              <w:widowControl w:val="0"/>
+              <w:pBdr>
+                <w:top w:val="nil"/>
+                <w:left w:val="nil"/>
+                <w:bottom w:val="nil"/>
+                <w:right w:val="nil"/>
+                <w:between w:val="nil"/>
+              </w:pBdr>
+              <w:spacing w:line="240" w:lineRule="auto"/>
+              <w:jc w:val="both"/>
+              <w:rPr>
+                <w:sz w:val="20"/>
+                <w:szCs w:val="20"/>
+                <w:shd w:val="clear" w:color="auto" w:fill="F9F9F9"/>
+              </w:rPr>
+            </w:pPr>
+          </w:p>
+          <w:p>
+            <w:pPr>
+              <w:widowControl w:val="0"/>
+              <w:pBdr>
+                <w:top w:val="nil"/>
+                <w:left w:val="nil"/>
+                <w:bottom w:val="nil"/>
+                <w:right w:val="nil"/>
+                <w:between w:val="nil"/>
+              </w:pBdr>
+              <w:spacing w:line="240" w:lineRule="auto"/>
+              <w:jc w:val="both"/>
+              <w:rPr>
+                <w:sz w:val="20"/>
+                <w:szCs w:val="20"/>
+                <w:shd w:val="clear" w:color="auto" w:fill="F9F9F9"/>
+              </w:rPr>
+            </w:pPr>
+          </w:p>
+        </w:tc>
+      </w:tr>
+    </w:tbl>
+    <w:p>
+      <w:pPr>
+        <w:spacing w:line="240" w:lineRule="auto"/>
+        <w:jc w:val="both"/>
+        <w:rPr>
+          <w:sz w:val="20"/>
+          <w:szCs w:val="20"/>
+          <w:shd w:val="clear" w:color="auto" w:fill="F9F9F9"/>
+        </w:rPr>
+      </w:pPr>
+    </w:p>
+    <w:p>
+      <w:pPr>
+        <w:pStyle w:val="Heading2"/>
+        <w:keepNext w:val="0"/>
+        <w:keepLines w:val="0"/>
+        <w:shd w:val="clear" w:color="auto" w:fill="F9F9F9"/>
+        <w:spacing w:before="0" w:after="0" w:line="240" w:lineRule="auto"/>
+        <w:jc w:val="both"/>
+        <w:rPr>
+          <w:b/>
+          <w:color w:val="1E73BE"/>
+          <w:sz w:val="20"/>
+          <w:szCs w:val="20"/>
+          <w:shd w:val="clear" w:color="auto" w:fill="F9F9F9"/>
+        </w:rPr>
+      </w:pPr>
+      <w:bookmarkStart w:id="7" w:name="_thrx6yy5x407" w:colFirst="0" w:colLast="0"/>
+      <w:bookmarkEnd w:id="7"/>
+      <w:r>
+        <w:rPr>
+          <w:b/>
+          <w:color w:val="1E73BE"/>
+          <w:sz w:val="20"/>
+          <w:szCs w:val="20"/>
+          <w:shd w:val="clear" w:color="auto" w:fill="F9F9F9"/>
+        </w:rPr>
+        <w:t>groupBy and aggregate on DataFrame columns</w:t>
+      </w:r>
+    </w:p>
+    <w:p>
+      <w:pPr>
+        <w:shd w:val="clear" w:color="auto" w:fill="F9F9F9"/>
+        <w:spacing w:line="240" w:lineRule="auto"/>
+        <w:jc w:val="both"/>
+        <w:rPr>
+          <w:sz w:val="20"/>
+          <w:szCs w:val="20"/>
+          <w:shd w:val="clear" w:color="auto" w:fill="F9F9F9"/>
+        </w:rPr>
+      </w:pPr>
+      <w:r>
+        <w:rPr>
+          <w:sz w:val="20"/>
+          <w:szCs w:val="20"/>
+          <w:shd w:val="clear" w:color="auto" w:fill="F9F9F9"/>
+        </w:rPr>
+        <w:lastRenderedPageBreak/>
+        <w:t xml:space="preserve">Let’s do the </w:t>
+      </w:r>
+      <w:r>
+        <w:rPr>
+          <w:rFonts w:ascii="Courier New" w:eastAsia="Courier New" w:hAnsi="Courier New" w:cs="Courier New"/>
+          <w:sz w:val="20"/>
+          <w:szCs w:val="20"/>
+          <w:shd w:val="clear" w:color="auto" w:fill="E3E3E4"/>
+        </w:rPr>
+        <w:t>groupBy()</w:t>
+      </w:r>
+      <w:r>
+        <w:rPr>
+          <w:sz w:val="20"/>
+          <w:szCs w:val="20"/>
+          <w:shd w:val="clear" w:color="auto" w:fill="F9F9F9"/>
+        </w:rPr>
+        <w:t xml:space="preserve"> on </w:t>
+      </w:r>
+      <w:r>
+        <w:rPr>
+          <w:rFonts w:ascii="Courier New" w:eastAsia="Courier New" w:hAnsi="Courier New" w:cs="Courier New"/>
+          <w:sz w:val="20"/>
+          <w:szCs w:val="20"/>
+          <w:shd w:val="clear" w:color="auto" w:fill="E3E3E4"/>
+        </w:rPr>
+        <w:t>department</w:t>
+      </w:r>
+      <w:r>
+        <w:rPr>
+          <w:sz w:val="20"/>
+          <w:szCs w:val="20"/>
+          <w:shd w:val="clear" w:color="auto" w:fill="F9F9F9"/>
+        </w:rPr>
+        <w:t xml:space="preserve"> column of DataFrame and then find the sum of salary for each department using </w:t>
+      </w:r>
+      <w:r>
+        <w:rPr>
+          <w:rFonts w:ascii="Courier New" w:eastAsia="Courier New" w:hAnsi="Courier New" w:cs="Courier New"/>
+          <w:sz w:val="20"/>
+          <w:szCs w:val="20"/>
+          <w:shd w:val="clear" w:color="auto" w:fill="E3E3E4"/>
+        </w:rPr>
+        <w:t xml:space="preserve">sum() </w:t>
+      </w:r>
+      <w:r>
+        <w:rPr>
+          <w:sz w:val="20"/>
+          <w:szCs w:val="20"/>
+          <w:shd w:val="clear" w:color="auto" w:fill="F9F9F9"/>
+        </w:rPr>
+        <w:t>aggregate function.</w:t>
+      </w:r>
+    </w:p>
+    <w:p>
+      <w:pPr>
+        <w:spacing w:line="240" w:lineRule="auto"/>
+        <w:jc w:val="both"/>
+        <w:rPr>
+          <w:sz w:val="20"/>
+          <w:szCs w:val="20"/>
+          <w:shd w:val="clear" w:color="auto" w:fill="F9F9F9"/>
+        </w:rPr>
+      </w:pPr>
+    </w:p>
+    <w:tbl>
+      <w:tblPr>
+        <w:tblW w:w="9029" w:type="dxa"/>
+        <w:tblBorders>
+          <w:top w:val="single" w:sz="8" w:space="0" w:color="000000"/>
+          <w:left w:val="single" w:sz="8" w:space="0" w:color="000000"/>
+          <w:bottom w:val="single" w:sz="8" w:space="0" w:color="000000"/>
+          <w:right w:val="single" w:sz="8" w:space="0" w:color="000000"/>
+          <w:insideH w:val="single" w:sz="8" w:space="0" w:color="000000"/>
+          <w:insideV w:val="single" w:sz="8" w:space="0" w:color="000000"/>
+        </w:tblBorders>
+        <w:tblLayout w:type="fixed"/>
+        <w:tblLook w:val="0600" w:firstRow="0" w:lastRow="0" w:firstColumn="0" w:lastColumn="0" w:noHBand="1" w:noVBand="1"/>
+      </w:tblPr>
+      <w:tblGrid>
+        <w:gridCol w:w="9029"/>
+      </w:tblGrid>
+      <w:tr>
+        <w:tc>
+          <w:tcPr>
+            <w:tcW w:w="9029" w:type="dxa"/>
+            <w:tcMar>
+              <w:top w:w="100" w:type="dxa"/>
+              <w:left w:w="100" w:type="dxa"/>
+              <w:bottom w:w="100" w:type="dxa"/>
+              <w:right w:w="100" w:type="dxa"/>
+            </w:tcMar>
+          </w:tcPr>
+          <w:p>
+            <w:pPr>
+              <w:spacing w:line="240" w:lineRule="auto"/>
+              <w:jc w:val="both"/>
+              <w:rPr>
+                <w:rFonts w:ascii="Consolas" w:eastAsia="Consolas" w:hAnsi="Consolas" w:cs="Consolas"/>
+                <w:color w:val="F8F8F2"/>
+                <w:sz w:val="20"/>
+                <w:szCs w:val="20"/>
+                <w:shd w:val="clear" w:color="auto" w:fill="272822"/>
+              </w:rPr>
+            </w:pPr>
+            <w:r>
+              <w:rPr>
+                <w:sz w:val="20"/>
+                <w:szCs w:val="20"/>
+              </w:rPr>
+              <w:t>df.groupBy("department").sum("salary").show(truncate=False)</w:t>
+            </w:r>
+          </w:p>
+          <w:p>
+            <w:pPr>
+              <w:widowControl w:val="0"/>
+              <w:pBdr>
+                <w:top w:val="nil"/>
+                <w:left w:val="nil"/>
+                <w:bottom w:val="nil"/>
+                <w:right w:val="nil"/>
+                <w:between w:val="nil"/>
+              </w:pBdr>
+              <w:spacing w:line="240" w:lineRule="auto"/>
+              <w:jc w:val="both"/>
+              <w:rPr>
+                <w:sz w:val="20"/>
+                <w:szCs w:val="20"/>
+                <w:shd w:val="clear" w:color="auto" w:fill="F9F9F9"/>
+              </w:rPr>
+            </w:pPr>
+          </w:p>
+        </w:tc>
+      </w:tr>
+    </w:tbl>
+    <w:p>
+      <w:pPr>
+        <w:spacing w:line="240" w:lineRule="auto"/>
+        <w:jc w:val="both"/>
+        <w:rPr>
+          <w:rFonts w:ascii="Courier New" w:eastAsia="Courier New" w:hAnsi="Courier New" w:cs="Courier New"/>
+          <w:sz w:val="20"/>
+          <w:szCs w:val="20"/>
+          <w:shd w:val="clear" w:color="auto" w:fill="E3E3E4"/>
+        </w:rPr>
+      </w:pPr>
+      <w:r>
+        <w:rPr>
+          <w:sz w:val="20"/>
+          <w:szCs w:val="20"/>
+          <w:shd w:val="clear" w:color="auto" w:fill="F9F9F9"/>
+        </w:rPr>
+        <w:t xml:space="preserve">Similarly, we can calculate the number of employee in each department using </w:t>
+      </w:r>
+      <w:r>
+        <w:rPr>
+          <w:rFonts w:ascii="Courier New" w:eastAsia="Courier New" w:hAnsi="Courier New" w:cs="Courier New"/>
+          <w:sz w:val="20"/>
+          <w:szCs w:val="20"/>
+          <w:shd w:val="clear" w:color="auto" w:fill="E3E3E4"/>
+        </w:rPr>
+        <w:t>count()</w:t>
+      </w:r>
+    </w:p>
+    <w:p>
+      <w:pPr>
+        <w:spacing w:line="240" w:lineRule="auto"/>
+        <w:jc w:val="both"/>
+        <w:rPr>
+          <w:rFonts w:ascii="Courier New" w:eastAsia="Courier New" w:hAnsi="Courier New" w:cs="Courier New"/>
+          <w:sz w:val="20"/>
+          <w:szCs w:val="20"/>
+          <w:shd w:val="clear" w:color="auto" w:fill="E3E3E4"/>
+        </w:rPr>
+      </w:pPr>
+    </w:p>
+    <w:p>
+      <w:pPr>
+        <w:spacing w:line="240" w:lineRule="auto"/>
+        <w:jc w:val="both"/>
+        <w:rPr>
+          <w:rFonts w:ascii="Courier New" w:eastAsia="Courier New" w:hAnsi="Courier New" w:cs="Courier New"/>
+          <w:sz w:val="20"/>
+          <w:szCs w:val="20"/>
+          <w:shd w:val="clear" w:color="auto" w:fill="E3E3E4"/>
+        </w:rPr>
+      </w:pPr>
+    </w:p>
+    <w:tbl>
+      <w:tblPr>
+        <w:tblW w:w="9029" w:type="dxa"/>
+        <w:tblBorders>
+          <w:top w:val="single" w:sz="8" w:space="0" w:color="000000"/>
+          <w:left w:val="single" w:sz="8" w:space="0" w:color="000000"/>
+          <w:bottom w:val="single" w:sz="8" w:space="0" w:color="000000"/>
+          <w:right w:val="single" w:sz="8" w:space="0" w:color="000000"/>
+          <w:insideH w:val="single" w:sz="8" w:space="0" w:color="000000"/>
+          <w:insideV w:val="single" w:sz="8" w:space="0" w:color="000000"/>
+        </w:tblBorders>
+        <w:tblLayout w:type="fixed"/>
+        <w:tblLook w:val="0600" w:firstRow="0" w:lastRow="0" w:firstColumn="0" w:lastColumn="0" w:noHBand="1" w:noVBand="1"/>
+      </w:tblPr>
+      <w:tblGrid>
+        <w:gridCol w:w="9029"/>
+      </w:tblGrid>
+      <w:tr>
+        <w:tc>
+          <w:tcPr>
+            <w:tcW w:w="9029" w:type="dxa"/>
+            <w:tcMar>
+              <w:top w:w="100" w:type="dxa"/>
+              <w:left w:w="100" w:type="dxa"/>
+              <w:bottom w:w="100" w:type="dxa"/>
+              <w:right w:w="100" w:type="dxa"/>
+            </w:tcMar>
+          </w:tcPr>
+          <w:p>
+            <w:pPr>
+              <w:spacing w:line="240" w:lineRule="auto"/>
+              <w:jc w:val="both"/>
+              <w:rPr>
+                <w:sz w:val="20"/>
+                <w:szCs w:val="20"/>
+              </w:rPr>
+            </w:pPr>
+            <w:r>
+              <w:rPr>
+                <w:sz w:val="20"/>
+                <w:szCs w:val="20"/>
+              </w:rPr>
+              <w:t>df.groupBy("department").count().show()</w:t>
+            </w:r>
+          </w:p>
+          <w:p>
+            <w:pPr>
+              <w:spacing w:line="240" w:lineRule="auto"/>
+              <w:jc w:val="both"/>
+              <w:rPr>
+                <w:sz w:val="20"/>
+                <w:szCs w:val="20"/>
+              </w:rPr>
+            </w:pPr>
+          </w:p>
+          <w:p>
+            <w:pPr>
+              <w:spacing w:line="240" w:lineRule="auto"/>
+              <w:jc w:val="both"/>
+              <w:rPr>
+                <w:sz w:val="20"/>
+                <w:szCs w:val="20"/>
+              </w:rPr>
+            </w:pPr>
+            <w:r>
+              <w:rPr>
+                <w:sz w:val="20"/>
+                <w:szCs w:val="20"/>
+              </w:rPr>
+              <w:t>df.groupBy("department").min("salary").show()</w:t>
+            </w:r>
+          </w:p>
+          <w:p>
+            <w:pPr>
+              <w:spacing w:line="240" w:lineRule="auto"/>
+              <w:jc w:val="both"/>
+              <w:rPr>
+                <w:sz w:val="20"/>
+                <w:szCs w:val="20"/>
+              </w:rPr>
+            </w:pPr>
+          </w:p>
+          <w:p>
+            <w:pPr>
+              <w:spacing w:line="240" w:lineRule="auto"/>
+              <w:jc w:val="both"/>
+              <w:rPr>
+                <w:sz w:val="20"/>
+                <w:szCs w:val="20"/>
+              </w:rPr>
+            </w:pPr>
+            <w:r>
+              <w:rPr>
+                <w:sz w:val="20"/>
+                <w:szCs w:val="20"/>
+              </w:rPr>
+              <w:t>df.groupBy("department").max("salary").show()</w:t>
+            </w:r>
+          </w:p>
+          <w:p>
+            <w:pPr>
+              <w:spacing w:line="240" w:lineRule="auto"/>
+              <w:jc w:val="both"/>
+              <w:rPr>
+                <w:sz w:val="20"/>
+                <w:szCs w:val="20"/>
+              </w:rPr>
+            </w:pPr>
+          </w:p>
+          <w:p>
+            <w:pPr>
+              <w:spacing w:line="240" w:lineRule="auto"/>
+              <w:jc w:val="both"/>
+              <w:rPr>
+                <w:sz w:val="20"/>
+                <w:szCs w:val="20"/>
+              </w:rPr>
+            </w:pPr>
+          </w:p>
+          <w:p>
+            <w:pPr>
+              <w:spacing w:line="240" w:lineRule="auto"/>
+              <w:jc w:val="both"/>
+              <w:rPr>
+                <w:sz w:val="20"/>
+                <w:szCs w:val="20"/>
+              </w:rPr>
+            </w:pPr>
+            <w:r>
+              <w:rPr>
+                <w:sz w:val="20"/>
+                <w:szCs w:val="20"/>
+              </w:rPr>
+              <w:t>df.groupBy("department").avg( "salary").show()</w:t>
+            </w:r>
+          </w:p>
+          <w:p>
+            <w:pPr>
+              <w:spacing w:line="240" w:lineRule="auto"/>
+              <w:jc w:val="both"/>
+              <w:rPr>
+                <w:sz w:val="20"/>
+                <w:szCs w:val="20"/>
+              </w:rPr>
+            </w:pPr>
+          </w:p>
+          <w:p>
+            <w:pPr>
+              <w:spacing w:line="240" w:lineRule="auto"/>
+              <w:jc w:val="both"/>
+              <w:rPr>
+                <w:sz w:val="20"/>
+                <w:szCs w:val="20"/>
+              </w:rPr>
+            </w:pPr>
+          </w:p>
+          <w:p>
+            <w:pPr>
+              <w:spacing w:line="240" w:lineRule="auto"/>
+              <w:jc w:val="both"/>
+              <w:rPr>
+                <w:rFonts w:ascii="Courier New" w:eastAsia="Courier New" w:hAnsi="Courier New" w:cs="Courier New"/>
+                <w:sz w:val="20"/>
+                <w:szCs w:val="20"/>
+                <w:shd w:val="clear" w:color="auto" w:fill="E3E3E4"/>
+              </w:rPr>
+            </w:pPr>
+            <w:r>
+              <w:rPr>
+                <w:sz w:val="20"/>
+                <w:szCs w:val="20"/>
+              </w:rPr>
+              <w:t>df.groupBy("department").mean( "salary") .show()</w:t>
+            </w:r>
+          </w:p>
+          <w:p>
+            <w:pPr>
+              <w:widowControl w:val="0"/>
+              <w:pBdr>
+                <w:top w:val="nil"/>
+                <w:left w:val="nil"/>
+                <w:bottom w:val="nil"/>
+                <w:right w:val="nil"/>
+                <w:between w:val="nil"/>
+              </w:pBdr>
+              <w:spacing w:line="240" w:lineRule="auto"/>
+              <w:jc w:val="both"/>
+              <w:rPr>
+                <w:rFonts w:ascii="Courier New" w:eastAsia="Courier New" w:hAnsi="Courier New" w:cs="Courier New"/>
+                <w:sz w:val="20"/>
+                <w:szCs w:val="20"/>
+                <w:shd w:val="clear" w:color="auto" w:fill="E3E3E4"/>
+              </w:rPr>
+            </w:pPr>
+          </w:p>
+          <w:p>
+            <w:pPr>
+              <w:widowControl w:val="0"/>
+              <w:pBdr>
+                <w:top w:val="nil"/>
+                <w:left w:val="nil"/>
+                <w:bottom w:val="nil"/>
+                <w:right w:val="nil"/>
+                <w:between w:val="nil"/>
+              </w:pBdr>
+              <w:spacing w:line="240" w:lineRule="auto"/>
+              <w:jc w:val="both"/>
+              <w:rPr>
+                <w:rFonts w:ascii="Courier New" w:eastAsia="Courier New" w:hAnsi="Courier New" w:cs="Courier New"/>
+                <w:sz w:val="20"/>
+                <w:szCs w:val="20"/>
+                <w:shd w:val="clear" w:color="auto" w:fill="E3E3E4"/>
+              </w:rPr>
+            </w:pPr>
+          </w:p>
+        </w:tc>
+      </w:tr>
+    </w:tbl>
+    <w:p>
+      <w:pPr>
+        <w:spacing w:line="240" w:lineRule="auto"/>
+        <w:jc w:val="both"/>
+        <w:rPr>
+          <w:rFonts w:ascii="Courier New" w:eastAsia="Courier New" w:hAnsi="Courier New" w:cs="Courier New"/>
+          <w:sz w:val="20"/>
+          <w:szCs w:val="20"/>
+          <w:shd w:val="clear" w:color="auto" w:fill="E3E3E4"/>
+        </w:rPr>
+      </w:pPr>
+    </w:p>
+    <w:p>
+      <w:pPr>
+        <w:pStyle w:val="Heading2"/>
+        <w:keepNext w:val="0"/>
+        <w:keepLines w:val="0"/>
+        <w:shd w:val="clear" w:color="auto" w:fill="F9F9F9"/>
+        <w:spacing w:before="0" w:after="0" w:line="240" w:lineRule="auto"/>
+        <w:jc w:val="both"/>
+        <w:rPr>
+          <w:b/>
+          <w:color w:val="1E73BE"/>
+          <w:sz w:val="20"/>
+          <w:szCs w:val="20"/>
+          <w:shd w:val="clear" w:color="auto" w:fill="E3E3E4"/>
+        </w:rPr>
+      </w:pPr>
+      <w:bookmarkStart w:id="8" w:name="_qfagpag60lp2" w:colFirst="0" w:colLast="0"/>
+      <w:bookmarkEnd w:id="8"/>
+      <w:r>
+        <w:rPr>
+          <w:b/>
+          <w:color w:val="1E73BE"/>
+          <w:sz w:val="20"/>
+          <w:szCs w:val="20"/>
+          <w:shd w:val="clear" w:color="auto" w:fill="E3E3E4"/>
+        </w:rPr>
+        <w:t>groupBy and aggregate on multiple columns</w:t>
+      </w:r>
+    </w:p>
+    <w:p>
+      <w:pPr>
+        <w:shd w:val="clear" w:color="auto" w:fill="F9F9F9"/>
+        <w:spacing w:line="240" w:lineRule="auto"/>
+        <w:jc w:val="both"/>
+        <w:rPr>
+          <w:sz w:val="20"/>
+          <w:szCs w:val="20"/>
+          <w:shd w:val="clear" w:color="auto" w:fill="E3E3E4"/>
+        </w:rPr>
+      </w:pPr>
+      <w:r>
+        <w:rPr>
+          <w:sz w:val="20"/>
+          <w:szCs w:val="20"/>
+          <w:shd w:val="clear" w:color="auto" w:fill="E3E3E4"/>
+        </w:rPr>
+        <w:t xml:space="preserve">Similarly, we can also run groupBy and aggregate on two or more DataFrame columns, below example does group by on </w:t>
+      </w:r>
+      <w:r>
+        <w:rPr>
+          <w:rFonts w:ascii="Courier New" w:eastAsia="Courier New" w:hAnsi="Courier New" w:cs="Courier New"/>
+          <w:sz w:val="20"/>
+          <w:szCs w:val="20"/>
+          <w:shd w:val="clear" w:color="auto" w:fill="E3E3E4"/>
+        </w:rPr>
+        <w:t>department</w:t>
+      </w:r>
+      <w:r>
+        <w:rPr>
+          <w:sz w:val="20"/>
+          <w:szCs w:val="20"/>
+          <w:shd w:val="clear" w:color="auto" w:fill="E3E3E4"/>
+        </w:rPr>
+        <w:t>,</w:t>
+      </w:r>
+      <w:r>
+        <w:rPr>
+          <w:rFonts w:ascii="Courier New" w:eastAsia="Courier New" w:hAnsi="Courier New" w:cs="Courier New"/>
+          <w:sz w:val="20"/>
+          <w:szCs w:val="20"/>
+          <w:shd w:val="clear" w:color="auto" w:fill="E3E3E4"/>
+        </w:rPr>
+        <w:t>state</w:t>
+      </w:r>
+      <w:r>
+        <w:rPr>
+          <w:sz w:val="20"/>
+          <w:szCs w:val="20"/>
+          <w:shd w:val="clear" w:color="auto" w:fill="E3E3E4"/>
+        </w:rPr>
+        <w:t xml:space="preserve"> and does sum() on </w:t>
+      </w:r>
+      <w:r>
+        <w:rPr>
+          <w:rFonts w:ascii="Courier New" w:eastAsia="Courier New" w:hAnsi="Courier New" w:cs="Courier New"/>
+          <w:sz w:val="20"/>
+          <w:szCs w:val="20"/>
+          <w:shd w:val="clear" w:color="auto" w:fill="E3E3E4"/>
+        </w:rPr>
+        <w:t>salary</w:t>
+      </w:r>
+      <w:r>
+        <w:rPr>
+          <w:sz w:val="20"/>
+          <w:szCs w:val="20"/>
+          <w:shd w:val="clear" w:color="auto" w:fill="E3E3E4"/>
+        </w:rPr>
+        <w:t xml:space="preserve"> and </w:t>
+      </w:r>
+      <w:r>
+        <w:rPr>
+          <w:rFonts w:ascii="Courier New" w:eastAsia="Courier New" w:hAnsi="Courier New" w:cs="Courier New"/>
+          <w:sz w:val="20"/>
+          <w:szCs w:val="20"/>
+          <w:shd w:val="clear" w:color="auto" w:fill="E3E3E4"/>
+        </w:rPr>
+        <w:t>bonus</w:t>
+      </w:r>
+      <w:r>
+        <w:rPr>
+          <w:sz w:val="20"/>
+          <w:szCs w:val="20"/>
+          <w:shd w:val="clear" w:color="auto" w:fill="E3E3E4"/>
+        </w:rPr>
+        <w:t xml:space="preserve"> columns.</w:t>
+      </w:r>
+    </w:p>
+    <w:p>
+      <w:pPr>
+        <w:spacing w:line="240" w:lineRule="auto"/>
+        <w:jc w:val="both"/>
+        <w:rPr>
+          <w:rFonts w:ascii="Courier New" w:eastAsia="Courier New" w:hAnsi="Courier New" w:cs="Courier New"/>
+          <w:sz w:val="20"/>
+          <w:szCs w:val="20"/>
+          <w:shd w:val="clear" w:color="auto" w:fill="E3E3E4"/>
+        </w:rPr>
+      </w:pPr>
+    </w:p>
+    <w:tbl>
+      <w:tblPr>
+        <w:tblW w:w="9029" w:type="dxa"/>
+        <w:tblBorders>
+          <w:top w:val="single" w:sz="8" w:space="0" w:color="000000"/>
+          <w:left w:val="single" w:sz="8" w:space="0" w:color="000000"/>
+          <w:bottom w:val="single" w:sz="8" w:space="0" w:color="000000"/>
+          <w:right w:val="single" w:sz="8" w:space="0" w:color="000000"/>
+          <w:insideH w:val="single" w:sz="8" w:space="0" w:color="000000"/>
+          <w:insideV w:val="single" w:sz="8" w:space="0" w:color="000000"/>
+        </w:tblBorders>
+        <w:tblLayout w:type="fixed"/>
+        <w:tblLook w:val="0600" w:firstRow="0" w:lastRow="0" w:firstColumn="0" w:lastColumn="0" w:noHBand="1" w:noVBand="1"/>
+      </w:tblPr>
+      <w:tblGrid>
+        <w:gridCol w:w="9029"/>
+      </w:tblGrid>
+      <w:tr>
+        <w:tc>
+          <w:tcPr>
+            <w:tcW w:w="9029" w:type="dxa"/>
+            <w:tcMar>
+              <w:top w:w="100" w:type="dxa"/>
+              <w:left w:w="100" w:type="dxa"/>
+              <w:bottom w:w="100" w:type="dxa"/>
+              <w:right w:w="100" w:type="dxa"/>
+            </w:tcMar>
+          </w:tcPr>
+          <w:p>
+            <w:pPr>
+              <w:widowControl w:val="0"/>
+              <w:pBdr>
+                <w:top w:val="nil"/>
+                <w:left w:val="nil"/>
+                <w:bottom w:val="nil"/>
+                <w:right w:val="nil"/>
+                <w:between w:val="nil"/>
+              </w:pBdr>
+              <w:spacing w:line="240" w:lineRule="auto"/>
+              <w:jc w:val="both"/>
+              <w:rPr>
+                <w:rFonts w:ascii="Courier New" w:eastAsia="Courier New" w:hAnsi="Courier New" w:cs="Courier New"/>
+                <w:sz w:val="20"/>
+                <w:szCs w:val="20"/>
+                <w:shd w:val="clear" w:color="auto" w:fill="E3E3E4"/>
+              </w:rPr>
+            </w:pPr>
+          </w:p>
+          <w:p>
+            <w:pPr>
+              <w:widowControl w:val="0"/>
+              <w:pBdr>
+                <w:top w:val="nil"/>
+                <w:left w:val="nil"/>
+                <w:bottom w:val="nil"/>
+                <w:right w:val="nil"/>
+                <w:between w:val="nil"/>
+              </w:pBdr>
+              <w:spacing w:line="240" w:lineRule="auto"/>
+              <w:jc w:val="both"/>
+              <w:rPr>
+                <w:rFonts w:ascii="Courier New" w:eastAsia="Courier New" w:hAnsi="Courier New" w:cs="Courier New"/>
+                <w:sz w:val="20"/>
+                <w:szCs w:val="20"/>
+                <w:shd w:val="clear" w:color="auto" w:fill="E3E3E4"/>
+              </w:rPr>
+            </w:pPr>
+            <w:r>
+              <w:rPr>
+                <w:rFonts w:ascii="Courier New" w:eastAsia="Courier New" w:hAnsi="Courier New" w:cs="Courier New"/>
+                <w:sz w:val="20"/>
+                <w:szCs w:val="20"/>
+                <w:shd w:val="clear" w:color="auto" w:fill="E3E3E4"/>
+              </w:rPr>
+              <w:t>//GroupBy on multiple columns</w:t>
+            </w:r>
+          </w:p>
+          <w:p>
+            <w:pPr>
+              <w:widowControl w:val="0"/>
+              <w:pBdr>
+                <w:top w:val="nil"/>
+                <w:left w:val="nil"/>
+                <w:bottom w:val="nil"/>
+                <w:right w:val="nil"/>
+                <w:between w:val="nil"/>
+              </w:pBdr>
+              <w:spacing w:line="240" w:lineRule="auto"/>
+              <w:jc w:val="both"/>
+              <w:rPr>
+                <w:rFonts w:ascii="Courier New" w:eastAsia="Courier New" w:hAnsi="Courier New" w:cs="Courier New"/>
+                <w:sz w:val="20"/>
+                <w:szCs w:val="20"/>
+                <w:shd w:val="clear" w:color="auto" w:fill="E3E3E4"/>
+              </w:rPr>
+            </w:pPr>
+            <w:r>
+              <w:rPr>
+                <w:rFonts w:ascii="Courier New" w:eastAsia="Courier New" w:hAnsi="Courier New" w:cs="Courier New"/>
+                <w:sz w:val="20"/>
+                <w:szCs w:val="20"/>
+                <w:shd w:val="clear" w:color="auto" w:fill="E3E3E4"/>
+              </w:rPr>
+              <w:t>df.groupBy("department","state") \</w:t>
+            </w:r>
+          </w:p>
+          <w:p>
+            <w:pPr>
+              <w:widowControl w:val="0"/>
+              <w:pBdr>
+                <w:top w:val="nil"/>
+                <w:left w:val="nil"/>
+                <w:bottom w:val="nil"/>
+                <w:right w:val="nil"/>
+                <w:between w:val="nil"/>
+              </w:pBdr>
+              <w:spacing w:line="240" w:lineRule="auto"/>
+              <w:jc w:val="both"/>
+              <w:rPr>
+                <w:rFonts w:ascii="Courier New" w:eastAsia="Courier New" w:hAnsi="Courier New" w:cs="Courier New"/>
+                <w:sz w:val="20"/>
+                <w:szCs w:val="20"/>
+                <w:shd w:val="clear" w:color="auto" w:fill="E3E3E4"/>
+              </w:rPr>
+            </w:pPr>
+            <w:r>
+              <w:rPr>
+                <w:rFonts w:ascii="Courier New" w:eastAsia="Courier New" w:hAnsi="Courier New" w:cs="Courier New"/>
+                <w:sz w:val="20"/>
+                <w:szCs w:val="20"/>
+                <w:shd w:val="clear" w:color="auto" w:fill="E3E3E4"/>
+              </w:rPr>
+              <w:t xml:space="preserve">    .sum("salary","bonus") \</w:t>
+            </w:r>
+          </w:p>
+          <w:p>
+            <w:pPr>
+              <w:widowControl w:val="0"/>
+              <w:pBdr>
+                <w:top w:val="nil"/>
+                <w:left w:val="nil"/>
+                <w:bottom w:val="nil"/>
+                <w:right w:val="nil"/>
+                <w:between w:val="nil"/>
+              </w:pBdr>
+              <w:spacing w:line="240" w:lineRule="auto"/>
+              <w:jc w:val="both"/>
+              <w:rPr>
+                <w:rFonts w:ascii="Courier New" w:eastAsia="Courier New" w:hAnsi="Courier New" w:cs="Courier New"/>
+                <w:sz w:val="20"/>
+                <w:szCs w:val="20"/>
+                <w:shd w:val="clear" w:color="auto" w:fill="E3E3E4"/>
+              </w:rPr>
+            </w:pPr>
+            <w:r>
+              <w:rPr>
+                <w:rFonts w:ascii="Courier New" w:eastAsia="Courier New" w:hAnsi="Courier New" w:cs="Courier New"/>
+                <w:sz w:val="20"/>
+                <w:szCs w:val="20"/>
+                <w:shd w:val="clear" w:color="auto" w:fill="E3E3E4"/>
+              </w:rPr>
+              <w:t xml:space="preserve">    .show()</w:t>
+            </w:r>
+          </w:p>
+          <w:p>
+            <w:pPr>
+              <w:widowControl w:val="0"/>
+              <w:pBdr>
+                <w:top w:val="nil"/>
+                <w:left w:val="nil"/>
+                <w:bottom w:val="nil"/>
+                <w:right w:val="nil"/>
+                <w:between w:val="nil"/>
+              </w:pBdr>
+              <w:spacing w:line="240" w:lineRule="auto"/>
+              <w:jc w:val="both"/>
+              <w:rPr>
+                <w:rFonts w:ascii="Courier New" w:eastAsia="Courier New" w:hAnsi="Courier New" w:cs="Courier New"/>
+                <w:sz w:val="20"/>
+                <w:szCs w:val="20"/>
+                <w:shd w:val="clear" w:color="auto" w:fill="E3E3E4"/>
+              </w:rPr>
+            </w:pPr>
+          </w:p>
+          <w:p>
+            <w:pPr>
+              <w:widowControl w:val="0"/>
+              <w:pBdr>
+                <w:top w:val="nil"/>
+                <w:left w:val="nil"/>
+                <w:bottom w:val="nil"/>
+                <w:right w:val="nil"/>
+                <w:between w:val="nil"/>
+              </w:pBdr>
+              <w:spacing w:line="240" w:lineRule="auto"/>
+              <w:jc w:val="both"/>
+              <w:rPr>
+                <w:rFonts w:ascii="Courier New" w:eastAsia="Courier New" w:hAnsi="Courier New" w:cs="Courier New"/>
+                <w:sz w:val="20"/>
+                <w:szCs w:val="20"/>
+                <w:shd w:val="clear" w:color="auto" w:fill="E3E3E4"/>
+              </w:rPr>
+            </w:pPr>
+          </w:p>
+        </w:tc>
+      </w:tr>
+    </w:tbl>
+    <w:p>
+      <w:pPr>
+        <w:spacing w:line="240" w:lineRule="auto"/>
+        <w:jc w:val="both"/>
+        <w:rPr>
+          <w:rFonts w:ascii="Courier New" w:eastAsia="Courier New" w:hAnsi="Courier New" w:cs="Courier New"/>
+          <w:sz w:val="20"/>
+          <w:szCs w:val="20"/>
+          <w:shd w:val="clear" w:color="auto" w:fill="E3E3E4"/>
+        </w:rPr>
+      </w:pPr>
+    </w:p>
+    <w:p>
+      <w:pPr>
+        <w:spacing w:line="240" w:lineRule="auto"/>
+        <w:jc w:val="both"/>
+        <w:rPr>
+          <w:sz w:val="20"/>
+          <w:szCs w:val="20"/>
+          <w:shd w:val="clear" w:color="auto" w:fill="F9F9F9"/>
+        </w:rPr>
+      </w:pPr>
+      <w:r>
+        <w:rPr>
+          <w:rFonts w:ascii="Courier New" w:eastAsia="Courier New" w:hAnsi="Courier New" w:cs="Courier New"/>
+          <w:sz w:val="20"/>
+          <w:szCs w:val="20"/>
+          <w:shd w:val="clear" w:color="auto" w:fill="E3E3E4"/>
+        </w:rPr>
+        <w:t>agg() -</w:t>
+      </w:r>
+      <w:r>
+        <w:rPr>
+          <w:sz w:val="20"/>
+          <w:szCs w:val="20"/>
+          <w:shd w:val="clear" w:color="auto" w:fill="F9F9F9"/>
+        </w:rPr>
+        <w:t xml:space="preserve"> Using agg() function, we can calculate more than one aggregate at a time.</w:t>
+      </w:r>
+    </w:p>
+    <w:p>
+      <w:pPr>
+        <w:spacing w:line="240" w:lineRule="auto"/>
+        <w:jc w:val="both"/>
+        <w:rPr>
+          <w:sz w:val="20"/>
+          <w:szCs w:val="20"/>
+          <w:shd w:val="clear" w:color="auto" w:fill="F9F9F9"/>
+        </w:rPr>
+      </w:pPr>
+    </w:p>
+    <w:p>
+      <w:pPr>
+        <w:spacing w:line="240" w:lineRule="auto"/>
+        <w:jc w:val="both"/>
+        <w:rPr>
+          <w:sz w:val="20"/>
+          <w:szCs w:val="20"/>
+          <w:shd w:val="clear" w:color="auto" w:fill="F9F9F9"/>
+        </w:rPr>
+      </w:pPr>
+    </w:p>
+    <w:tbl>
+      <w:tblPr>
+        <w:tblW w:w="9029" w:type="dxa"/>
+        <w:tblBorders>
+          <w:top w:val="single" w:sz="8" w:space="0" w:color="000000"/>
+          <w:left w:val="single" w:sz="8" w:space="0" w:color="000000"/>
+          <w:bottom w:val="single" w:sz="8" w:space="0" w:color="000000"/>
+          <w:right w:val="single" w:sz="8" w:space="0" w:color="000000"/>
+          <w:insideH w:val="single" w:sz="8" w:space="0" w:color="000000"/>
+          <w:insideV w:val="single" w:sz="8" w:space="0" w:color="000000"/>
+        </w:tblBorders>
+        <w:tblLayout w:type="fixed"/>
+        <w:tblLook w:val="0600" w:firstRow="0" w:lastRow="0" w:firstColumn="0" w:lastColumn="0" w:noHBand="1" w:noVBand="1"/>
+      </w:tblPr>
+      <w:tblGrid>
+        <w:gridCol w:w="9029"/>
+      </w:tblGrid>
+      <w:tr>
+        <w:tc>
+          <w:tcPr>
+            <w:tcW w:w="9029" w:type="dxa"/>
+            <w:tcMar>
+              <w:top w:w="100" w:type="dxa"/>
+              <w:left w:w="100" w:type="dxa"/>
+              <w:bottom w:w="100" w:type="dxa"/>
+              <w:right w:w="100" w:type="dxa"/>
+            </w:tcMar>
+          </w:tcPr>
+          <w:p>
+            <w:pPr>
+              <w:widowControl w:val="0"/>
+              <w:pBdr>
+                <w:top w:val="nil"/>
+                <w:left w:val="nil"/>
+                <w:bottom w:val="nil"/>
+                <w:right w:val="nil"/>
+                <w:between w:val="nil"/>
+              </w:pBdr>
+              <w:spacing w:line="240" w:lineRule="auto"/>
+              <w:jc w:val="both"/>
+              <w:rPr>
+                <w:sz w:val="20"/>
+                <w:szCs w:val="20"/>
+                <w:shd w:val="clear" w:color="auto" w:fill="F9F9F9"/>
+              </w:rPr>
+            </w:pPr>
+            <w:r>
+              <w:rPr>
+                <w:sz w:val="20"/>
+                <w:szCs w:val="20"/>
+                <w:shd w:val="clear" w:color="auto" w:fill="F9F9F9"/>
+              </w:rPr>
+              <w:t>from pyspark.sql.functions import sum,avg,max,min,mean,count</w:t>
+            </w:r>
+          </w:p>
+          <w:p>
+            <w:pPr>
+              <w:widowControl w:val="0"/>
+              <w:pBdr>
+                <w:top w:val="nil"/>
+                <w:left w:val="nil"/>
+                <w:bottom w:val="nil"/>
+                <w:right w:val="nil"/>
+                <w:between w:val="nil"/>
+              </w:pBdr>
+              <w:spacing w:line="240" w:lineRule="auto"/>
+              <w:jc w:val="both"/>
+              <w:rPr>
+                <w:sz w:val="20"/>
+                <w:szCs w:val="20"/>
+                <w:shd w:val="clear" w:color="auto" w:fill="F9F9F9"/>
+              </w:rPr>
+            </w:pPr>
+          </w:p>
+          <w:p>
+            <w:pPr>
+              <w:widowControl w:val="0"/>
+              <w:pBdr>
+                <w:top w:val="nil"/>
+                <w:left w:val="nil"/>
+                <w:bottom w:val="nil"/>
+                <w:right w:val="nil"/>
+                <w:between w:val="nil"/>
+              </w:pBdr>
+              <w:spacing w:line="240" w:lineRule="auto"/>
+              <w:jc w:val="both"/>
+              <w:rPr>
+                <w:sz w:val="20"/>
+                <w:szCs w:val="20"/>
+                <w:shd w:val="clear" w:color="auto" w:fill="F9F9F9"/>
+              </w:rPr>
+            </w:pPr>
+            <w:r>
+              <w:rPr>
+                <w:sz w:val="20"/>
+                <w:szCs w:val="20"/>
+                <w:shd w:val="clear" w:color="auto" w:fill="F9F9F9"/>
+              </w:rPr>
+              <w:t>df.groupBy("department") \</w:t>
+            </w:r>
+          </w:p>
+          <w:p>
+            <w:pPr>
+              <w:widowControl w:val="0"/>
+              <w:pBdr>
+                <w:top w:val="nil"/>
+                <w:left w:val="nil"/>
+                <w:bottom w:val="nil"/>
+                <w:right w:val="nil"/>
+                <w:between w:val="nil"/>
+              </w:pBdr>
+              <w:spacing w:line="240" w:lineRule="auto"/>
+              <w:jc w:val="both"/>
+              <w:rPr>
+                <w:sz w:val="20"/>
+                <w:szCs w:val="20"/>
+                <w:shd w:val="clear" w:color="auto" w:fill="F9F9F9"/>
+              </w:rPr>
+            </w:pPr>
+            <w:r>
+              <w:rPr>
+                <w:sz w:val="20"/>
+                <w:szCs w:val="20"/>
+                <w:shd w:val="clear" w:color="auto" w:fill="F9F9F9"/>
+              </w:rPr>
+              <w:t xml:space="preserve">    .agg(sum("salary").alias("sum_salary"), \</w:t>
+            </w:r>
+          </w:p>
+          <w:p>
+            <w:pPr>
+              <w:widowControl w:val="0"/>
+              <w:pBdr>
+                <w:top w:val="nil"/>
+                <w:left w:val="nil"/>
+                <w:bottom w:val="nil"/>
+                <w:right w:val="nil"/>
+                <w:between w:val="nil"/>
+              </w:pBdr>
+              <w:spacing w:line="240" w:lineRule="auto"/>
+              <w:jc w:val="both"/>
+              <w:rPr>
+                <w:sz w:val="20"/>
+                <w:szCs w:val="20"/>
+                <w:shd w:val="clear" w:color="auto" w:fill="F9F9F9"/>
+              </w:rPr>
+            </w:pPr>
+            <w:r>
+              <w:rPr>
+                <w:sz w:val="20"/>
+                <w:szCs w:val="20"/>
+                <w:shd w:val="clear" w:color="auto" w:fill="F9F9F9"/>
+              </w:rPr>
+              <w:t xml:space="preserve">         avg("salary").alias("avg_salary"), \</w:t>
+            </w:r>
+          </w:p>
+          <w:p>
+            <w:pPr>
+              <w:widowControl w:val="0"/>
+              <w:pBdr>
+                <w:top w:val="nil"/>
+                <w:left w:val="nil"/>
+                <w:bottom w:val="nil"/>
+                <w:right w:val="nil"/>
+                <w:between w:val="nil"/>
+              </w:pBdr>
+              <w:spacing w:line="240" w:lineRule="auto"/>
+              <w:jc w:val="both"/>
+              <w:rPr>
+                <w:sz w:val="20"/>
+                <w:szCs w:val="20"/>
+                <w:shd w:val="clear" w:color="auto" w:fill="F9F9F9"/>
+              </w:rPr>
+            </w:pPr>
+            <w:r>
+              <w:rPr>
+                <w:sz w:val="20"/>
+                <w:szCs w:val="20"/>
+                <w:shd w:val="clear" w:color="auto" w:fill="F9F9F9"/>
+              </w:rPr>
+              <w:t xml:space="preserve">         sum("bonus").alias("sum_bonus"), \</w:t>
+            </w:r>
+          </w:p>
+          <w:p>
+            <w:pPr>
+              <w:widowControl w:val="0"/>
+              <w:pBdr>
+                <w:top w:val="nil"/>
+                <w:left w:val="nil"/>
+                <w:bottom w:val="nil"/>
+                <w:right w:val="nil"/>
+                <w:between w:val="nil"/>
+              </w:pBdr>
+              <w:spacing w:line="240" w:lineRule="auto"/>
+              <w:jc w:val="both"/>
+              <w:rPr>
+                <w:sz w:val="20"/>
+                <w:szCs w:val="20"/>
+                <w:shd w:val="clear" w:color="auto" w:fill="F9F9F9"/>
+              </w:rPr>
+            </w:pPr>
+            <w:r>
+              <w:rPr>
+                <w:sz w:val="20"/>
+                <w:szCs w:val="20"/>
+                <w:shd w:val="clear" w:color="auto" w:fill="F9F9F9"/>
+              </w:rPr>
+              <w:t xml:space="preserve">         max("bonus").alias("max_bonus") \</w:t>
+            </w:r>
+          </w:p>
+          <w:p>
+            <w:pPr>
+              <w:widowControl w:val="0"/>
+              <w:pBdr>
+                <w:top w:val="nil"/>
+                <w:left w:val="nil"/>
+                <w:bottom w:val="nil"/>
+                <w:right w:val="nil"/>
+                <w:between w:val="nil"/>
+              </w:pBdr>
+              <w:spacing w:line="240" w:lineRule="auto"/>
+              <w:jc w:val="both"/>
+              <w:rPr>
+                <w:sz w:val="20"/>
+                <w:szCs w:val="20"/>
+                <w:shd w:val="clear" w:color="auto" w:fill="F9F9F9"/>
+              </w:rPr>
+            </w:pPr>
+            <w:r>
+              <w:rPr>
+                <w:sz w:val="20"/>
+                <w:szCs w:val="20"/>
+                <w:shd w:val="clear" w:color="auto" w:fill="F9F9F9"/>
+              </w:rPr>
+              <w:t xml:space="preserve">     ) \</w:t>
+            </w:r>
+          </w:p>
+          <w:p>
+            <w:pPr>
+              <w:widowControl w:val="0"/>
+              <w:pBdr>
+                <w:top w:val="nil"/>
+                <w:left w:val="nil"/>
+                <w:bottom w:val="nil"/>
+                <w:right w:val="nil"/>
+                <w:between w:val="nil"/>
+              </w:pBdr>
+              <w:spacing w:line="240" w:lineRule="auto"/>
+              <w:jc w:val="both"/>
+              <w:rPr>
+                <w:sz w:val="20"/>
+                <w:szCs w:val="20"/>
+                <w:shd w:val="clear" w:color="auto" w:fill="F9F9F9"/>
+              </w:rPr>
+            </w:pPr>
+            <w:r>
+              <w:rPr>
+                <w:sz w:val="20"/>
+                <w:szCs w:val="20"/>
+                <w:shd w:val="clear" w:color="auto" w:fill="F9F9F9"/>
+              </w:rPr>
+              <w:t xml:space="preserve">    .show(truncate=False)</w:t>
+            </w:r>
+          </w:p>
+          <w:p>
+            <w:pPr>
+              <w:widowControl w:val="0"/>
+              <w:pBdr>
+                <w:top w:val="nil"/>
+                <w:left w:val="nil"/>
+                <w:bottom w:val="nil"/>
+                <w:right w:val="nil"/>
+                <w:between w:val="nil"/>
+              </w:pBdr>
+              <w:spacing w:line="240" w:lineRule="auto"/>
+              <w:jc w:val="both"/>
+              <w:rPr>
+                <w:sz w:val="20"/>
+                <w:szCs w:val="20"/>
+                <w:shd w:val="clear" w:color="auto" w:fill="F9F9F9"/>
+              </w:rPr>
+            </w:pPr>
+          </w:p>
+          <w:p>
+            <w:pPr>
+              <w:widowControl w:val="0"/>
+              <w:pBdr>
+                <w:top w:val="nil"/>
+                <w:left w:val="nil"/>
+                <w:bottom w:val="nil"/>
+                <w:right w:val="nil"/>
+                <w:between w:val="nil"/>
+              </w:pBdr>
+              <w:spacing w:line="240" w:lineRule="auto"/>
+              <w:jc w:val="both"/>
+              <w:rPr>
+                <w:sz w:val="20"/>
+                <w:szCs w:val="20"/>
+                <w:shd w:val="clear" w:color="auto" w:fill="F9F9F9"/>
+              </w:rPr>
+            </w:pPr>
+          </w:p>
+        </w:tc>
+      </w:tr>
+    </w:tbl>
+    <w:p>
+      <w:pPr>
+        <w:spacing w:line="240" w:lineRule="auto"/>
+        <w:jc w:val="both"/>
+        <w:rPr>
+          <w:sz w:val="20"/>
+          <w:szCs w:val="20"/>
+          <w:shd w:val="clear" w:color="auto" w:fill="F9F9F9"/>
+        </w:rPr>
+      </w:pPr>
+    </w:p>
+    <w:p>
+      <w:pPr>
+        <w:pStyle w:val="Heading2"/>
+        <w:keepNext w:val="0"/>
+        <w:keepLines w:val="0"/>
+        <w:shd w:val="clear" w:color="auto" w:fill="F9F9F9"/>
+        <w:spacing w:before="0" w:after="0" w:line="240" w:lineRule="auto"/>
+        <w:jc w:val="both"/>
+        <w:rPr>
+          <w:b/>
+          <w:color w:val="1E73BE"/>
+          <w:sz w:val="20"/>
+          <w:szCs w:val="20"/>
+          <w:shd w:val="clear" w:color="auto" w:fill="F9F9F9"/>
+        </w:rPr>
+      </w:pPr>
+      <w:bookmarkStart w:id="9" w:name="_yccpmpt610br" w:colFirst="0" w:colLast="0"/>
+      <w:bookmarkEnd w:id="9"/>
+      <w:r>
+        <w:rPr>
+          <w:b/>
+          <w:color w:val="1E73BE"/>
+          <w:sz w:val="20"/>
+          <w:szCs w:val="20"/>
+          <w:shd w:val="clear" w:color="auto" w:fill="F9F9F9"/>
+        </w:rPr>
+        <w:t>filter on aggregate data</w:t>
+      </w:r>
+    </w:p>
+    <w:p>
+      <w:pPr>
+        <w:shd w:val="clear" w:color="auto" w:fill="F9F9F9"/>
+        <w:spacing w:line="240" w:lineRule="auto"/>
+        <w:jc w:val="both"/>
+        <w:rPr>
+          <w:sz w:val="20"/>
+          <w:szCs w:val="20"/>
+          <w:shd w:val="clear" w:color="auto" w:fill="F9F9F9"/>
+        </w:rPr>
+      </w:pPr>
+      <w:r>
+        <w:rPr>
+          <w:sz w:val="20"/>
+          <w:szCs w:val="20"/>
+          <w:shd w:val="clear" w:color="auto" w:fill="F9F9F9"/>
+        </w:rPr>
+        <w:t>Similar to SQL “HAVING” clause, On PySpark DataFrame we can use either where() or filter() function to filter the rows of aggregated data</w:t>
+      </w:r>
+    </w:p>
+    <w:p>
+      <w:pPr>
+        <w:spacing w:line="240" w:lineRule="auto"/>
+        <w:jc w:val="both"/>
+        <w:rPr>
+          <w:sz w:val="20"/>
+          <w:szCs w:val="20"/>
+          <w:shd w:val="clear" w:color="auto" w:fill="F9F9F9"/>
+        </w:rPr>
+      </w:pPr>
+    </w:p>
+    <w:tbl>
+      <w:tblPr>
+        <w:tblW w:w="9029" w:type="dxa"/>
+        <w:tblBorders>
+          <w:top w:val="single" w:sz="8" w:space="0" w:color="000000"/>
+          <w:left w:val="single" w:sz="8" w:space="0" w:color="000000"/>
+          <w:bottom w:val="single" w:sz="8" w:space="0" w:color="000000"/>
+          <w:right w:val="single" w:sz="8" w:space="0" w:color="000000"/>
+          <w:insideH w:val="single" w:sz="8" w:space="0" w:color="000000"/>
+          <w:insideV w:val="single" w:sz="8" w:space="0" w:color="000000"/>
+        </w:tblBorders>
+        <w:tblLayout w:type="fixed"/>
+        <w:tblLook w:val="0600" w:firstRow="0" w:lastRow="0" w:firstColumn="0" w:lastColumn="0" w:noHBand="1" w:noVBand="1"/>
+      </w:tblPr>
+      <w:tblGrid>
+        <w:gridCol w:w="9029"/>
+      </w:tblGrid>
+      <w:tr>
+        <w:tc>
+          <w:tcPr>
+            <w:tcW w:w="9029" w:type="dxa"/>
+            <w:tcMar>
+              <w:top w:w="100" w:type="dxa"/>
+              <w:left w:w="100" w:type="dxa"/>
+              <w:bottom w:w="100" w:type="dxa"/>
+              <w:right w:w="100" w:type="dxa"/>
+            </w:tcMar>
+          </w:tcPr>
+          <w:p>
+            <w:pPr>
+              <w:widowControl w:val="0"/>
+              <w:pBdr>
+                <w:top w:val="nil"/>
+                <w:left w:val="nil"/>
+                <w:bottom w:val="nil"/>
+                <w:right w:val="nil"/>
+                <w:between w:val="nil"/>
+              </w:pBdr>
+              <w:spacing w:line="240" w:lineRule="auto"/>
+              <w:jc w:val="both"/>
+              <w:rPr>
+                <w:sz w:val="20"/>
+                <w:szCs w:val="20"/>
+                <w:shd w:val="clear" w:color="auto" w:fill="F9F9F9"/>
+              </w:rPr>
+            </w:pPr>
+          </w:p>
+          <w:p>
+            <w:pPr>
+              <w:widowControl w:val="0"/>
+              <w:pBdr>
+                <w:top w:val="nil"/>
+                <w:left w:val="nil"/>
+                <w:bottom w:val="nil"/>
+                <w:right w:val="nil"/>
+                <w:between w:val="nil"/>
+              </w:pBdr>
+              <w:spacing w:line="240" w:lineRule="auto"/>
+              <w:jc w:val="both"/>
+              <w:rPr>
+                <w:sz w:val="20"/>
+                <w:szCs w:val="20"/>
+                <w:shd w:val="clear" w:color="auto" w:fill="F9F9F9"/>
+              </w:rPr>
+            </w:pPr>
+            <w:r>
+              <w:rPr>
+                <w:sz w:val="20"/>
+                <w:szCs w:val="20"/>
+                <w:shd w:val="clear" w:color="auto" w:fill="F9F9F9"/>
+              </w:rPr>
+              <w:t>df.groupBy("department") \</w:t>
+            </w:r>
+          </w:p>
+          <w:p>
+            <w:pPr>
+              <w:widowControl w:val="0"/>
+              <w:pBdr>
+                <w:top w:val="nil"/>
+                <w:left w:val="nil"/>
+                <w:bottom w:val="nil"/>
+                <w:right w:val="nil"/>
+                <w:between w:val="nil"/>
+              </w:pBdr>
+              <w:spacing w:line="240" w:lineRule="auto"/>
+              <w:jc w:val="both"/>
+              <w:rPr>
+                <w:sz w:val="20"/>
+                <w:szCs w:val="20"/>
+                <w:shd w:val="clear" w:color="auto" w:fill="F9F9F9"/>
+              </w:rPr>
+            </w:pPr>
+            <w:r>
+              <w:rPr>
+                <w:sz w:val="20"/>
+                <w:szCs w:val="20"/>
+                <w:shd w:val="clear" w:color="auto" w:fill="F9F9F9"/>
+              </w:rPr>
+              <w:lastRenderedPageBreak/>
+              <w:t xml:space="preserve">    .agg(sum("salary").alias("sum_salary"), \</w:t>
+            </w:r>
+          </w:p>
+          <w:p>
+            <w:pPr>
+              <w:widowControl w:val="0"/>
+              <w:pBdr>
+                <w:top w:val="nil"/>
+                <w:left w:val="nil"/>
+                <w:bottom w:val="nil"/>
+                <w:right w:val="nil"/>
+                <w:between w:val="nil"/>
+              </w:pBdr>
+              <w:spacing w:line="240" w:lineRule="auto"/>
+              <w:jc w:val="both"/>
+              <w:rPr>
+                <w:sz w:val="20"/>
+                <w:szCs w:val="20"/>
+                <w:shd w:val="clear" w:color="auto" w:fill="F9F9F9"/>
+              </w:rPr>
+            </w:pPr>
+            <w:r>
+              <w:rPr>
+                <w:sz w:val="20"/>
+                <w:szCs w:val="20"/>
+                <w:shd w:val="clear" w:color="auto" w:fill="F9F9F9"/>
+              </w:rPr>
+              <w:t xml:space="preserve">      avg("salary").alias("avg_salary"), \</w:t>
+            </w:r>
+          </w:p>
+          <w:p>
+            <w:pPr>
+              <w:widowControl w:val="0"/>
+              <w:pBdr>
+                <w:top w:val="nil"/>
+                <w:left w:val="nil"/>
+                <w:bottom w:val="nil"/>
+                <w:right w:val="nil"/>
+                <w:between w:val="nil"/>
+              </w:pBdr>
+              <w:spacing w:line="240" w:lineRule="auto"/>
+              <w:jc w:val="both"/>
+              <w:rPr>
+                <w:sz w:val="20"/>
+                <w:szCs w:val="20"/>
+                <w:shd w:val="clear" w:color="auto" w:fill="F9F9F9"/>
+              </w:rPr>
+            </w:pPr>
+            <w:r>
+              <w:rPr>
+                <w:sz w:val="20"/>
+                <w:szCs w:val="20"/>
+                <w:shd w:val="clear" w:color="auto" w:fill="F9F9F9"/>
+              </w:rPr>
+              <w:t xml:space="preserve">      sum("bonus").alias("sum_bonus"), \</w:t>
+            </w:r>
+          </w:p>
+          <w:p>
+            <w:pPr>
+              <w:widowControl w:val="0"/>
+              <w:pBdr>
+                <w:top w:val="nil"/>
+                <w:left w:val="nil"/>
+                <w:bottom w:val="nil"/>
+                <w:right w:val="nil"/>
+                <w:between w:val="nil"/>
+              </w:pBdr>
+              <w:spacing w:line="240" w:lineRule="auto"/>
+              <w:jc w:val="both"/>
+              <w:rPr>
+                <w:sz w:val="20"/>
+                <w:szCs w:val="20"/>
+                <w:shd w:val="clear" w:color="auto" w:fill="F9F9F9"/>
+              </w:rPr>
+            </w:pPr>
+            <w:r>
+              <w:rPr>
+                <w:sz w:val="20"/>
+                <w:szCs w:val="20"/>
+                <w:shd w:val="clear" w:color="auto" w:fill="F9F9F9"/>
+              </w:rPr>
+              <w:t xml:space="preserve">      max("bonus").alias("max_bonus")) \</w:t>
+            </w:r>
+          </w:p>
+          <w:p>
+            <w:pPr>
+              <w:widowControl w:val="0"/>
+              <w:pBdr>
+                <w:top w:val="nil"/>
+                <w:left w:val="nil"/>
+                <w:bottom w:val="nil"/>
+                <w:right w:val="nil"/>
+                <w:between w:val="nil"/>
+              </w:pBdr>
+              <w:spacing w:line="240" w:lineRule="auto"/>
+              <w:jc w:val="both"/>
+              <w:rPr>
+                <w:sz w:val="20"/>
+                <w:szCs w:val="20"/>
+                <w:shd w:val="clear" w:color="auto" w:fill="F9F9F9"/>
+              </w:rPr>
+            </w:pPr>
+            <w:r>
+              <w:rPr>
+                <w:sz w:val="20"/>
+                <w:szCs w:val="20"/>
+                <w:shd w:val="clear" w:color="auto" w:fill="F9F9F9"/>
+              </w:rPr>
+              <w:t xml:space="preserve">    .where(col("sum_bonus") &gt;= 50000) \</w:t>
+            </w:r>
+          </w:p>
+          <w:p>
+            <w:pPr>
+              <w:widowControl w:val="0"/>
+              <w:pBdr>
+                <w:top w:val="nil"/>
+                <w:left w:val="nil"/>
+                <w:bottom w:val="nil"/>
+                <w:right w:val="nil"/>
+                <w:between w:val="nil"/>
+              </w:pBdr>
+              <w:spacing w:line="240" w:lineRule="auto"/>
+              <w:jc w:val="both"/>
+              <w:rPr>
+                <w:sz w:val="20"/>
+                <w:szCs w:val="20"/>
+                <w:shd w:val="clear" w:color="auto" w:fill="F9F9F9"/>
+              </w:rPr>
+            </w:pPr>
+            <w:r>
+              <w:rPr>
+                <w:sz w:val="20"/>
+                <w:szCs w:val="20"/>
+                <w:shd w:val="clear" w:color="auto" w:fill="F9F9F9"/>
+              </w:rPr>
+              <w:t xml:space="preserve">    .show(truncate=False)</w:t>
+            </w:r>
+          </w:p>
+          <w:p>
+            <w:pPr>
+              <w:widowControl w:val="0"/>
+              <w:pBdr>
+                <w:top w:val="nil"/>
+                <w:left w:val="nil"/>
+                <w:bottom w:val="nil"/>
+                <w:right w:val="nil"/>
+                <w:between w:val="nil"/>
+              </w:pBdr>
+              <w:spacing w:line="240" w:lineRule="auto"/>
+              <w:jc w:val="both"/>
+              <w:rPr>
+                <w:sz w:val="20"/>
+                <w:szCs w:val="20"/>
+                <w:shd w:val="clear" w:color="auto" w:fill="F9F9F9"/>
+              </w:rPr>
+            </w:pPr>
+          </w:p>
+          <w:p>
+            <w:pPr>
+              <w:widowControl w:val="0"/>
+              <w:pBdr>
+                <w:top w:val="nil"/>
+                <w:left w:val="nil"/>
+                <w:bottom w:val="nil"/>
+                <w:right w:val="nil"/>
+                <w:between w:val="nil"/>
+              </w:pBdr>
+              <w:spacing w:line="240" w:lineRule="auto"/>
+              <w:jc w:val="both"/>
+              <w:rPr>
+                <w:sz w:val="20"/>
+                <w:szCs w:val="20"/>
+                <w:shd w:val="clear" w:color="auto" w:fill="F9F9F9"/>
+              </w:rPr>
+            </w:pPr>
+          </w:p>
+        </w:tc>
+      </w:tr>
+    </w:tbl>
+    <w:p>
+      <w:pPr>
+        <w:spacing w:line="240" w:lineRule="auto"/>
+        <w:jc w:val="both"/>
+        <w:rPr>
+          <w:sz w:val="20"/>
+          <w:szCs w:val="20"/>
+          <w:shd w:val="clear" w:color="auto" w:fill="F9F9F9"/>
+        </w:rPr>
+      </w:pPr>
+      <w:r>
+        <w:rPr>
+          <w:sz w:val="20"/>
+          <w:szCs w:val="20"/>
+          <w:shd w:val="clear" w:color="auto" w:fill="F9F9F9"/>
+        </w:rPr>
+        <w:lastRenderedPageBreak/>
+        <w:t>This removes the sum of a bonus that has less than 50000 and yields below output.</w:t>
+      </w:r>
+    </w:p>
+    <w:p>
+      <w:pPr>
+        <w:spacing w:line="240" w:lineRule="auto"/>
+        <w:jc w:val="both"/>
+        <w:rPr>
+          <w:sz w:val="20"/>
+          <w:szCs w:val="20"/>
+          <w:shd w:val="clear" w:color="auto" w:fill="F9F9F9"/>
+        </w:rPr>
+      </w:pPr>
+    </w:p>
+    <w:p>
+      <w:pPr>
+        <w:spacing w:line="240" w:lineRule="auto"/>
+        <w:jc w:val="both"/>
+        <w:rPr>
+          <w:sz w:val="20"/>
+          <w:szCs w:val="20"/>
+          <w:shd w:val="clear" w:color="auto" w:fill="F9F9F9"/>
+        </w:rPr>
+      </w:pPr>
+    </w:p>
+    <w:p>
+      <w:pPr>
+        <w:spacing w:line="240" w:lineRule="auto"/>
+        <w:jc w:val="both"/>
+        <w:rPr>
+          <w:sz w:val="20"/>
+          <w:szCs w:val="20"/>
+          <w:shd w:val="clear" w:color="auto" w:fill="F9F9F9"/>
+        </w:rPr>
+      </w:pPr>
+      <w:r>
+        <w:rPr>
+          <w:b/>
+          <w:sz w:val="20"/>
+          <w:szCs w:val="20"/>
+          <w:shd w:val="clear" w:color="auto" w:fill="F9F9F9"/>
+        </w:rPr>
+        <w:t>Join</w:t>
+      </w:r>
+      <w:r>
+        <w:rPr>
+          <w:sz w:val="20"/>
+          <w:szCs w:val="20"/>
+          <w:shd w:val="clear" w:color="auto" w:fill="F9F9F9"/>
+        </w:rPr>
+        <w:t xml:space="preserve"> is used to combine two DataFrames and by chaining these you can join multiple DataFrames</w:t>
+      </w:r>
+    </w:p>
+    <w:p>
+      <w:pPr>
+        <w:spacing w:line="240" w:lineRule="auto"/>
+        <w:jc w:val="both"/>
+        <w:rPr>
+          <w:sz w:val="20"/>
+          <w:szCs w:val="20"/>
+          <w:shd w:val="clear" w:color="auto" w:fill="F9F9F9"/>
+        </w:rPr>
+      </w:pPr>
+    </w:p>
+    <w:p>
+      <w:pPr>
+        <w:spacing w:line="240" w:lineRule="auto"/>
+        <w:jc w:val="both"/>
+        <w:rPr>
+          <w:sz w:val="20"/>
+          <w:szCs w:val="20"/>
+          <w:shd w:val="clear" w:color="auto" w:fill="F9F9F9"/>
+        </w:rPr>
+      </w:pPr>
+      <w:r>
+        <w:rPr>
+          <w:sz w:val="20"/>
+          <w:szCs w:val="20"/>
+          <w:shd w:val="clear" w:color="auto" w:fill="F9F9F9"/>
+        </w:rPr>
+        <w:t xml:space="preserve">Before we jump into PySpark SQL Join examples, first, let’s create an </w:t>
+      </w:r>
+      <w:r>
+        <w:rPr>
+          <w:rFonts w:ascii="Courier New" w:eastAsia="Courier New" w:hAnsi="Courier New" w:cs="Courier New"/>
+          <w:sz w:val="20"/>
+          <w:szCs w:val="20"/>
+          <w:shd w:val="clear" w:color="auto" w:fill="E3E3E4"/>
+        </w:rPr>
+        <w:t>"emp"</w:t>
+      </w:r>
+      <w:r>
+        <w:rPr>
+          <w:sz w:val="20"/>
+          <w:szCs w:val="20"/>
+          <w:shd w:val="clear" w:color="auto" w:fill="F9F9F9"/>
+        </w:rPr>
+        <w:t xml:space="preserve"> and </w:t>
+      </w:r>
+      <w:r>
+        <w:rPr>
+          <w:rFonts w:ascii="Courier New" w:eastAsia="Courier New" w:hAnsi="Courier New" w:cs="Courier New"/>
+          <w:sz w:val="20"/>
+          <w:szCs w:val="20"/>
+          <w:shd w:val="clear" w:color="auto" w:fill="E3E3E4"/>
+        </w:rPr>
+        <w:t>"dept"</w:t>
+      </w:r>
+      <w:r>
+        <w:rPr>
+          <w:sz w:val="20"/>
+          <w:szCs w:val="20"/>
+          <w:shd w:val="clear" w:color="auto" w:fill="F9F9F9"/>
+        </w:rPr>
+        <w:t xml:space="preserve"> DataFrames. here, column </w:t>
+      </w:r>
+      <w:r>
+        <w:rPr>
+          <w:rFonts w:ascii="Courier New" w:eastAsia="Courier New" w:hAnsi="Courier New" w:cs="Courier New"/>
+          <w:sz w:val="20"/>
+          <w:szCs w:val="20"/>
+          <w:shd w:val="clear" w:color="auto" w:fill="E3E3E4"/>
+        </w:rPr>
+        <w:t>"emp_id"</w:t>
+      </w:r>
+      <w:r>
+        <w:rPr>
+          <w:sz w:val="20"/>
+          <w:szCs w:val="20"/>
+          <w:shd w:val="clear" w:color="auto" w:fill="F9F9F9"/>
+        </w:rPr>
+        <w:t xml:space="preserve"> is unique on emp and </w:t>
+      </w:r>
+      <w:r>
+        <w:rPr>
+          <w:rFonts w:ascii="Courier New" w:eastAsia="Courier New" w:hAnsi="Courier New" w:cs="Courier New"/>
+          <w:sz w:val="20"/>
+          <w:szCs w:val="20"/>
+          <w:shd w:val="clear" w:color="auto" w:fill="E3E3E4"/>
+        </w:rPr>
+        <w:t>"dept_id"</w:t>
+      </w:r>
+      <w:r>
+        <w:rPr>
+          <w:sz w:val="20"/>
+          <w:szCs w:val="20"/>
+          <w:shd w:val="clear" w:color="auto" w:fill="F9F9F9"/>
+        </w:rPr>
+        <w:t xml:space="preserve"> is unique on the dept dataset’s and emp_dept_id from emp has a reference to dept_id on dept dataset.</w:t>
+      </w:r>
+    </w:p>
+    <w:p>
+      <w:pPr>
+        <w:spacing w:line="240" w:lineRule="auto"/>
+        <w:jc w:val="both"/>
+        <w:rPr>
+          <w:sz w:val="20"/>
+          <w:szCs w:val="20"/>
+          <w:shd w:val="clear" w:color="auto" w:fill="F9F9F9"/>
+        </w:rPr>
+      </w:pPr>
+    </w:p>
+    <w:p>
+      <w:pPr>
+        <w:spacing w:line="240" w:lineRule="auto"/>
+        <w:jc w:val="both"/>
+        <w:rPr>
+          <w:sz w:val="20"/>
+          <w:szCs w:val="20"/>
+          <w:shd w:val="clear" w:color="auto" w:fill="F9F9F9"/>
+        </w:rPr>
+      </w:pPr>
+    </w:p>
+    <w:tbl>
+      <w:tblPr>
+        <w:tblW w:w="9029" w:type="dxa"/>
+        <w:tblBorders>
+          <w:top w:val="single" w:sz="8" w:space="0" w:color="000000"/>
+          <w:left w:val="single" w:sz="8" w:space="0" w:color="000000"/>
+          <w:bottom w:val="single" w:sz="8" w:space="0" w:color="000000"/>
+          <w:right w:val="single" w:sz="8" w:space="0" w:color="000000"/>
+          <w:insideH w:val="single" w:sz="8" w:space="0" w:color="000000"/>
+          <w:insideV w:val="single" w:sz="8" w:space="0" w:color="000000"/>
+        </w:tblBorders>
+        <w:tblLayout w:type="fixed"/>
+        <w:tblLook w:val="0600" w:firstRow="0" w:lastRow="0" w:firstColumn="0" w:lastColumn="0" w:noHBand="1" w:noVBand="1"/>
+      </w:tblPr>
+      <w:tblGrid>
+        <w:gridCol w:w="9029"/>
+      </w:tblGrid>
+      <w:tr>
+        <w:tc>
+          <w:tcPr>
+            <w:tcW w:w="9029" w:type="dxa"/>
+            <w:tcMar>
+              <w:top w:w="100" w:type="dxa"/>
+              <w:left w:w="100" w:type="dxa"/>
+              <w:bottom w:w="100" w:type="dxa"/>
+              <w:right w:w="100" w:type="dxa"/>
+            </w:tcMar>
+          </w:tcPr>
+          <w:p>
+            <w:pPr>
+              <w:widowControl w:val="0"/>
+              <w:pBdr>
+                <w:top w:val="nil"/>
+                <w:left w:val="nil"/>
+                <w:bottom w:val="nil"/>
+                <w:right w:val="nil"/>
+                <w:between w:val="nil"/>
+              </w:pBdr>
+              <w:spacing w:line="240" w:lineRule="auto"/>
+              <w:jc w:val="both"/>
+              <w:rPr>
+                <w:sz w:val="20"/>
+                <w:szCs w:val="20"/>
+                <w:shd w:val="clear" w:color="auto" w:fill="F9F9F9"/>
+              </w:rPr>
+            </w:pPr>
+          </w:p>
+          <w:p>
+            <w:pPr>
+              <w:widowControl w:val="0"/>
+              <w:pBdr>
+                <w:top w:val="nil"/>
+                <w:left w:val="nil"/>
+                <w:bottom w:val="nil"/>
+                <w:right w:val="nil"/>
+                <w:between w:val="nil"/>
+              </w:pBdr>
+              <w:spacing w:line="240" w:lineRule="auto"/>
+              <w:jc w:val="both"/>
+              <w:rPr>
+                <w:sz w:val="20"/>
+                <w:szCs w:val="20"/>
+                <w:shd w:val="clear" w:color="auto" w:fill="F9F9F9"/>
+              </w:rPr>
+            </w:pPr>
+            <w:r>
+              <w:rPr>
+                <w:sz w:val="20"/>
+                <w:szCs w:val="20"/>
+                <w:shd w:val="clear" w:color="auto" w:fill="F9F9F9"/>
+              </w:rPr>
+              <w:t>emp = [(1,"Smith",-1,"2018","10","M",3000), \</w:t>
+            </w:r>
+          </w:p>
+          <w:p>
+            <w:pPr>
+              <w:widowControl w:val="0"/>
+              <w:pBdr>
+                <w:top w:val="nil"/>
+                <w:left w:val="nil"/>
+                <w:bottom w:val="nil"/>
+                <w:right w:val="nil"/>
+                <w:between w:val="nil"/>
+              </w:pBdr>
+              <w:spacing w:line="240" w:lineRule="auto"/>
+              <w:jc w:val="both"/>
+              <w:rPr>
+                <w:sz w:val="20"/>
+                <w:szCs w:val="20"/>
+                <w:shd w:val="clear" w:color="auto" w:fill="F9F9F9"/>
+              </w:rPr>
+            </w:pPr>
+            <w:r>
+              <w:rPr>
+                <w:sz w:val="20"/>
+                <w:szCs w:val="20"/>
+                <w:shd w:val="clear" w:color="auto" w:fill="F9F9F9"/>
+              </w:rPr>
+              <w:t xml:space="preserve">    (2,"Rose",1,"2010","20","M",4000), \</w:t>
+            </w:r>
+          </w:p>
+          <w:p>
+            <w:pPr>
+              <w:widowControl w:val="0"/>
+              <w:pBdr>
+                <w:top w:val="nil"/>
+                <w:left w:val="nil"/>
+                <w:bottom w:val="nil"/>
+                <w:right w:val="nil"/>
+                <w:between w:val="nil"/>
+              </w:pBdr>
+              <w:spacing w:line="240" w:lineRule="auto"/>
+              <w:jc w:val="both"/>
+              <w:rPr>
+                <w:sz w:val="20"/>
+                <w:szCs w:val="20"/>
+                <w:shd w:val="clear" w:color="auto" w:fill="F9F9F9"/>
+              </w:rPr>
+            </w:pPr>
+            <w:r>
+              <w:rPr>
+                <w:sz w:val="20"/>
+                <w:szCs w:val="20"/>
+                <w:shd w:val="clear" w:color="auto" w:fill="F9F9F9"/>
+              </w:rPr>
+              <w:t xml:space="preserve">    (3,"Williams",1,"2010","10","M",1000), \</w:t>
+            </w:r>
+          </w:p>
+          <w:p>
+            <w:pPr>
+              <w:widowControl w:val="0"/>
+              <w:pBdr>
+                <w:top w:val="nil"/>
+                <w:left w:val="nil"/>
+                <w:bottom w:val="nil"/>
+                <w:right w:val="nil"/>
+                <w:between w:val="nil"/>
+              </w:pBdr>
+              <w:spacing w:line="240" w:lineRule="auto"/>
+              <w:jc w:val="both"/>
+              <w:rPr>
+                <w:sz w:val="20"/>
+                <w:szCs w:val="20"/>
+                <w:shd w:val="clear" w:color="auto" w:fill="F9F9F9"/>
+              </w:rPr>
+            </w:pPr>
+            <w:r>
+              <w:rPr>
+                <w:sz w:val="20"/>
+                <w:szCs w:val="20"/>
+                <w:shd w:val="clear" w:color="auto" w:fill="F9F9F9"/>
+              </w:rPr>
+              <w:t xml:space="preserve">    (4,"Jones",2,"2005","10","F",2000), \</w:t>
+            </w:r>
+          </w:p>
+          <w:p>
+            <w:pPr>
+              <w:widowControl w:val="0"/>
+              <w:pBdr>
+                <w:top w:val="nil"/>
+                <w:left w:val="nil"/>
+                <w:bottom w:val="nil"/>
+                <w:right w:val="nil"/>
+                <w:between w:val="nil"/>
+              </w:pBdr>
+              <w:spacing w:line="240" w:lineRule="auto"/>
+              <w:jc w:val="both"/>
+              <w:rPr>
+                <w:sz w:val="20"/>
+                <w:szCs w:val="20"/>
+                <w:shd w:val="clear" w:color="auto" w:fill="F9F9F9"/>
+              </w:rPr>
+            </w:pPr>
+            <w:r>
+              <w:rPr>
+                <w:sz w:val="20"/>
+                <w:szCs w:val="20"/>
+                <w:shd w:val="clear" w:color="auto" w:fill="F9F9F9"/>
+              </w:rPr>
+              <w:t xml:space="preserve">    (5,"Brown",2,"2010","40","",-1), \</w:t>
+            </w:r>
+          </w:p>
+          <w:p>
+            <w:pPr>
+              <w:widowControl w:val="0"/>
+              <w:pBdr>
+                <w:top w:val="nil"/>
+                <w:left w:val="nil"/>
+                <w:bottom w:val="nil"/>
+                <w:right w:val="nil"/>
+                <w:between w:val="nil"/>
+              </w:pBdr>
+              <w:spacing w:line="240" w:lineRule="auto"/>
+              <w:jc w:val="both"/>
+              <w:rPr>
+                <w:sz w:val="20"/>
+                <w:szCs w:val="20"/>
+                <w:shd w:val="clear" w:color="auto" w:fill="F9F9F9"/>
+              </w:rPr>
+            </w:pPr>
+            <w:r>
+              <w:rPr>
+                <w:sz w:val="20"/>
+                <w:szCs w:val="20"/>
+                <w:shd w:val="clear" w:color="auto" w:fill="F9F9F9"/>
+              </w:rPr>
+              <w:t xml:space="preserve">      (6,"Brown",2,"2010","50","",-1) \</w:t>
+            </w:r>
+          </w:p>
+          <w:p>
+            <w:pPr>
+              <w:widowControl w:val="0"/>
+              <w:pBdr>
+                <w:top w:val="nil"/>
+                <w:left w:val="nil"/>
+                <w:bottom w:val="nil"/>
+                <w:right w:val="nil"/>
+                <w:between w:val="nil"/>
+              </w:pBdr>
+              <w:spacing w:line="240" w:lineRule="auto"/>
+              <w:jc w:val="both"/>
+              <w:rPr>
+                <w:sz w:val="20"/>
+                <w:szCs w:val="20"/>
+                <w:shd w:val="clear" w:color="auto" w:fill="F9F9F9"/>
+              </w:rPr>
+            </w:pPr>
+            <w:r>
+              <w:rPr>
+                <w:sz w:val="20"/>
+                <w:szCs w:val="20"/>
+                <w:shd w:val="clear" w:color="auto" w:fill="F9F9F9"/>
+              </w:rPr>
+              <w:t xml:space="preserve">  ]</w:t>
+            </w:r>
+          </w:p>
+          <w:p>
+            <w:pPr>
+              <w:widowControl w:val="0"/>
+              <w:pBdr>
+                <w:top w:val="nil"/>
+                <w:left w:val="nil"/>
+                <w:bottom w:val="nil"/>
+                <w:right w:val="nil"/>
+                <w:between w:val="nil"/>
+              </w:pBdr>
+              <w:spacing w:line="240" w:lineRule="auto"/>
+              <w:jc w:val="both"/>
+              <w:rPr>
+                <w:sz w:val="20"/>
+                <w:szCs w:val="20"/>
+                <w:shd w:val="clear" w:color="auto" w:fill="F9F9F9"/>
+              </w:rPr>
+            </w:pPr>
+            <w:r>
+              <w:rPr>
+                <w:sz w:val="20"/>
+                <w:szCs w:val="20"/>
+                <w:shd w:val="clear" w:color="auto" w:fill="F9F9F9"/>
+              </w:rPr>
+              <w:t>empColumns = ["emp_id","name","superior_emp_id","year_joined", \</w:t>
+            </w:r>
+          </w:p>
+          <w:p>
+            <w:pPr>
+              <w:widowControl w:val="0"/>
+              <w:pBdr>
+                <w:top w:val="nil"/>
+                <w:left w:val="nil"/>
+                <w:bottom w:val="nil"/>
+                <w:right w:val="nil"/>
+                <w:between w:val="nil"/>
+              </w:pBdr>
+              <w:spacing w:line="240" w:lineRule="auto"/>
+              <w:jc w:val="both"/>
+              <w:rPr>
+                <w:sz w:val="20"/>
+                <w:szCs w:val="20"/>
+                <w:shd w:val="clear" w:color="auto" w:fill="F9F9F9"/>
+              </w:rPr>
+            </w:pPr>
+            <w:r>
+              <w:rPr>
+                <w:sz w:val="20"/>
+                <w:szCs w:val="20"/>
+                <w:shd w:val="clear" w:color="auto" w:fill="F9F9F9"/>
+              </w:rPr>
+              <w:t xml:space="preserve">       "emp_dept_id","gender","salary"]</w:t>
+            </w:r>
+          </w:p>
+          <w:p>
+            <w:pPr>
+              <w:widowControl w:val="0"/>
+              <w:pBdr>
+                <w:top w:val="nil"/>
+                <w:left w:val="nil"/>
+                <w:bottom w:val="nil"/>
+                <w:right w:val="nil"/>
+                <w:between w:val="nil"/>
+              </w:pBdr>
+              <w:spacing w:line="240" w:lineRule="auto"/>
+              <w:jc w:val="both"/>
+              <w:rPr>
+                <w:sz w:val="20"/>
+                <w:szCs w:val="20"/>
+                <w:shd w:val="clear" w:color="auto" w:fill="F9F9F9"/>
+              </w:rPr>
+            </w:pPr>
+          </w:p>
+          <w:p>
+            <w:pPr>
+              <w:widowControl w:val="0"/>
+              <w:pBdr>
+                <w:top w:val="nil"/>
+                <w:left w:val="nil"/>
+                <w:bottom w:val="nil"/>
+                <w:right w:val="nil"/>
+                <w:between w:val="nil"/>
+              </w:pBdr>
+              <w:spacing w:line="240" w:lineRule="auto"/>
+              <w:jc w:val="both"/>
+              <w:rPr>
+                <w:sz w:val="20"/>
+                <w:szCs w:val="20"/>
+                <w:shd w:val="clear" w:color="auto" w:fill="F9F9F9"/>
+              </w:rPr>
+            </w:pPr>
+            <w:r>
+              <w:rPr>
+                <w:sz w:val="20"/>
+                <w:szCs w:val="20"/>
+                <w:shd w:val="clear" w:color="auto" w:fill="F9F9F9"/>
+              </w:rPr>
+              <w:t>empDF = spark.createDataFrame(data=emp, schema = empColumns)</w:t>
+            </w:r>
+          </w:p>
+          <w:p>
+            <w:pPr>
+              <w:widowControl w:val="0"/>
+              <w:pBdr>
+                <w:top w:val="nil"/>
+                <w:left w:val="nil"/>
+                <w:bottom w:val="nil"/>
+                <w:right w:val="nil"/>
+                <w:between w:val="nil"/>
+              </w:pBdr>
+              <w:spacing w:line="240" w:lineRule="auto"/>
+              <w:jc w:val="both"/>
+              <w:rPr>
+                <w:sz w:val="20"/>
+                <w:szCs w:val="20"/>
+                <w:shd w:val="clear" w:color="auto" w:fill="F9F9F9"/>
+              </w:rPr>
+            </w:pPr>
+            <w:r>
+              <w:rPr>
+                <w:sz w:val="20"/>
+                <w:szCs w:val="20"/>
+                <w:shd w:val="clear" w:color="auto" w:fill="F9F9F9"/>
+              </w:rPr>
+              <w:t>empDF.printSchema()</w:t>
+            </w:r>
+          </w:p>
+          <w:p>
+            <w:pPr>
+              <w:widowControl w:val="0"/>
+              <w:pBdr>
+                <w:top w:val="nil"/>
+                <w:left w:val="nil"/>
+                <w:bottom w:val="nil"/>
+                <w:right w:val="nil"/>
+                <w:between w:val="nil"/>
+              </w:pBdr>
+              <w:spacing w:line="240" w:lineRule="auto"/>
+              <w:jc w:val="both"/>
+              <w:rPr>
+                <w:sz w:val="20"/>
+                <w:szCs w:val="20"/>
+                <w:shd w:val="clear" w:color="auto" w:fill="F9F9F9"/>
+              </w:rPr>
+            </w:pPr>
+            <w:r>
+              <w:rPr>
+                <w:sz w:val="20"/>
+                <w:szCs w:val="20"/>
+                <w:shd w:val="clear" w:color="auto" w:fill="F9F9F9"/>
+              </w:rPr>
+              <w:t>empDF.show(truncate=False)</w:t>
+            </w:r>
+          </w:p>
+          <w:p>
+            <w:pPr>
+              <w:widowControl w:val="0"/>
+              <w:pBdr>
+                <w:top w:val="nil"/>
+                <w:left w:val="nil"/>
+                <w:bottom w:val="nil"/>
+                <w:right w:val="nil"/>
+                <w:between w:val="nil"/>
+              </w:pBdr>
+              <w:spacing w:line="240" w:lineRule="auto"/>
+              <w:jc w:val="both"/>
+              <w:rPr>
+                <w:sz w:val="20"/>
+                <w:szCs w:val="20"/>
+                <w:shd w:val="clear" w:color="auto" w:fill="F9F9F9"/>
+              </w:rPr>
+            </w:pPr>
+          </w:p>
+          <w:p>
+            <w:pPr>
+              <w:widowControl w:val="0"/>
+              <w:pBdr>
+                <w:top w:val="nil"/>
+                <w:left w:val="nil"/>
+                <w:bottom w:val="nil"/>
+                <w:right w:val="nil"/>
+                <w:between w:val="nil"/>
+              </w:pBdr>
+              <w:spacing w:line="240" w:lineRule="auto"/>
+              <w:jc w:val="both"/>
+              <w:rPr>
+                <w:sz w:val="20"/>
+                <w:szCs w:val="20"/>
+                <w:shd w:val="clear" w:color="auto" w:fill="F9F9F9"/>
+              </w:rPr>
+            </w:pPr>
+            <w:r>
+              <w:rPr>
+                <w:sz w:val="20"/>
+                <w:szCs w:val="20"/>
+                <w:shd w:val="clear" w:color="auto" w:fill="F9F9F9"/>
+              </w:rPr>
+              <w:t>dept = [("Finance",10), \</w:t>
+            </w:r>
+          </w:p>
+          <w:p>
+            <w:pPr>
+              <w:widowControl w:val="0"/>
+              <w:pBdr>
+                <w:top w:val="nil"/>
+                <w:left w:val="nil"/>
+                <w:bottom w:val="nil"/>
+                <w:right w:val="nil"/>
+                <w:between w:val="nil"/>
+              </w:pBdr>
+              <w:spacing w:line="240" w:lineRule="auto"/>
+              <w:jc w:val="both"/>
+              <w:rPr>
+                <w:sz w:val="20"/>
+                <w:szCs w:val="20"/>
+                <w:shd w:val="clear" w:color="auto" w:fill="F9F9F9"/>
+              </w:rPr>
+            </w:pPr>
+            <w:r>
+              <w:rPr>
+                <w:sz w:val="20"/>
+                <w:szCs w:val="20"/>
+                <w:shd w:val="clear" w:color="auto" w:fill="F9F9F9"/>
+              </w:rPr>
+              <w:t xml:space="preserve">    ("Marketing",20), \</w:t>
+            </w:r>
+          </w:p>
+          <w:p>
+            <w:pPr>
+              <w:widowControl w:val="0"/>
+              <w:pBdr>
+                <w:top w:val="nil"/>
+                <w:left w:val="nil"/>
+                <w:bottom w:val="nil"/>
+                <w:right w:val="nil"/>
+                <w:between w:val="nil"/>
+              </w:pBdr>
+              <w:spacing w:line="240" w:lineRule="auto"/>
+              <w:jc w:val="both"/>
+              <w:rPr>
+                <w:sz w:val="20"/>
+                <w:szCs w:val="20"/>
+                <w:shd w:val="clear" w:color="auto" w:fill="F9F9F9"/>
+              </w:rPr>
+            </w:pPr>
+            <w:r>
+              <w:rPr>
+                <w:sz w:val="20"/>
+                <w:szCs w:val="20"/>
+                <w:shd w:val="clear" w:color="auto" w:fill="F9F9F9"/>
+              </w:rPr>
+              <w:t xml:space="preserve">    ("Sales",30), \</w:t>
+            </w:r>
+          </w:p>
+          <w:p>
+            <w:pPr>
+              <w:widowControl w:val="0"/>
+              <w:pBdr>
+                <w:top w:val="nil"/>
+                <w:left w:val="nil"/>
+                <w:bottom w:val="nil"/>
+                <w:right w:val="nil"/>
+                <w:between w:val="nil"/>
+              </w:pBdr>
+              <w:spacing w:line="240" w:lineRule="auto"/>
+              <w:jc w:val="both"/>
+              <w:rPr>
+                <w:sz w:val="20"/>
+                <w:szCs w:val="20"/>
+                <w:shd w:val="clear" w:color="auto" w:fill="F9F9F9"/>
+              </w:rPr>
+            </w:pPr>
+            <w:r>
+              <w:rPr>
+                <w:sz w:val="20"/>
+                <w:szCs w:val="20"/>
+                <w:shd w:val="clear" w:color="auto" w:fill="F9F9F9"/>
+              </w:rPr>
+              <w:t xml:space="preserve">    ("IT",40) \</w:t>
+            </w:r>
+          </w:p>
+          <w:p>
+            <w:pPr>
+              <w:widowControl w:val="0"/>
+              <w:pBdr>
+                <w:top w:val="nil"/>
+                <w:left w:val="nil"/>
+                <w:bottom w:val="nil"/>
+                <w:right w:val="nil"/>
+                <w:between w:val="nil"/>
+              </w:pBdr>
+              <w:spacing w:line="240" w:lineRule="auto"/>
+              <w:jc w:val="both"/>
+              <w:rPr>
+                <w:sz w:val="20"/>
+                <w:szCs w:val="20"/>
+                <w:shd w:val="clear" w:color="auto" w:fill="F9F9F9"/>
+              </w:rPr>
+            </w:pPr>
+            <w:r>
+              <w:rPr>
+                <w:sz w:val="20"/>
+                <w:szCs w:val="20"/>
+                <w:shd w:val="clear" w:color="auto" w:fill="F9F9F9"/>
+              </w:rPr>
+              <w:t xml:space="preserve">  ]</w:t>
+            </w:r>
+          </w:p>
+          <w:p>
+            <w:pPr>
+              <w:widowControl w:val="0"/>
+              <w:pBdr>
+                <w:top w:val="nil"/>
+                <w:left w:val="nil"/>
+                <w:bottom w:val="nil"/>
+                <w:right w:val="nil"/>
+                <w:between w:val="nil"/>
+              </w:pBdr>
+              <w:spacing w:line="240" w:lineRule="auto"/>
+              <w:jc w:val="both"/>
+              <w:rPr>
+                <w:sz w:val="20"/>
+                <w:szCs w:val="20"/>
+                <w:shd w:val="clear" w:color="auto" w:fill="F9F9F9"/>
+              </w:rPr>
+            </w:pPr>
+            <w:r>
+              <w:rPr>
+                <w:sz w:val="20"/>
+                <w:szCs w:val="20"/>
+                <w:shd w:val="clear" w:color="auto" w:fill="F9F9F9"/>
+              </w:rPr>
+              <w:t>deptColumns = ["dept_name","dept_id"]</w:t>
+            </w:r>
+          </w:p>
+          <w:p>
+            <w:pPr>
+              <w:widowControl w:val="0"/>
+              <w:pBdr>
+                <w:top w:val="nil"/>
+                <w:left w:val="nil"/>
+                <w:bottom w:val="nil"/>
+                <w:right w:val="nil"/>
+                <w:between w:val="nil"/>
+              </w:pBdr>
+              <w:spacing w:line="240" w:lineRule="auto"/>
+              <w:jc w:val="both"/>
+              <w:rPr>
+                <w:sz w:val="20"/>
+                <w:szCs w:val="20"/>
+                <w:shd w:val="clear" w:color="auto" w:fill="F9F9F9"/>
+              </w:rPr>
+            </w:pPr>
+            <w:r>
+              <w:rPr>
+                <w:sz w:val="20"/>
+                <w:szCs w:val="20"/>
+                <w:shd w:val="clear" w:color="auto" w:fill="F9F9F9"/>
+              </w:rPr>
+              <w:t>deptDF = spark.createDataFrame(data=dept, schema = deptColumns)</w:t>
+            </w:r>
+          </w:p>
+          <w:p>
+            <w:pPr>
+              <w:widowControl w:val="0"/>
+              <w:pBdr>
+                <w:top w:val="nil"/>
+                <w:left w:val="nil"/>
+                <w:bottom w:val="nil"/>
+                <w:right w:val="nil"/>
+                <w:between w:val="nil"/>
+              </w:pBdr>
+              <w:spacing w:line="240" w:lineRule="auto"/>
+              <w:jc w:val="both"/>
+              <w:rPr>
+                <w:sz w:val="20"/>
+                <w:szCs w:val="20"/>
+                <w:shd w:val="clear" w:color="auto" w:fill="F9F9F9"/>
+              </w:rPr>
+            </w:pPr>
+            <w:r>
+              <w:rPr>
+                <w:sz w:val="20"/>
+                <w:szCs w:val="20"/>
+                <w:shd w:val="clear" w:color="auto" w:fill="F9F9F9"/>
+              </w:rPr>
+              <w:t>deptDF.printSchema()</w:t>
+            </w:r>
+          </w:p>
+          <w:p>
+            <w:pPr>
+              <w:widowControl w:val="0"/>
+              <w:pBdr>
+                <w:top w:val="nil"/>
+                <w:left w:val="nil"/>
+                <w:bottom w:val="nil"/>
+                <w:right w:val="nil"/>
+                <w:between w:val="nil"/>
+              </w:pBdr>
+              <w:spacing w:line="240" w:lineRule="auto"/>
+              <w:jc w:val="both"/>
+              <w:rPr>
+                <w:sz w:val="20"/>
+                <w:szCs w:val="20"/>
+                <w:shd w:val="clear" w:color="auto" w:fill="F9F9F9"/>
+              </w:rPr>
+            </w:pPr>
+            <w:r>
+              <w:rPr>
+                <w:sz w:val="20"/>
+                <w:szCs w:val="20"/>
+                <w:shd w:val="clear" w:color="auto" w:fill="F9F9F9"/>
+              </w:rPr>
+              <w:t>deptDF.show(truncate=False)</w:t>
+            </w:r>
+          </w:p>
+          <w:p>
+            <w:pPr>
+              <w:widowControl w:val="0"/>
+              <w:pBdr>
+                <w:top w:val="nil"/>
+                <w:left w:val="nil"/>
+                <w:bottom w:val="nil"/>
+                <w:right w:val="nil"/>
+                <w:between w:val="nil"/>
+              </w:pBdr>
+              <w:spacing w:line="240" w:lineRule="auto"/>
+              <w:jc w:val="both"/>
+              <w:rPr>
+                <w:sz w:val="20"/>
+                <w:szCs w:val="20"/>
+                <w:shd w:val="clear" w:color="auto" w:fill="F9F9F9"/>
+              </w:rPr>
+            </w:pPr>
+          </w:p>
+          <w:p>
+            <w:pPr>
+              <w:widowControl w:val="0"/>
+              <w:pBdr>
+                <w:top w:val="nil"/>
+                <w:left w:val="nil"/>
+                <w:bottom w:val="nil"/>
+                <w:right w:val="nil"/>
+                <w:between w:val="nil"/>
+              </w:pBdr>
+              <w:spacing w:line="240" w:lineRule="auto"/>
+              <w:jc w:val="both"/>
+              <w:rPr>
+                <w:sz w:val="20"/>
+                <w:szCs w:val="20"/>
+                <w:shd w:val="clear" w:color="auto" w:fill="F9F9F9"/>
+              </w:rPr>
+            </w:pPr>
+          </w:p>
+        </w:tc>
+      </w:tr>
+    </w:tbl>
+    <w:p>
+      <w:pPr>
+        <w:spacing w:line="240" w:lineRule="auto"/>
+        <w:jc w:val="both"/>
+        <w:rPr>
+          <w:sz w:val="20"/>
+          <w:szCs w:val="20"/>
+          <w:shd w:val="clear" w:color="auto" w:fill="F9F9F9"/>
+        </w:rPr>
+      </w:pPr>
+    </w:p>
+    <w:p>
+      <w:pPr>
+        <w:pStyle w:val="Heading2"/>
+        <w:keepNext w:val="0"/>
+        <w:keepLines w:val="0"/>
+        <w:shd w:val="clear" w:color="auto" w:fill="F9F9F9"/>
+        <w:spacing w:before="0" w:after="0" w:line="240" w:lineRule="auto"/>
+        <w:jc w:val="both"/>
+        <w:rPr>
+          <w:b/>
+          <w:color w:val="1E73BE"/>
+          <w:sz w:val="20"/>
+          <w:szCs w:val="20"/>
+          <w:shd w:val="clear" w:color="auto" w:fill="F9F9F9"/>
+        </w:rPr>
+      </w:pPr>
+      <w:bookmarkStart w:id="10" w:name="_48xp1pisdgn4" w:colFirst="0" w:colLast="0"/>
+      <w:bookmarkEnd w:id="10"/>
+      <w:r>
+        <w:rPr>
+          <w:b/>
+          <w:color w:val="1E73BE"/>
+          <w:sz w:val="20"/>
+          <w:szCs w:val="20"/>
+          <w:shd w:val="clear" w:color="auto" w:fill="F9F9F9"/>
+        </w:rPr>
+        <w:t>Inner Join DataFrame</w:t>
+      </w:r>
+    </w:p>
+    <w:p>
+      <w:pPr>
+        <w:shd w:val="clear" w:color="auto" w:fill="F9F9F9"/>
+        <w:spacing w:line="240" w:lineRule="auto"/>
+        <w:jc w:val="both"/>
+        <w:rPr>
+          <w:sz w:val="20"/>
+          <w:szCs w:val="20"/>
+          <w:shd w:val="clear" w:color="auto" w:fill="F9F9F9"/>
+        </w:rPr>
+      </w:pPr>
+      <w:r>
+        <w:rPr>
+          <w:rFonts w:ascii="Courier New" w:eastAsia="Courier New" w:hAnsi="Courier New" w:cs="Courier New"/>
+          <w:sz w:val="20"/>
+          <w:szCs w:val="20"/>
+          <w:shd w:val="clear" w:color="auto" w:fill="E3E3E4"/>
+        </w:rPr>
+        <w:t>Inner</w:t>
+      </w:r>
+      <w:r>
+        <w:rPr>
+          <w:sz w:val="20"/>
+          <w:szCs w:val="20"/>
+          <w:shd w:val="clear" w:color="auto" w:fill="F9F9F9"/>
+        </w:rPr>
+        <w:t xml:space="preserve"> join is the default join in PySpark and it’s mostly used. This joins two datasets on key columns, where keys don’t match the rows get dropped from both datasets (</w:t>
+      </w:r>
+      <w:r>
+        <w:rPr>
+          <w:rFonts w:ascii="Courier New" w:eastAsia="Courier New" w:hAnsi="Courier New" w:cs="Courier New"/>
+          <w:sz w:val="20"/>
+          <w:szCs w:val="20"/>
+          <w:shd w:val="clear" w:color="auto" w:fill="E3E3E4"/>
+        </w:rPr>
+        <w:t>emp</w:t>
+      </w:r>
+      <w:r>
+        <w:rPr>
+          <w:sz w:val="20"/>
+          <w:szCs w:val="20"/>
+          <w:shd w:val="clear" w:color="auto" w:fill="F9F9F9"/>
+        </w:rPr>
+        <w:t xml:space="preserve"> &amp; </w:t>
+      </w:r>
+      <w:r>
+        <w:rPr>
+          <w:rFonts w:ascii="Courier New" w:eastAsia="Courier New" w:hAnsi="Courier New" w:cs="Courier New"/>
+          <w:sz w:val="20"/>
+          <w:szCs w:val="20"/>
+          <w:shd w:val="clear" w:color="auto" w:fill="E3E3E4"/>
+        </w:rPr>
+        <w:t>dept</w:t>
+      </w:r>
+      <w:r>
+        <w:rPr>
+          <w:sz w:val="20"/>
+          <w:szCs w:val="20"/>
+          <w:shd w:val="clear" w:color="auto" w:fill="F9F9F9"/>
+        </w:rPr>
+        <w:t>).</w:t>
+      </w:r>
+    </w:p>
+    <w:p>
+      <w:pPr>
+        <w:spacing w:line="240" w:lineRule="auto"/>
+        <w:jc w:val="both"/>
+        <w:rPr>
+          <w:sz w:val="20"/>
+          <w:szCs w:val="20"/>
+          <w:shd w:val="clear" w:color="auto" w:fill="F9F9F9"/>
+        </w:rPr>
+      </w:pPr>
+    </w:p>
+    <w:tbl>
+      <w:tblPr>
+        <w:tblW w:w="9029" w:type="dxa"/>
+        <w:tblBorders>
+          <w:top w:val="single" w:sz="8" w:space="0" w:color="000000"/>
+          <w:left w:val="single" w:sz="8" w:space="0" w:color="000000"/>
+          <w:bottom w:val="single" w:sz="8" w:space="0" w:color="000000"/>
+          <w:right w:val="single" w:sz="8" w:space="0" w:color="000000"/>
+          <w:insideH w:val="single" w:sz="8" w:space="0" w:color="000000"/>
+          <w:insideV w:val="single" w:sz="8" w:space="0" w:color="000000"/>
+        </w:tblBorders>
+        <w:tblLayout w:type="fixed"/>
+        <w:tblLook w:val="0600" w:firstRow="0" w:lastRow="0" w:firstColumn="0" w:lastColumn="0" w:noHBand="1" w:noVBand="1"/>
+      </w:tblPr>
+      <w:tblGrid>
+        <w:gridCol w:w="9029"/>
+      </w:tblGrid>
+      <w:tr>
+        <w:tc>
+          <w:tcPr>
+            <w:tcW w:w="9029" w:type="dxa"/>
+            <w:tcMar>
+              <w:top w:w="100" w:type="dxa"/>
+              <w:left w:w="100" w:type="dxa"/>
+              <w:bottom w:w="100" w:type="dxa"/>
+              <w:right w:w="100" w:type="dxa"/>
+            </w:tcMar>
+          </w:tcPr>
+          <w:p>
+            <w:pPr>
+              <w:widowControl w:val="0"/>
+              <w:pBdr>
+                <w:top w:val="nil"/>
+                <w:left w:val="nil"/>
+                <w:bottom w:val="nil"/>
+                <w:right w:val="nil"/>
+                <w:between w:val="nil"/>
+              </w:pBdr>
+              <w:spacing w:line="240" w:lineRule="auto"/>
+              <w:jc w:val="both"/>
+              <w:rPr>
+                <w:sz w:val="20"/>
+                <w:szCs w:val="20"/>
+                <w:shd w:val="clear" w:color="auto" w:fill="F9F9F9"/>
+              </w:rPr>
+            </w:pPr>
+          </w:p>
+          <w:p>
+            <w:pPr>
+              <w:widowControl w:val="0"/>
+              <w:pBdr>
+                <w:top w:val="nil"/>
+                <w:left w:val="nil"/>
+                <w:bottom w:val="nil"/>
+                <w:right w:val="nil"/>
+                <w:between w:val="nil"/>
+              </w:pBdr>
+              <w:spacing w:line="240" w:lineRule="auto"/>
+              <w:jc w:val="both"/>
+              <w:rPr>
+                <w:sz w:val="20"/>
+                <w:szCs w:val="20"/>
+                <w:shd w:val="clear" w:color="auto" w:fill="F9F9F9"/>
+              </w:rPr>
+            </w:pPr>
+            <w:r>
+              <w:rPr>
+                <w:sz w:val="20"/>
+                <w:szCs w:val="20"/>
+                <w:shd w:val="clear" w:color="auto" w:fill="F9F9F9"/>
+              </w:rPr>
+              <w:t>empDF.join(deptDF,empDF.emp_dept_id ==  deptDF.dept_id,"inner") \</w:t>
+            </w:r>
+          </w:p>
+          <w:p>
+            <w:pPr>
+              <w:widowControl w:val="0"/>
+              <w:pBdr>
+                <w:top w:val="nil"/>
+                <w:left w:val="nil"/>
+                <w:bottom w:val="nil"/>
+                <w:right w:val="nil"/>
+                <w:between w:val="nil"/>
+              </w:pBdr>
+              <w:spacing w:line="240" w:lineRule="auto"/>
+              <w:jc w:val="both"/>
+              <w:rPr>
+                <w:sz w:val="20"/>
+                <w:szCs w:val="20"/>
+                <w:shd w:val="clear" w:color="auto" w:fill="F9F9F9"/>
+              </w:rPr>
+            </w:pPr>
+            <w:r>
+              <w:rPr>
+                <w:sz w:val="20"/>
+                <w:szCs w:val="20"/>
+                <w:shd w:val="clear" w:color="auto" w:fill="F9F9F9"/>
+              </w:rPr>
+              <w:t xml:space="preserve">     .show(truncate=False)</w:t>
+            </w:r>
+          </w:p>
+          <w:p>
+            <w:pPr>
+              <w:widowControl w:val="0"/>
+              <w:pBdr>
+                <w:top w:val="nil"/>
+                <w:left w:val="nil"/>
+                <w:bottom w:val="nil"/>
+                <w:right w:val="nil"/>
+                <w:between w:val="nil"/>
+              </w:pBdr>
+              <w:spacing w:line="240" w:lineRule="auto"/>
+              <w:jc w:val="both"/>
+              <w:rPr>
+                <w:sz w:val="20"/>
+                <w:szCs w:val="20"/>
+                <w:shd w:val="clear" w:color="auto" w:fill="F9F9F9"/>
+              </w:rPr>
+            </w:pPr>
+          </w:p>
+          <w:p>
+            <w:pPr>
+              <w:widowControl w:val="0"/>
+              <w:pBdr>
+                <w:top w:val="nil"/>
+                <w:left w:val="nil"/>
+                <w:bottom w:val="nil"/>
+                <w:right w:val="nil"/>
+                <w:between w:val="nil"/>
+              </w:pBdr>
+              <w:spacing w:line="240" w:lineRule="auto"/>
+              <w:jc w:val="both"/>
+              <w:rPr>
+                <w:sz w:val="20"/>
+                <w:szCs w:val="20"/>
+                <w:shd w:val="clear" w:color="auto" w:fill="F9F9F9"/>
+              </w:rPr>
+            </w:pPr>
+          </w:p>
+        </w:tc>
+      </w:tr>
+    </w:tbl>
+    <w:p>
+      <w:pPr>
+        <w:spacing w:line="240" w:lineRule="auto"/>
+        <w:jc w:val="both"/>
+        <w:rPr>
+          <w:sz w:val="20"/>
+          <w:szCs w:val="20"/>
+          <w:shd w:val="clear" w:color="auto" w:fill="F9F9F9"/>
+        </w:rPr>
+      </w:pPr>
+    </w:p>
+    <w:p>
+      <w:pPr>
+        <w:pStyle w:val="Heading2"/>
+        <w:keepNext w:val="0"/>
+        <w:keepLines w:val="0"/>
+        <w:shd w:val="clear" w:color="auto" w:fill="F9F9F9"/>
+        <w:spacing w:before="0" w:after="0" w:line="240" w:lineRule="auto"/>
+        <w:jc w:val="both"/>
+        <w:rPr>
+          <w:b/>
+          <w:color w:val="1E73BE"/>
+          <w:sz w:val="20"/>
+          <w:szCs w:val="20"/>
+          <w:shd w:val="clear" w:color="auto" w:fill="F9F9F9"/>
+        </w:rPr>
+      </w:pPr>
+      <w:bookmarkStart w:id="11" w:name="_m6cx1n77sr42" w:colFirst="0" w:colLast="0"/>
+      <w:bookmarkEnd w:id="11"/>
+      <w:r>
+        <w:rPr>
+          <w:b/>
+          <w:color w:val="1E73BE"/>
+          <w:sz w:val="20"/>
+          <w:szCs w:val="20"/>
+          <w:shd w:val="clear" w:color="auto" w:fill="F9F9F9"/>
+        </w:rPr>
+        <w:t>Full Outer Join</w:t>
+      </w:r>
+    </w:p>
+    <w:p>
+      <w:pPr>
+        <w:shd w:val="clear" w:color="auto" w:fill="F9F9F9"/>
+        <w:spacing w:line="240" w:lineRule="auto"/>
+        <w:jc w:val="both"/>
+        <w:rPr>
+          <w:sz w:val="20"/>
+          <w:szCs w:val="20"/>
+          <w:shd w:val="clear" w:color="auto" w:fill="F9F9F9"/>
+        </w:rPr>
+      </w:pPr>
+      <w:r>
+        <w:rPr>
+          <w:rFonts w:ascii="Courier New" w:eastAsia="Courier New" w:hAnsi="Courier New" w:cs="Courier New"/>
+          <w:sz w:val="20"/>
+          <w:szCs w:val="20"/>
+          <w:shd w:val="clear" w:color="auto" w:fill="E3E3E4"/>
+        </w:rPr>
+        <w:lastRenderedPageBreak/>
+        <w:t>Outer</w:t>
+      </w:r>
+      <w:r>
+        <w:rPr>
+          <w:sz w:val="20"/>
+          <w:szCs w:val="20"/>
+          <w:shd w:val="clear" w:color="auto" w:fill="F9F9F9"/>
+        </w:rPr>
+        <w:t xml:space="preserve"> a.k.a </w:t>
+      </w:r>
+      <w:r>
+        <w:rPr>
+          <w:rFonts w:ascii="Courier New" w:eastAsia="Courier New" w:hAnsi="Courier New" w:cs="Courier New"/>
+          <w:sz w:val="20"/>
+          <w:szCs w:val="20"/>
+          <w:shd w:val="clear" w:color="auto" w:fill="E3E3E4"/>
+        </w:rPr>
+        <w:t>full</w:t>
+      </w:r>
+      <w:r>
+        <w:rPr>
+          <w:sz w:val="20"/>
+          <w:szCs w:val="20"/>
+          <w:shd w:val="clear" w:color="auto" w:fill="F9F9F9"/>
+        </w:rPr>
+        <w:t xml:space="preserve">, </w:t>
+      </w:r>
+      <w:r>
+        <w:rPr>
+          <w:rFonts w:ascii="Courier New" w:eastAsia="Courier New" w:hAnsi="Courier New" w:cs="Courier New"/>
+          <w:sz w:val="20"/>
+          <w:szCs w:val="20"/>
+          <w:shd w:val="clear" w:color="auto" w:fill="E3E3E4"/>
+        </w:rPr>
+        <w:t>fullouter</w:t>
+      </w:r>
+      <w:r>
+        <w:rPr>
+          <w:sz w:val="20"/>
+          <w:szCs w:val="20"/>
+          <w:shd w:val="clear" w:color="auto" w:fill="F9F9F9"/>
+        </w:rPr>
+        <w:t xml:space="preserve"> join returns all rows from both datasets, where join expression doesn’t match it returns null on respective record columns.</w:t>
+      </w:r>
+    </w:p>
+    <w:p>
+      <w:pPr>
+        <w:spacing w:line="240" w:lineRule="auto"/>
+        <w:jc w:val="both"/>
+        <w:rPr>
+          <w:sz w:val="20"/>
+          <w:szCs w:val="20"/>
+          <w:shd w:val="clear" w:color="auto" w:fill="F9F9F9"/>
+        </w:rPr>
+      </w:pPr>
+    </w:p>
+    <w:tbl>
+      <w:tblPr>
+        <w:tblW w:w="9029" w:type="dxa"/>
+        <w:tblBorders>
+          <w:top w:val="single" w:sz="8" w:space="0" w:color="000000"/>
+          <w:left w:val="single" w:sz="8" w:space="0" w:color="000000"/>
+          <w:bottom w:val="single" w:sz="8" w:space="0" w:color="000000"/>
+          <w:right w:val="single" w:sz="8" w:space="0" w:color="000000"/>
+          <w:insideH w:val="single" w:sz="8" w:space="0" w:color="000000"/>
+          <w:insideV w:val="single" w:sz="8" w:space="0" w:color="000000"/>
+        </w:tblBorders>
+        <w:tblLayout w:type="fixed"/>
+        <w:tblLook w:val="0600" w:firstRow="0" w:lastRow="0" w:firstColumn="0" w:lastColumn="0" w:noHBand="1" w:noVBand="1"/>
+      </w:tblPr>
+      <w:tblGrid>
+        <w:gridCol w:w="9029"/>
+      </w:tblGrid>
+      <w:tr>
+        <w:tc>
+          <w:tcPr>
+            <w:tcW w:w="9029" w:type="dxa"/>
+            <w:tcMar>
+              <w:top w:w="100" w:type="dxa"/>
+              <w:left w:w="100" w:type="dxa"/>
+              <w:bottom w:w="100" w:type="dxa"/>
+              <w:right w:w="100" w:type="dxa"/>
+            </w:tcMar>
+          </w:tcPr>
+          <w:p>
+            <w:pPr>
+              <w:widowControl w:val="0"/>
+              <w:pBdr>
+                <w:top w:val="nil"/>
+                <w:left w:val="nil"/>
+                <w:bottom w:val="nil"/>
+                <w:right w:val="nil"/>
+                <w:between w:val="nil"/>
+              </w:pBdr>
+              <w:spacing w:line="240" w:lineRule="auto"/>
+              <w:jc w:val="both"/>
+              <w:rPr>
+                <w:sz w:val="20"/>
+                <w:szCs w:val="20"/>
+                <w:shd w:val="clear" w:color="auto" w:fill="F9F9F9"/>
+              </w:rPr>
+            </w:pPr>
+          </w:p>
+          <w:p>
+            <w:pPr>
+              <w:widowControl w:val="0"/>
+              <w:pBdr>
+                <w:top w:val="nil"/>
+                <w:left w:val="nil"/>
+                <w:bottom w:val="nil"/>
+                <w:right w:val="nil"/>
+                <w:between w:val="nil"/>
+              </w:pBdr>
+              <w:spacing w:line="240" w:lineRule="auto"/>
+              <w:jc w:val="both"/>
+              <w:rPr>
+                <w:sz w:val="20"/>
+                <w:szCs w:val="20"/>
+                <w:shd w:val="clear" w:color="auto" w:fill="F9F9F9"/>
+              </w:rPr>
+            </w:pPr>
+            <w:r>
+              <w:rPr>
+                <w:sz w:val="20"/>
+                <w:szCs w:val="20"/>
+                <w:shd w:val="clear" w:color="auto" w:fill="F9F9F9"/>
+              </w:rPr>
+              <w:t>empDF.join(deptDF,empDF.emp_dept_id ==  deptDF.dept_id,"outer") \</w:t>
+            </w:r>
+          </w:p>
+          <w:p>
+            <w:pPr>
+              <w:widowControl w:val="0"/>
+              <w:pBdr>
+                <w:top w:val="nil"/>
+                <w:left w:val="nil"/>
+                <w:bottom w:val="nil"/>
+                <w:right w:val="nil"/>
+                <w:between w:val="nil"/>
+              </w:pBdr>
+              <w:spacing w:line="240" w:lineRule="auto"/>
+              <w:jc w:val="both"/>
+              <w:rPr>
+                <w:sz w:val="20"/>
+                <w:szCs w:val="20"/>
+                <w:shd w:val="clear" w:color="auto" w:fill="F9F9F9"/>
+              </w:rPr>
+            </w:pPr>
+            <w:r>
+              <w:rPr>
+                <w:sz w:val="20"/>
+                <w:szCs w:val="20"/>
+                <w:shd w:val="clear" w:color="auto" w:fill="F9F9F9"/>
+              </w:rPr>
+              <w:t xml:space="preserve">    .show(truncate=False)</w:t>
+            </w:r>
+          </w:p>
+          <w:p>
+            <w:pPr>
+              <w:widowControl w:val="0"/>
+              <w:pBdr>
+                <w:top w:val="nil"/>
+                <w:left w:val="nil"/>
+                <w:bottom w:val="nil"/>
+                <w:right w:val="nil"/>
+                <w:between w:val="nil"/>
+              </w:pBdr>
+              <w:spacing w:line="240" w:lineRule="auto"/>
+              <w:jc w:val="both"/>
+              <w:rPr>
+                <w:sz w:val="20"/>
+                <w:szCs w:val="20"/>
+                <w:shd w:val="clear" w:color="auto" w:fill="F9F9F9"/>
+              </w:rPr>
+            </w:pPr>
+            <w:r>
+              <w:rPr>
+                <w:sz w:val="20"/>
+                <w:szCs w:val="20"/>
+                <w:shd w:val="clear" w:color="auto" w:fill="F9F9F9"/>
+              </w:rPr>
+              <w:t>empDF.join(deptDF,empDF.emp_dept_id ==  deptDF.dept_id,"full") \</w:t>
+            </w:r>
+          </w:p>
+          <w:p>
+            <w:pPr>
+              <w:widowControl w:val="0"/>
+              <w:pBdr>
+                <w:top w:val="nil"/>
+                <w:left w:val="nil"/>
+                <w:bottom w:val="nil"/>
+                <w:right w:val="nil"/>
+                <w:between w:val="nil"/>
+              </w:pBdr>
+              <w:spacing w:line="240" w:lineRule="auto"/>
+              <w:jc w:val="both"/>
+              <w:rPr>
+                <w:sz w:val="20"/>
+                <w:szCs w:val="20"/>
+                <w:shd w:val="clear" w:color="auto" w:fill="F9F9F9"/>
+              </w:rPr>
+            </w:pPr>
+            <w:r>
+              <w:rPr>
+                <w:sz w:val="20"/>
+                <w:szCs w:val="20"/>
+                <w:shd w:val="clear" w:color="auto" w:fill="F9F9F9"/>
+              </w:rPr>
+              <w:t xml:space="preserve">    .show(truncate=False)</w:t>
+            </w:r>
+          </w:p>
+          <w:p>
+            <w:pPr>
+              <w:widowControl w:val="0"/>
+              <w:pBdr>
+                <w:top w:val="nil"/>
+                <w:left w:val="nil"/>
+                <w:bottom w:val="nil"/>
+                <w:right w:val="nil"/>
+                <w:between w:val="nil"/>
+              </w:pBdr>
+              <w:spacing w:line="240" w:lineRule="auto"/>
+              <w:jc w:val="both"/>
+              <w:rPr>
+                <w:sz w:val="20"/>
+                <w:szCs w:val="20"/>
+                <w:shd w:val="clear" w:color="auto" w:fill="F9F9F9"/>
+              </w:rPr>
+            </w:pPr>
+            <w:r>
+              <w:rPr>
+                <w:sz w:val="20"/>
+                <w:szCs w:val="20"/>
+                <w:shd w:val="clear" w:color="auto" w:fill="F9F9F9"/>
+              </w:rPr>
+              <w:t>empDF.join(deptDF,empDF.emp_dept_id ==  deptDF.dept_id,"fullouter") \</w:t>
+            </w:r>
+          </w:p>
+          <w:p>
+            <w:pPr>
+              <w:widowControl w:val="0"/>
+              <w:pBdr>
+                <w:top w:val="nil"/>
+                <w:left w:val="nil"/>
+                <w:bottom w:val="nil"/>
+                <w:right w:val="nil"/>
+                <w:between w:val="nil"/>
+              </w:pBdr>
+              <w:spacing w:line="240" w:lineRule="auto"/>
+              <w:jc w:val="both"/>
+              <w:rPr>
+                <w:sz w:val="20"/>
+                <w:szCs w:val="20"/>
+                <w:shd w:val="clear" w:color="auto" w:fill="F9F9F9"/>
+              </w:rPr>
+            </w:pPr>
+            <w:r>
+              <w:rPr>
+                <w:sz w:val="20"/>
+                <w:szCs w:val="20"/>
+                <w:shd w:val="clear" w:color="auto" w:fill="F9F9F9"/>
+              </w:rPr>
+              <w:t xml:space="preserve">    .show(truncate=False)</w:t>
+            </w:r>
+          </w:p>
+          <w:p>
+            <w:pPr>
+              <w:widowControl w:val="0"/>
+              <w:pBdr>
+                <w:top w:val="nil"/>
+                <w:left w:val="nil"/>
+                <w:bottom w:val="nil"/>
+                <w:right w:val="nil"/>
+                <w:between w:val="nil"/>
+              </w:pBdr>
+              <w:spacing w:line="240" w:lineRule="auto"/>
+              <w:jc w:val="both"/>
+              <w:rPr>
+                <w:sz w:val="20"/>
+                <w:szCs w:val="20"/>
+                <w:shd w:val="clear" w:color="auto" w:fill="F9F9F9"/>
+              </w:rPr>
+            </w:pPr>
+          </w:p>
+          <w:p>
+            <w:pPr>
+              <w:widowControl w:val="0"/>
+              <w:pBdr>
+                <w:top w:val="nil"/>
+                <w:left w:val="nil"/>
+                <w:bottom w:val="nil"/>
+                <w:right w:val="nil"/>
+                <w:between w:val="nil"/>
+              </w:pBdr>
+              <w:spacing w:line="240" w:lineRule="auto"/>
+              <w:jc w:val="both"/>
+              <w:rPr>
+                <w:sz w:val="20"/>
+                <w:szCs w:val="20"/>
+                <w:shd w:val="clear" w:color="auto" w:fill="F9F9F9"/>
+              </w:rPr>
+            </w:pPr>
+          </w:p>
+        </w:tc>
+      </w:tr>
+    </w:tbl>
+    <w:p>
+      <w:pPr>
+        <w:spacing w:line="240" w:lineRule="auto"/>
+        <w:jc w:val="both"/>
+        <w:rPr>
+          <w:sz w:val="20"/>
+          <w:szCs w:val="20"/>
+          <w:shd w:val="clear" w:color="auto" w:fill="F9F9F9"/>
+        </w:rPr>
+      </w:pPr>
+    </w:p>
+    <w:p>
+      <w:pPr>
+        <w:spacing w:line="240" w:lineRule="auto"/>
+        <w:jc w:val="both"/>
+        <w:rPr>
+          <w:sz w:val="20"/>
+          <w:szCs w:val="20"/>
+          <w:shd w:val="clear" w:color="auto" w:fill="F9F9F9"/>
+        </w:rPr>
+      </w:pPr>
+      <w:r>
+        <w:rPr>
+          <w:sz w:val="20"/>
+          <w:szCs w:val="20"/>
+          <w:shd w:val="clear" w:color="auto" w:fill="F9F9F9"/>
+        </w:rPr>
+        <w:t>From our “</w:t>
+      </w:r>
+      <w:r>
+        <w:rPr>
+          <w:rFonts w:ascii="Courier New" w:eastAsia="Courier New" w:hAnsi="Courier New" w:cs="Courier New"/>
+          <w:sz w:val="20"/>
+          <w:szCs w:val="20"/>
+          <w:shd w:val="clear" w:color="auto" w:fill="E3E3E4"/>
+        </w:rPr>
+        <w:t>emp</w:t>
+      </w:r>
+      <w:r>
+        <w:rPr>
+          <w:sz w:val="20"/>
+          <w:szCs w:val="20"/>
+          <w:shd w:val="clear" w:color="auto" w:fill="F9F9F9"/>
+        </w:rPr>
+        <w:t>” dataset’s “</w:t>
+      </w:r>
+      <w:r>
+        <w:rPr>
+          <w:rFonts w:ascii="Courier New" w:eastAsia="Courier New" w:hAnsi="Courier New" w:cs="Courier New"/>
+          <w:sz w:val="20"/>
+          <w:szCs w:val="20"/>
+          <w:shd w:val="clear" w:color="auto" w:fill="E3E3E4"/>
+        </w:rPr>
+        <w:t>emp_dept_id</w:t>
+      </w:r>
+      <w:r>
+        <w:rPr>
+          <w:sz w:val="20"/>
+          <w:szCs w:val="20"/>
+          <w:shd w:val="clear" w:color="auto" w:fill="F9F9F9"/>
+        </w:rPr>
+        <w:t>” with value 50 doesn’t have a record on “</w:t>
+      </w:r>
+      <w:r>
+        <w:rPr>
+          <w:rFonts w:ascii="Courier New" w:eastAsia="Courier New" w:hAnsi="Courier New" w:cs="Courier New"/>
+          <w:sz w:val="20"/>
+          <w:szCs w:val="20"/>
+          <w:shd w:val="clear" w:color="auto" w:fill="E3E3E4"/>
+        </w:rPr>
+        <w:t>dept</w:t>
+      </w:r>
+      <w:r>
+        <w:rPr>
+          <w:sz w:val="20"/>
+          <w:szCs w:val="20"/>
+          <w:shd w:val="clear" w:color="auto" w:fill="F9F9F9"/>
+        </w:rPr>
+        <w:t>” hence dept columns have null and “</w:t>
+      </w:r>
+      <w:r>
+        <w:rPr>
+          <w:rFonts w:ascii="Courier New" w:eastAsia="Courier New" w:hAnsi="Courier New" w:cs="Courier New"/>
+          <w:sz w:val="20"/>
+          <w:szCs w:val="20"/>
+          <w:shd w:val="clear" w:color="auto" w:fill="E3E3E4"/>
+        </w:rPr>
+        <w:t>dept_id</w:t>
+      </w:r>
+      <w:r>
+        <w:rPr>
+          <w:sz w:val="20"/>
+          <w:szCs w:val="20"/>
+          <w:shd w:val="clear" w:color="auto" w:fill="F9F9F9"/>
+        </w:rPr>
+        <w:t>” 30 doesn’t have a record in “</w:t>
+      </w:r>
+      <w:r>
+        <w:rPr>
+          <w:rFonts w:ascii="Courier New" w:eastAsia="Courier New" w:hAnsi="Courier New" w:cs="Courier New"/>
+          <w:sz w:val="20"/>
+          <w:szCs w:val="20"/>
+          <w:shd w:val="clear" w:color="auto" w:fill="E3E3E4"/>
+        </w:rPr>
+        <w:t>emp</w:t>
+      </w:r>
+      <w:r>
+        <w:rPr>
+          <w:sz w:val="20"/>
+          <w:szCs w:val="20"/>
+          <w:shd w:val="clear" w:color="auto" w:fill="F9F9F9"/>
+        </w:rPr>
+        <w:t>” hence you see null’s on emp columns. Below is the result of the above Join expression.</w:t>
+      </w:r>
+    </w:p>
+    <w:p>
+      <w:pPr>
+        <w:spacing w:line="240" w:lineRule="auto"/>
+        <w:jc w:val="both"/>
+        <w:rPr>
+          <w:sz w:val="20"/>
+          <w:szCs w:val="20"/>
+          <w:shd w:val="clear" w:color="auto" w:fill="F9F9F9"/>
+        </w:rPr>
+      </w:pPr>
+    </w:p>
+    <w:p>
+      <w:pPr>
+        <w:pStyle w:val="Heading2"/>
+        <w:keepNext w:val="0"/>
+        <w:keepLines w:val="0"/>
+        <w:shd w:val="clear" w:color="auto" w:fill="F9F9F9"/>
+        <w:spacing w:before="0" w:after="0" w:line="240" w:lineRule="auto"/>
+        <w:jc w:val="both"/>
+        <w:rPr>
+          <w:b/>
+          <w:color w:val="1E73BE"/>
+          <w:sz w:val="20"/>
+          <w:szCs w:val="20"/>
+          <w:shd w:val="clear" w:color="auto" w:fill="F9F9F9"/>
+        </w:rPr>
+      </w:pPr>
+      <w:bookmarkStart w:id="12" w:name="_4elmboot3riv" w:colFirst="0" w:colLast="0"/>
+      <w:bookmarkEnd w:id="12"/>
+      <w:r>
+        <w:rPr>
+          <w:b/>
+          <w:color w:val="1E73BE"/>
+          <w:sz w:val="20"/>
+          <w:szCs w:val="20"/>
+          <w:shd w:val="clear" w:color="auto" w:fill="F9F9F9"/>
+        </w:rPr>
+        <w:t>Left Outer Join</w:t>
+      </w:r>
+    </w:p>
+    <w:p>
+      <w:pPr>
+        <w:shd w:val="clear" w:color="auto" w:fill="F9F9F9"/>
+        <w:spacing w:line="240" w:lineRule="auto"/>
+        <w:jc w:val="both"/>
+        <w:rPr>
+          <w:sz w:val="20"/>
+          <w:szCs w:val="20"/>
+          <w:shd w:val="clear" w:color="auto" w:fill="F9F9F9"/>
+        </w:rPr>
+      </w:pPr>
+      <w:r>
+        <w:rPr>
+          <w:rFonts w:ascii="Courier New" w:eastAsia="Courier New" w:hAnsi="Courier New" w:cs="Courier New"/>
+          <w:sz w:val="20"/>
+          <w:szCs w:val="20"/>
+          <w:shd w:val="clear" w:color="auto" w:fill="E3E3E4"/>
+        </w:rPr>
+        <w:t>Left</w:t>
+      </w:r>
+      <w:r>
+        <w:rPr>
+          <w:sz w:val="20"/>
+          <w:szCs w:val="20"/>
+          <w:shd w:val="clear" w:color="auto" w:fill="F9F9F9"/>
+        </w:rPr>
+        <w:t xml:space="preserve"> a.k.a </w:t>
+      </w:r>
+      <w:r>
+        <w:rPr>
+          <w:rFonts w:ascii="Courier New" w:eastAsia="Courier New" w:hAnsi="Courier New" w:cs="Courier New"/>
+          <w:sz w:val="20"/>
+          <w:szCs w:val="20"/>
+          <w:shd w:val="clear" w:color="auto" w:fill="E3E3E4"/>
+        </w:rPr>
+        <w:t>Leftouter</w:t>
+      </w:r>
+      <w:r>
+        <w:rPr>
+          <w:sz w:val="20"/>
+          <w:szCs w:val="20"/>
+          <w:shd w:val="clear" w:color="auto" w:fill="F9F9F9"/>
+        </w:rPr>
+        <w:t xml:space="preserve"> join returns all rows from the left dataset regardless of match found on the right dataset when join expression doesn’t match, it assigns null for that record and drops records from right where match not found</w:t>
+      </w:r>
+    </w:p>
+    <w:p>
+      <w:pPr>
+        <w:spacing w:line="240" w:lineRule="auto"/>
+        <w:jc w:val="both"/>
+        <w:rPr>
+          <w:sz w:val="20"/>
+          <w:szCs w:val="20"/>
+          <w:shd w:val="clear" w:color="auto" w:fill="F9F9F9"/>
+        </w:rPr>
+      </w:pPr>
+    </w:p>
+    <w:tbl>
+      <w:tblPr>
+        <w:tblW w:w="9029" w:type="dxa"/>
+        <w:tblBorders>
+          <w:top w:val="single" w:sz="8" w:space="0" w:color="000000"/>
+          <w:left w:val="single" w:sz="8" w:space="0" w:color="000000"/>
+          <w:bottom w:val="single" w:sz="8" w:space="0" w:color="000000"/>
+          <w:right w:val="single" w:sz="8" w:space="0" w:color="000000"/>
+          <w:insideH w:val="single" w:sz="8" w:space="0" w:color="000000"/>
+          <w:insideV w:val="single" w:sz="8" w:space="0" w:color="000000"/>
+        </w:tblBorders>
+        <w:tblLayout w:type="fixed"/>
+        <w:tblLook w:val="0600" w:firstRow="0" w:lastRow="0" w:firstColumn="0" w:lastColumn="0" w:noHBand="1" w:noVBand="1"/>
+      </w:tblPr>
+      <w:tblGrid>
+        <w:gridCol w:w="9029"/>
+      </w:tblGrid>
+      <w:tr>
+        <w:tc>
+          <w:tcPr>
+            <w:tcW w:w="9029" w:type="dxa"/>
+            <w:tcMar>
+              <w:top w:w="100" w:type="dxa"/>
+              <w:left w:w="100" w:type="dxa"/>
+              <w:bottom w:w="100" w:type="dxa"/>
+              <w:right w:w="100" w:type="dxa"/>
+            </w:tcMar>
+          </w:tcPr>
+          <w:p>
+            <w:pPr>
+              <w:spacing w:line="240" w:lineRule="auto"/>
+              <w:jc w:val="both"/>
+              <w:rPr>
+                <w:sz w:val="20"/>
+                <w:szCs w:val="20"/>
+              </w:rPr>
+            </w:pPr>
+            <w:r>
+              <w:rPr>
+                <w:sz w:val="20"/>
+                <w:szCs w:val="20"/>
+              </w:rPr>
+              <w:t>empDF.join(deptDF,empDF.emp_dept_id ==  deptDF.dept_id,"left") \</w:t>
+            </w:r>
+          </w:p>
+          <w:p>
+            <w:pPr>
+              <w:spacing w:line="240" w:lineRule="auto"/>
+              <w:jc w:val="both"/>
+              <w:rPr>
+                <w:rFonts w:ascii="Consolas" w:eastAsia="Consolas" w:hAnsi="Consolas" w:cs="Consolas"/>
+                <w:color w:val="F8F8F2"/>
+                <w:sz w:val="20"/>
+                <w:szCs w:val="20"/>
+                <w:shd w:val="clear" w:color="auto" w:fill="272822"/>
+              </w:rPr>
+            </w:pPr>
+            <w:r>
+              <w:rPr>
+                <w:sz w:val="20"/>
+                <w:szCs w:val="20"/>
+              </w:rPr>
+              <w:t xml:space="preserve">    .show(truncate=False)</w:t>
+            </w:r>
+          </w:p>
+          <w:p>
+            <w:pPr>
+              <w:spacing w:line="240" w:lineRule="auto"/>
+              <w:jc w:val="both"/>
+              <w:rPr>
+                <w:sz w:val="20"/>
+                <w:szCs w:val="20"/>
+              </w:rPr>
+            </w:pPr>
+          </w:p>
+          <w:p>
+            <w:pPr>
+              <w:spacing w:line="240" w:lineRule="auto"/>
+              <w:jc w:val="both"/>
+              <w:rPr>
+                <w:rFonts w:ascii="Consolas" w:eastAsia="Consolas" w:hAnsi="Consolas" w:cs="Consolas"/>
+                <w:color w:val="A6E22E"/>
+                <w:sz w:val="20"/>
+                <w:szCs w:val="20"/>
+                <w:shd w:val="clear" w:color="auto" w:fill="272822"/>
+              </w:rPr>
+            </w:pPr>
+            <w:r>
+              <w:rPr>
+                <w:sz w:val="20"/>
+                <w:szCs w:val="20"/>
+              </w:rPr>
+              <w:t>empDF.join(deptDF,empDF.emp_dept_id ==  deptDF.dept_id,"leftouter</w:t>
+            </w:r>
+          </w:p>
+          <w:p>
+            <w:pPr>
+              <w:spacing w:line="240" w:lineRule="auto"/>
+              <w:jc w:val="both"/>
+              <w:rPr>
+                <w:sz w:val="20"/>
+                <w:szCs w:val="20"/>
+              </w:rPr>
+            </w:pPr>
+            <w:r>
+              <w:rPr>
+                <w:sz w:val="20"/>
+                <w:szCs w:val="20"/>
+              </w:rPr>
+              <w:t>") \</w:t>
+            </w:r>
+          </w:p>
+          <w:p>
+            <w:pPr>
+              <w:spacing w:line="240" w:lineRule="auto"/>
+              <w:jc w:val="both"/>
+              <w:rPr>
+                <w:sz w:val="20"/>
+                <w:szCs w:val="20"/>
+              </w:rPr>
+            </w:pPr>
+            <w:r>
+              <w:rPr>
+                <w:sz w:val="20"/>
+                <w:szCs w:val="20"/>
+              </w:rPr>
+              <w:t xml:space="preserve">    .show(truncate=False)</w:t>
+            </w:r>
+          </w:p>
+          <w:p>
+            <w:pPr>
+              <w:spacing w:line="240" w:lineRule="auto"/>
+              <w:jc w:val="both"/>
+              <w:rPr>
+                <w:sz w:val="20"/>
+                <w:szCs w:val="20"/>
+              </w:rPr>
+            </w:pPr>
+          </w:p>
+        </w:tc>
+      </w:tr>
+    </w:tbl>
+    <w:p>
+      <w:pPr>
+        <w:spacing w:line="240" w:lineRule="auto"/>
+        <w:jc w:val="both"/>
+        <w:rPr>
+          <w:sz w:val="20"/>
+          <w:szCs w:val="20"/>
+          <w:shd w:val="clear" w:color="auto" w:fill="F9F9F9"/>
+        </w:rPr>
+      </w:pPr>
+    </w:p>
+    <w:p>
+      <w:pPr>
+        <w:spacing w:line="240" w:lineRule="auto"/>
+        <w:jc w:val="both"/>
+        <w:rPr>
+          <w:sz w:val="20"/>
+          <w:szCs w:val="20"/>
+          <w:shd w:val="clear" w:color="auto" w:fill="F9F9F9"/>
+        </w:rPr>
+      </w:pPr>
+    </w:p>
+    <w:p>
+      <w:pPr>
+        <w:pStyle w:val="Heading2"/>
+        <w:keepNext w:val="0"/>
+        <w:keepLines w:val="0"/>
+        <w:shd w:val="clear" w:color="auto" w:fill="F9F9F9"/>
+        <w:spacing w:before="0" w:after="0" w:line="240" w:lineRule="auto"/>
+        <w:jc w:val="both"/>
+        <w:rPr>
+          <w:b/>
+          <w:color w:val="1E73BE"/>
+          <w:sz w:val="20"/>
+          <w:szCs w:val="20"/>
+          <w:shd w:val="clear" w:color="auto" w:fill="F9F9F9"/>
+        </w:rPr>
+      </w:pPr>
+      <w:bookmarkStart w:id="13" w:name="_aeat8az5mm2w" w:colFirst="0" w:colLast="0"/>
+      <w:bookmarkEnd w:id="13"/>
+      <w:r>
+        <w:rPr>
+          <w:b/>
+          <w:color w:val="1E73BE"/>
+          <w:sz w:val="20"/>
+          <w:szCs w:val="20"/>
+          <w:shd w:val="clear" w:color="auto" w:fill="F9F9F9"/>
+        </w:rPr>
+        <w:t>Outer Join</w:t>
+      </w:r>
+    </w:p>
+    <w:p>
+      <w:pPr>
+        <w:shd w:val="clear" w:color="auto" w:fill="F9F9F9"/>
+        <w:spacing w:line="240" w:lineRule="auto"/>
+        <w:jc w:val="both"/>
+        <w:rPr>
+          <w:sz w:val="20"/>
+          <w:szCs w:val="20"/>
+          <w:shd w:val="clear" w:color="auto" w:fill="F9F9F9"/>
+        </w:rPr>
+      </w:pPr>
+      <w:r>
+        <w:rPr>
+          <w:rFonts w:ascii="Courier New" w:eastAsia="Courier New" w:hAnsi="Courier New" w:cs="Courier New"/>
+          <w:sz w:val="20"/>
+          <w:szCs w:val="20"/>
+          <w:shd w:val="clear" w:color="auto" w:fill="E3E3E4"/>
+        </w:rPr>
+        <w:t xml:space="preserve">Right </w:t>
+      </w:r>
+      <w:r>
+        <w:rPr>
+          <w:sz w:val="20"/>
+          <w:szCs w:val="20"/>
+          <w:shd w:val="clear" w:color="auto" w:fill="F9F9F9"/>
+        </w:rPr>
+        <w:t xml:space="preserve">a.k.a </w:t>
+      </w:r>
+      <w:r>
+        <w:rPr>
+          <w:rFonts w:ascii="Courier New" w:eastAsia="Courier New" w:hAnsi="Courier New" w:cs="Courier New"/>
+          <w:sz w:val="20"/>
+          <w:szCs w:val="20"/>
+          <w:shd w:val="clear" w:color="auto" w:fill="E3E3E4"/>
+        </w:rPr>
+        <w:t>Rightouter</w:t>
+      </w:r>
+      <w:r>
+        <w:rPr>
+          <w:sz w:val="20"/>
+          <w:szCs w:val="20"/>
+          <w:shd w:val="clear" w:color="auto" w:fill="F9F9F9"/>
+        </w:rPr>
+        <w:t xml:space="preserve"> join is opposite of </w:t>
+      </w:r>
+      <w:r>
+        <w:rPr>
+          <w:rFonts w:ascii="Courier New" w:eastAsia="Courier New" w:hAnsi="Courier New" w:cs="Courier New"/>
+          <w:sz w:val="20"/>
+          <w:szCs w:val="20"/>
+          <w:shd w:val="clear" w:color="auto" w:fill="E3E3E4"/>
+        </w:rPr>
+        <w:t>left</w:t>
+      </w:r>
+      <w:r>
+        <w:rPr>
+          <w:sz w:val="20"/>
+          <w:szCs w:val="20"/>
+          <w:shd w:val="clear" w:color="auto" w:fill="F9F9F9"/>
+        </w:rPr>
+        <w:t xml:space="preserve"> join, here it returns all rows from the right dataset regardless of math found on the left dataset, when join expression doesn’t match, it assigns null for that record and drops records from left where match not found.</w:t>
+      </w:r>
+    </w:p>
+    <w:p>
+      <w:pPr>
+        <w:spacing w:line="240" w:lineRule="auto"/>
+        <w:jc w:val="both"/>
+        <w:rPr>
+          <w:sz w:val="20"/>
+          <w:szCs w:val="20"/>
+          <w:shd w:val="clear" w:color="auto" w:fill="F9F9F9"/>
+        </w:rPr>
+      </w:pPr>
+    </w:p>
+    <w:p>
+      <w:pPr>
+        <w:spacing w:line="240" w:lineRule="auto"/>
+        <w:jc w:val="both"/>
+        <w:rPr>
+          <w:sz w:val="20"/>
+          <w:szCs w:val="20"/>
+          <w:shd w:val="clear" w:color="auto" w:fill="F9F9F9"/>
+        </w:rPr>
+      </w:pPr>
+    </w:p>
+    <w:tbl>
+      <w:tblPr>
+        <w:tblW w:w="9029" w:type="dxa"/>
+        <w:tblBorders>
+          <w:top w:val="single" w:sz="8" w:space="0" w:color="000000"/>
+          <w:left w:val="single" w:sz="8" w:space="0" w:color="000000"/>
+          <w:bottom w:val="single" w:sz="8" w:space="0" w:color="000000"/>
+          <w:right w:val="single" w:sz="8" w:space="0" w:color="000000"/>
+          <w:insideH w:val="single" w:sz="8" w:space="0" w:color="000000"/>
+          <w:insideV w:val="single" w:sz="8" w:space="0" w:color="000000"/>
+        </w:tblBorders>
+        <w:tblLayout w:type="fixed"/>
+        <w:tblLook w:val="0600" w:firstRow="0" w:lastRow="0" w:firstColumn="0" w:lastColumn="0" w:noHBand="1" w:noVBand="1"/>
+      </w:tblPr>
+      <w:tblGrid>
+        <w:gridCol w:w="9029"/>
+      </w:tblGrid>
+      <w:tr>
+        <w:tc>
+          <w:tcPr>
+            <w:tcW w:w="9029" w:type="dxa"/>
+            <w:tcMar>
+              <w:top w:w="100" w:type="dxa"/>
+              <w:left w:w="100" w:type="dxa"/>
+              <w:bottom w:w="100" w:type="dxa"/>
+              <w:right w:w="100" w:type="dxa"/>
+            </w:tcMar>
+          </w:tcPr>
+          <w:p>
+            <w:pPr>
+              <w:spacing w:line="240" w:lineRule="auto"/>
+              <w:jc w:val="both"/>
+              <w:rPr>
+                <w:sz w:val="20"/>
+                <w:szCs w:val="20"/>
+              </w:rPr>
+            </w:pPr>
+            <w:r>
+              <w:rPr>
+                <w:sz w:val="20"/>
+                <w:szCs w:val="20"/>
+              </w:rPr>
+              <w:t>empDF.join(deptDF,empDF.emp_dept_id ==  deptDF.dept_id,"right") \</w:t>
+            </w:r>
+          </w:p>
+          <w:p>
+            <w:pPr>
+              <w:spacing w:line="240" w:lineRule="auto"/>
+              <w:jc w:val="both"/>
+              <w:rPr>
+                <w:rFonts w:ascii="Consolas" w:eastAsia="Consolas" w:hAnsi="Consolas" w:cs="Consolas"/>
+                <w:color w:val="F8F8F2"/>
+                <w:sz w:val="20"/>
+                <w:szCs w:val="20"/>
+                <w:shd w:val="clear" w:color="auto" w:fill="272822"/>
+              </w:rPr>
+            </w:pPr>
+            <w:r>
+              <w:rPr>
+                <w:sz w:val="20"/>
+                <w:szCs w:val="20"/>
+              </w:rPr>
+              <w:t xml:space="preserve">    .show(truncate=False)</w:t>
+            </w:r>
+          </w:p>
+          <w:p>
+            <w:pPr>
+              <w:spacing w:line="240" w:lineRule="auto"/>
+              <w:jc w:val="both"/>
+              <w:rPr>
+                <w:sz w:val="20"/>
+                <w:szCs w:val="20"/>
+              </w:rPr>
+            </w:pPr>
+          </w:p>
+          <w:p>
+            <w:pPr>
+              <w:spacing w:line="240" w:lineRule="auto"/>
+              <w:jc w:val="both"/>
+              <w:rPr>
+                <w:sz w:val="20"/>
+                <w:szCs w:val="20"/>
+              </w:rPr>
+            </w:pPr>
+            <w:r>
+              <w:rPr>
+                <w:sz w:val="20"/>
+                <w:szCs w:val="20"/>
+              </w:rPr>
+              <w:t>empDF.join(deptDF,empDF.emp_dept_id ==  deptDF.dept_id,"rightouter") \</w:t>
+            </w:r>
+          </w:p>
+          <w:p>
+            <w:pPr>
+              <w:spacing w:line="240" w:lineRule="auto"/>
+              <w:jc w:val="both"/>
+              <w:rPr>
+                <w:sz w:val="20"/>
+                <w:szCs w:val="20"/>
+                <w:shd w:val="clear" w:color="auto" w:fill="F9F9F9"/>
+              </w:rPr>
+            </w:pPr>
+            <w:r>
+              <w:rPr>
+                <w:sz w:val="20"/>
+                <w:szCs w:val="20"/>
+              </w:rPr>
+              <w:t xml:space="preserve">    .show(truncate=False)</w:t>
+            </w:r>
+          </w:p>
+        </w:tc>
+      </w:tr>
+    </w:tbl>
+    <w:p>
+      <w:pPr>
+        <w:spacing w:line="240" w:lineRule="auto"/>
+        <w:jc w:val="both"/>
+        <w:rPr>
+          <w:sz w:val="20"/>
+          <w:szCs w:val="20"/>
+          <w:shd w:val="clear" w:color="auto" w:fill="F9F9F9"/>
+        </w:rPr>
+      </w:pPr>
+    </w:p>
     <w:p>
       <w:pPr>
         <w:spacing w:line="240" w:lineRule="auto"/>
@@ -4771,6 +7988,7 @@
     <w:name w:val="heading 2"/>
     <w:basedOn w:val="Normal"/>
     <w:next w:val="Normal"/>
+    <w:link w:val="Heading2Char"/>
     <w:uiPriority w:val="9"/>
     <w:unhideWhenUsed/>
     <w:qFormat/>
@@ -5182,6 +8400,17 @@
       </w:tblCellMar>
     </w:tblPr>
   </w:style>
+  <w:style w:type="character" w:customStyle="1" w:styleId="Heading2Char">
+    <w:name w:val="Heading 2 Char"/>
+    <w:basedOn w:val="DefaultParagraphFont"/>
+    <w:link w:val="Heading2"/>
+    <w:uiPriority w:val="9"/>
+    <w:rsid w:val="00ED6EAA"/>
+    <w:rPr>
+      <w:sz w:val="32"/>
+      <w:szCs w:val="32"/>
+    </w:rPr>
+  </w:style>
 </w:styles>
 </file>
 
